--- a/Documents/Spectral Variation Paper.docx
+++ b/Documents/Spectral Variation Paper.docx
@@ -1,12 +1,614 @@
 
 <file path=word/document.xml><?xml version="1.0" encoding="utf-8"?>
-<w:document xmlns:wpc="http://schemas.microsoft.com/office/word/2010/wordprocessingCanvas" xmlns:cx="http://schemas.microsoft.com/office/drawing/2014/chartex" xmlns:cx1="http://schemas.microsoft.com/office/drawing/2015/9/8/chartex" xmlns:cx2="http://schemas.microsoft.com/office/drawing/2015/10/21/chartex" xmlns:cx3="http://schemas.microsoft.com/office/drawing/2016/5/9/chartex" xmlns:cx4="http://schemas.microsoft.com/office/drawing/2016/5/10/chartex" xmlns:cx5="http://schemas.microsoft.com/office/drawing/2016/5/11/chartex" xmlns:cx6="http://schemas.microsoft.com/office/drawing/2016/5/12/chartex" xmlns:cx7="http://schemas.microsoft.com/office/drawing/2016/5/13/chartex" xmlns:cx8="http://schemas.microsoft.com/office/drawing/2016/5/14/chartex" xmlns:mc="http://schemas.openxmlformats.org/markup-compatibility/2006" xmlns:aink="http://schemas.microsoft.com/office/drawing/2016/ink" xmlns:am3d="http://schemas.microsoft.com/office/drawing/2017/model3d" xmlns:o="urn:schemas-microsoft-com:office:office" xmlns:oel="http://schemas.microsoft.com/office/2019/extlst" xmlns:r="http://schemas.openxmlformats.org/officeDocument/2006/relationships" xmlns:m="http://schemas.openxmlformats.org/officeDocument/2006/math" xmlns:v="urn:schemas-microsoft-com:vml" xmlns:wp14="http://schemas.microsoft.com/office/word/2010/wordprocessingDrawing" xmlns:wp="http://schemas.openxmlformats.org/drawingml/2006/wordprocessingDrawing" xmlns:w10="urn:schemas-microsoft-com:office:word" xmlns:w="http://schemas.openxmlformats.org/wordprocessingml/2006/main" xmlns:w14="http://schemas.microsoft.com/office/word/2010/wordml" xmlns:w15="http://schemas.microsoft.com/office/word/2012/wordml" xmlns:w16cex="http://schemas.microsoft.com/office/word/2018/wordml/cex" xmlns:w16cid="http://schemas.microsoft.com/office/word/2016/wordml/cid" xmlns:w16="http://schemas.microsoft.com/office/word/2018/wordml" xmlns:w16du="http://schemas.microsoft.com/office/word/2023/wordml/word16du" xmlns:w16sdtdh="http://schemas.microsoft.com/office/word/2020/wordml/sdtdatahash" xmlns:w16sdtfl="http://schemas.microsoft.com/office/word/2024/wordml/sdtformatlock" xmlns:w16se="http://schemas.microsoft.com/office/word/2015/wordml/symex" xmlns:wpg="http://schemas.microsoft.com/office/word/2010/wordprocessingGroup" xmlns:wpi="http://schemas.microsoft.com/office/word/2010/wordprocessingInk" xmlns:wne="http://schemas.microsoft.com/office/word/2006/wordml" xmlns:wps="http://schemas.microsoft.com/office/word/2010/wordprocessingShape" mc:Ignorable="w14 w15 w16se w16cid w16 w16cex w16sdtdh w16sdtfl w16du wp14">
+<w:document xmlns:wpc="http://schemas.microsoft.com/office/word/2010/wordprocessingCanvas" xmlns:cx="http://schemas.microsoft.com/office/drawing/2014/chartex" xmlns:cx1="http://schemas.microsoft.com/office/drawing/2015/9/8/chartex" xmlns:cx2="http://schemas.microsoft.com/office/drawing/2015/10/21/chartex" xmlns:cx3="http://schemas.microsoft.com/office/drawing/2016/5/9/chartex" xmlns:cx4="http://schemas.microsoft.com/office/drawing/2016/5/10/chartex" xmlns:cx5="http://schemas.microsoft.com/office/drawing/2016/5/11/chartex" xmlns:cx6="http://schemas.microsoft.com/office/drawing/2016/5/12/chartex" xmlns:cx7="http://schemas.microsoft.com/office/drawing/2016/5/13/chartex" xmlns:cx8="http://schemas.microsoft.com/office/drawing/2016/5/14/chartex" xmlns:mc="http://schemas.openxmlformats.org/markup-compatibility/2006" xmlns:aink="http://schemas.microsoft.com/office/drawing/2016/ink" xmlns:am3d="http://schemas.microsoft.com/office/drawing/2017/model3d" xmlns:o="urn:schemas-microsoft-com:office:office" xmlns:r="http://schemas.openxmlformats.org/officeDocument/2006/relationships" xmlns:m="http://schemas.openxmlformats.org/officeDocument/2006/math" xmlns:v="urn:schemas-microsoft-com:vml" xmlns:wp14="http://schemas.microsoft.com/office/word/2010/wordprocessingDrawing" xmlns:wp="http://schemas.openxmlformats.org/drawingml/2006/wordprocessingDrawing" xmlns:w10="urn:schemas-microsoft-com:office:word" xmlns:w="http://schemas.openxmlformats.org/wordprocessingml/2006/main" xmlns:w14="http://schemas.microsoft.com/office/word/2010/wordml" xmlns:w15="http://schemas.microsoft.com/office/word/2012/wordml" xmlns:w16cid="http://schemas.microsoft.com/office/word/2016/wordml/cid" xmlns:w16se="http://schemas.microsoft.com/office/word/2015/wordml/symex" xmlns:wpg="http://schemas.microsoft.com/office/word/2010/wordprocessingGroup" xmlns:wpi="http://schemas.microsoft.com/office/word/2010/wordprocessingInk" xmlns:wne="http://schemas.microsoft.com/office/word/2006/wordml" xmlns:wps="http://schemas.microsoft.com/office/word/2010/wordprocessingShape" mc:Ignorable="w14 w15 w16se w16cid wp14">
   <w:body>
     <w:p>
       <w:pPr>
         <w:pStyle w:val="NormalWeb"/>
       </w:pPr>
       <w:r>
+        <w:t>Abstract</w:t>
+      </w:r>
+    </w:p>
+    <w:p>
+      <w:pPr>
+        <w:pStyle w:val="NormalWeb"/>
+      </w:pPr>
+      <w:r>
+        <w:t xml:space="preserve">Biodiversity plays a critical role in maintaining ecosystem function, yet monitoring its spatial and temporal dynamics remains a significant challenge, particularly in forested systems. Recent advances in hyperspectral remote sensing provide new opportunities to assess biodiversity across large spatial scales. Leaf spectral reflectance is influenced by biochemical and structural traits that are shaped by evolutionary history, suggesting that spectral variation may serve as a proxy for phylogenetic diversity. In this study, we investigate the relationship between spectral heterogeneity and phylogenetic diversity in a temperate forest system. We utilize census data collected during the 2024–2025 </w:t>
+      </w:r>
+      <w:proofErr w:type="spellStart"/>
+      <w:r>
+        <w:t>recensus</w:t>
+      </w:r>
+      <w:proofErr w:type="spellEnd"/>
+      <w:r>
+        <w:t xml:space="preserve"> of the 20-hectare Paint Rock Forest Dynamic Plot, which includes species identity, diameter at breast height (DBH), spatial location, and canopy position for over 29,000 trees. These data were used to generate spatial representations of species composition and phylogenetic diversity, serving as ground reference for drone-acquired hyperspectral imagery collected in July 2024.</w:t>
+      </w:r>
+    </w:p>
+    <w:p>
+      <w:pPr>
+        <w:pStyle w:val="NormalWeb"/>
+      </w:pPr>
+      <w:commentRangeStart w:id="0"/>
+      <w:r>
+        <w:t>Our results indicate that spectral variation captures a measurable component of phylogenetic diversity across the landscape. Specifically, we found that approximately 8% of the spectral heterogeneity can be explained by the calculated phylogenetic diversity. However, additional factors, including topography and water availability, also play important roles in shaping spectral patterns. These findings highlight both the potential and limitations of using hyperspectral data as a proxy for biodiversity, and underscore the need to account for environmental drivers when interpreting remotely sensed signals.</w:t>
+      </w:r>
+      <w:commentRangeEnd w:id="0"/>
+      <w:r>
+        <w:rPr>
+          <w:rStyle w:val="CommentReference"/>
+          <w:rFonts w:asciiTheme="minorHAnsi" w:eastAsiaTheme="minorHAnsi" w:hAnsiTheme="minorHAnsi" w:cstheme="minorBidi"/>
+        </w:rPr>
+        <w:commentReference w:id="0"/>
+      </w:r>
+    </w:p>
+    <w:p>
+      <w:pPr>
+        <w:pStyle w:val="NormalWeb"/>
+      </w:pPr>
+    </w:p>
+    <w:p>
+      <w:pPr>
+        <w:pStyle w:val="NormalWeb"/>
+      </w:pPr>
+      <w:r>
+        <w:t>Introduction:</w:t>
+      </w:r>
+    </w:p>
+    <w:p>
+      <w:pPr>
+        <w:rPr>
+          <w:rFonts w:ascii="Times New Roman" w:hAnsi="Times New Roman" w:cs="Times New Roman"/>
+          <w:sz w:val="24"/>
+          <w:szCs w:val="24"/>
+        </w:rPr>
+      </w:pPr>
+      <w:r>
+        <w:rPr>
+          <w:rFonts w:ascii="Times New Roman" w:hAnsi="Times New Roman" w:cs="Times New Roman"/>
+          <w:sz w:val="24"/>
+          <w:szCs w:val="24"/>
+        </w:rPr>
+        <w:t xml:space="preserve">Biodiversity plays a critical role in maintaining ecosystem function, resilience, and productivity, making the monitoring of biodiversity change in forest systems an essential component of conservation efforts. Recent advances in </w:t>
+      </w:r>
+      <w:r>
+        <w:rPr>
+          <w:rFonts w:ascii="Times New Roman" w:hAnsi="Times New Roman" w:cs="Times New Roman"/>
+          <w:sz w:val="24"/>
+          <w:szCs w:val="24"/>
+        </w:rPr>
+        <w:t>hyperspectral</w:t>
+      </w:r>
+      <w:r>
+        <w:rPr>
+          <w:rFonts w:ascii="Times New Roman" w:hAnsi="Times New Roman" w:cs="Times New Roman"/>
+          <w:sz w:val="24"/>
+          <w:szCs w:val="24"/>
+        </w:rPr>
+        <w:t xml:space="preserve"> (HS)</w:t>
+      </w:r>
+      <w:r>
+        <w:rPr>
+          <w:rFonts w:ascii="Times New Roman" w:hAnsi="Times New Roman" w:cs="Times New Roman"/>
+          <w:sz w:val="24"/>
+          <w:szCs w:val="24"/>
+        </w:rPr>
+        <w:t xml:space="preserve"> </w:t>
+      </w:r>
+      <w:r>
+        <w:rPr>
+          <w:rFonts w:ascii="Times New Roman" w:hAnsi="Times New Roman" w:cs="Times New Roman"/>
+          <w:sz w:val="24"/>
+          <w:szCs w:val="24"/>
+        </w:rPr>
+        <w:t>remote sensing</w:t>
+      </w:r>
+      <w:r>
+        <w:rPr>
+          <w:rFonts w:ascii="Times New Roman" w:hAnsi="Times New Roman" w:cs="Times New Roman"/>
+          <w:sz w:val="24"/>
+          <w:szCs w:val="24"/>
+        </w:rPr>
+        <w:t xml:space="preserve"> </w:t>
+      </w:r>
+      <w:r>
+        <w:rPr>
+          <w:rFonts w:ascii="Times New Roman" w:hAnsi="Times New Roman" w:cs="Times New Roman"/>
+          <w:sz w:val="24"/>
+          <w:szCs w:val="24"/>
+        </w:rPr>
+        <w:t>now enable the collection of detailed spectral information over large spatial extents. These developments create a growing need for analytical methods capable of transforming high-dimensional spectral data into meaningful products that can be used to monitor biological diversity (Cavender-Bares et al., 2016).</w:t>
+      </w:r>
+    </w:p>
+    <w:p>
+      <w:pPr>
+        <w:rPr>
+          <w:rFonts w:ascii="Times New Roman" w:hAnsi="Times New Roman" w:cs="Times New Roman"/>
+          <w:sz w:val="24"/>
+          <w:szCs w:val="24"/>
+        </w:rPr>
+      </w:pPr>
+      <w:r>
+        <w:rPr>
+          <w:rFonts w:ascii="Times New Roman" w:hAnsi="Times New Roman" w:cs="Times New Roman"/>
+          <w:sz w:val="24"/>
+          <w:szCs w:val="24"/>
+        </w:rPr>
+        <w:t xml:space="preserve">Tree species have evolved over time into distinct phylogenetic lineages, adapting to their environments through changes in resource acquisition, allocation, and physiological function. This evolutionary history is reflected in the chemical and structural properties of leaves, which influence how light is absorbed, transmitted, and reflected across the electromagnetic spectrum. While leaf traits are shaped by </w:t>
+      </w:r>
+      <w:r>
+        <w:rPr>
+          <w:rFonts w:ascii="Times New Roman" w:hAnsi="Times New Roman" w:cs="Times New Roman"/>
+          <w:sz w:val="24"/>
+          <w:szCs w:val="24"/>
+        </w:rPr>
+        <w:t>phylogen</w:t>
+      </w:r>
+      <w:r>
+        <w:rPr>
+          <w:rFonts w:ascii="Times New Roman" w:hAnsi="Times New Roman" w:cs="Times New Roman"/>
+          <w:sz w:val="24"/>
+          <w:szCs w:val="24"/>
+        </w:rPr>
+        <w:t>y</w:t>
+      </w:r>
+      <w:r>
+        <w:rPr>
+          <w:rFonts w:ascii="Times New Roman" w:hAnsi="Times New Roman" w:cs="Times New Roman"/>
+          <w:sz w:val="24"/>
+          <w:szCs w:val="24"/>
+        </w:rPr>
+        <w:t>, they are also influenced by current climatic and environmental factors, complicating the spectral signal observed by hyperspectral sensors</w:t>
+      </w:r>
+      <w:r>
+        <w:rPr>
+          <w:rFonts w:ascii="Times New Roman" w:hAnsi="Times New Roman" w:cs="Times New Roman"/>
+          <w:sz w:val="24"/>
+          <w:szCs w:val="24"/>
+        </w:rPr>
+        <w:t>.</w:t>
+      </w:r>
+    </w:p>
+    <w:p>
+      <w:pPr>
+        <w:rPr>
+          <w:rFonts w:ascii="Times New Roman" w:hAnsi="Times New Roman" w:cs="Times New Roman"/>
+          <w:sz w:val="24"/>
+          <w:szCs w:val="24"/>
+        </w:rPr>
+      </w:pPr>
+      <w:r>
+        <w:rPr>
+          <w:rFonts w:ascii="Times New Roman" w:hAnsi="Times New Roman" w:cs="Times New Roman"/>
+          <w:sz w:val="24"/>
+          <w:szCs w:val="24"/>
+        </w:rPr>
+        <w:t>Plant</w:t>
+      </w:r>
+      <w:r>
+        <w:rPr>
+          <w:rFonts w:ascii="Times New Roman" w:hAnsi="Times New Roman" w:cs="Times New Roman"/>
+          <w:sz w:val="24"/>
+          <w:szCs w:val="24"/>
+        </w:rPr>
+        <w:t>-</w:t>
+      </w:r>
+      <w:r>
+        <w:rPr>
+          <w:rFonts w:ascii="Times New Roman" w:hAnsi="Times New Roman" w:cs="Times New Roman"/>
+          <w:sz w:val="24"/>
+          <w:szCs w:val="24"/>
+        </w:rPr>
+        <w:t xml:space="preserve">light interactions encode a wide range of biological information. Leaves absorb and reflect electromagnetic radiation as a function of their pigments, structural properties, and chemical composition. Different regions of the electromagnetic spectrum are sensitive to distinct plant characteristics: wavelengths in the visible range (400–700 nm) are primarily associated with </w:t>
+      </w:r>
+      <w:r>
+        <w:rPr>
+          <w:rFonts w:ascii="Times New Roman" w:hAnsi="Times New Roman" w:cs="Times New Roman"/>
+          <w:sz w:val="24"/>
+          <w:szCs w:val="24"/>
+        </w:rPr>
+        <w:lastRenderedPageBreak/>
+        <w:t>photosynthetic pigments,</w:t>
+      </w:r>
+      <w:r>
+        <w:rPr>
+          <w:rFonts w:ascii="Times New Roman" w:hAnsi="Times New Roman" w:cs="Times New Roman"/>
+          <w:sz w:val="24"/>
+          <w:szCs w:val="24"/>
+        </w:rPr>
+        <w:t xml:space="preserve"> and</w:t>
+      </w:r>
+      <w:r>
+        <w:rPr>
+          <w:rFonts w:ascii="Times New Roman" w:hAnsi="Times New Roman" w:cs="Times New Roman"/>
+          <w:sz w:val="24"/>
+          <w:szCs w:val="24"/>
+        </w:rPr>
+        <w:t xml:space="preserve"> near-infrared wavelengths (700–1100 nm) capture variation in leaf and canopy structure </w:t>
+      </w:r>
+      <w:r>
+        <w:rPr>
+          <w:rFonts w:ascii="Times New Roman" w:hAnsi="Times New Roman" w:cs="Times New Roman"/>
+          <w:sz w:val="24"/>
+          <w:szCs w:val="24"/>
+        </w:rPr>
+        <w:t>(Crofts et al., 2024)</w:t>
+      </w:r>
+      <w:r>
+        <w:rPr>
+          <w:rFonts w:ascii="Times New Roman" w:hAnsi="Times New Roman" w:cs="Times New Roman"/>
+          <w:sz w:val="24"/>
+          <w:szCs w:val="24"/>
+        </w:rPr>
+        <w:t xml:space="preserve">. By measuring reflectance across many narrow spectral bands, hyperspectral sensors generate detailed spectral signatures that </w:t>
+      </w:r>
+      <w:r>
+        <w:rPr>
+          <w:rFonts w:ascii="Times New Roman" w:hAnsi="Times New Roman" w:cs="Times New Roman"/>
+          <w:sz w:val="24"/>
+          <w:szCs w:val="24"/>
+        </w:rPr>
+        <w:t>may shed light on</w:t>
+      </w:r>
+      <w:r>
+        <w:rPr>
+          <w:rFonts w:ascii="Times New Roman" w:hAnsi="Times New Roman" w:cs="Times New Roman"/>
+          <w:sz w:val="24"/>
+          <w:szCs w:val="24"/>
+        </w:rPr>
+        <w:t xml:space="preserve"> these underlying properties.</w:t>
+      </w:r>
+    </w:p>
+    <w:p>
+      <w:pPr>
+        <w:rPr>
+          <w:rFonts w:ascii="Times New Roman" w:hAnsi="Times New Roman" w:cs="Times New Roman"/>
+          <w:sz w:val="24"/>
+          <w:szCs w:val="24"/>
+        </w:rPr>
+      </w:pPr>
+      <w:r>
+        <w:rPr>
+          <w:rFonts w:ascii="Times New Roman" w:hAnsi="Times New Roman" w:cs="Times New Roman"/>
+          <w:sz w:val="24"/>
+          <w:szCs w:val="24"/>
+        </w:rPr>
+        <w:t>Because these spectral signatures reflect plant phenotypes shaped by evolutionary history, they offer a potential link to biodiversity. Hyperspectral data can be collected across large spatial extents, enabling continuous mapping of vegetation properties and overcoming limitations of field surveys. This has led to increasing interest in using spectral information to study biodiversity patterns and their responses to environmental change.</w:t>
+      </w:r>
+    </w:p>
+    <w:p>
+      <w:pPr>
+        <w:rPr>
+          <w:rFonts w:ascii="Times New Roman" w:hAnsi="Times New Roman" w:cs="Times New Roman"/>
+          <w:sz w:val="24"/>
+          <w:szCs w:val="24"/>
+        </w:rPr>
+      </w:pPr>
+      <w:r>
+        <w:rPr>
+          <w:rFonts w:ascii="Times New Roman" w:hAnsi="Times New Roman" w:cs="Times New Roman"/>
+          <w:sz w:val="24"/>
+          <w:szCs w:val="24"/>
+        </w:rPr>
+        <w:t xml:space="preserve">A central framework guiding this work is the Spectral Variation Hypothesis (SVH), which posits that greater spectral heterogeneity corresponds to greater biological diversity. Under this hypothesis, variation in reflectance referred to as spectral </w:t>
+      </w:r>
+      <w:r>
+        <w:rPr>
+          <w:rFonts w:ascii="Times New Roman" w:hAnsi="Times New Roman" w:cs="Times New Roman"/>
+          <w:sz w:val="24"/>
+          <w:szCs w:val="24"/>
+        </w:rPr>
+        <w:t xml:space="preserve">heterogeneity </w:t>
+      </w:r>
+      <w:r>
+        <w:rPr>
+          <w:rFonts w:ascii="Times New Roman" w:hAnsi="Times New Roman" w:cs="Times New Roman"/>
+          <w:sz w:val="24"/>
+          <w:szCs w:val="24"/>
+        </w:rPr>
+        <w:t xml:space="preserve">should reflect </w:t>
+      </w:r>
+      <w:r>
+        <w:rPr>
+          <w:rFonts w:ascii="Times New Roman" w:hAnsi="Times New Roman" w:cs="Times New Roman"/>
+          <w:sz w:val="24"/>
+          <w:szCs w:val="24"/>
+        </w:rPr>
+        <w:t>the biodiversity of forest canopies</w:t>
+      </w:r>
+      <w:r>
+        <w:rPr>
+          <w:rFonts w:ascii="Times New Roman" w:hAnsi="Times New Roman" w:cs="Times New Roman"/>
+          <w:sz w:val="24"/>
+          <w:szCs w:val="24"/>
+        </w:rPr>
+        <w:t>. While many studies have focused on relationships between spectral diversity and species richness, the underlying mechanism is thought to be mediated by plant traits, which directly influence how plants interact with light and indirectly structure ecological communities. As a result, stronger relationships are often expected when spectral data are linked to functional trait diversity rather than taxonomic identity alone.</w:t>
+      </w:r>
+    </w:p>
+    <w:p>
+      <w:pPr>
+        <w:rPr>
+          <w:rFonts w:ascii="Times New Roman" w:hAnsi="Times New Roman" w:cs="Times New Roman"/>
+          <w:sz w:val="24"/>
+          <w:szCs w:val="24"/>
+        </w:rPr>
+      </w:pPr>
+      <w:r>
+        <w:rPr>
+          <w:rFonts w:ascii="Times New Roman" w:hAnsi="Times New Roman" w:cs="Times New Roman"/>
+          <w:sz w:val="24"/>
+          <w:szCs w:val="24"/>
+        </w:rPr>
+        <w:t xml:space="preserve">However, important gaps remain in our understanding of how well spectral data capture different aspects of biodiversity. Ecological communities can be described in terms of both composition (which species are present) and diversity (how variable or evenly distributed they are), </w:t>
+      </w:r>
+      <w:r>
+        <w:rPr>
+          <w:rFonts w:ascii="Times New Roman" w:hAnsi="Times New Roman" w:cs="Times New Roman"/>
+          <w:sz w:val="24"/>
+          <w:szCs w:val="24"/>
+        </w:rPr>
+        <w:t xml:space="preserve">with </w:t>
+      </w:r>
+      <w:r>
+        <w:rPr>
+          <w:rFonts w:ascii="Times New Roman" w:hAnsi="Times New Roman" w:cs="Times New Roman"/>
+          <w:sz w:val="24"/>
+          <w:szCs w:val="24"/>
+        </w:rPr>
+        <w:t>spectral data hav</w:t>
+      </w:r>
+      <w:r>
+        <w:rPr>
+          <w:rFonts w:ascii="Times New Roman" w:hAnsi="Times New Roman" w:cs="Times New Roman"/>
+          <w:sz w:val="24"/>
+          <w:szCs w:val="24"/>
+        </w:rPr>
+        <w:t>ing similar</w:t>
+      </w:r>
+      <w:r>
+        <w:rPr>
+          <w:rFonts w:ascii="Times New Roman" w:hAnsi="Times New Roman" w:cs="Times New Roman"/>
+          <w:sz w:val="24"/>
+          <w:szCs w:val="24"/>
+        </w:rPr>
+        <w:t xml:space="preserve"> properties, including spectral composition and spectral diversity. Despite this conceptual alignment, there is no consensus on the most appropriate metrics, and empirical results testing the SVH. Furthermore, spectral signals are influenced not only by vegetation but also by external factors such as topography, soil background, canopy gaps, and water availability, which can confound </w:t>
+      </w:r>
+      <w:r>
+        <w:rPr>
+          <w:rFonts w:ascii="Times New Roman" w:hAnsi="Times New Roman" w:cs="Times New Roman"/>
+          <w:sz w:val="24"/>
+          <w:szCs w:val="24"/>
+        </w:rPr>
+        <w:t>correlation</w:t>
+      </w:r>
+      <w:r>
+        <w:rPr>
+          <w:rFonts w:ascii="Times New Roman" w:hAnsi="Times New Roman" w:cs="Times New Roman"/>
+          <w:sz w:val="24"/>
+          <w:szCs w:val="24"/>
+        </w:rPr>
+        <w:t xml:space="preserve"> with biodiversity</w:t>
+      </w:r>
+      <w:r>
+        <w:rPr>
+          <w:rFonts w:ascii="Times New Roman" w:hAnsi="Times New Roman" w:cs="Times New Roman"/>
+          <w:sz w:val="24"/>
+          <w:szCs w:val="24"/>
+        </w:rPr>
+        <w:t xml:space="preserve"> measures</w:t>
+      </w:r>
+      <w:r>
+        <w:rPr>
+          <w:rFonts w:ascii="Times New Roman" w:hAnsi="Times New Roman" w:cs="Times New Roman"/>
+          <w:sz w:val="24"/>
+          <w:szCs w:val="24"/>
+        </w:rPr>
+        <w:t>.</w:t>
+      </w:r>
+    </w:p>
+    <w:p>
+      <w:pPr>
+        <w:rPr>
+          <w:rFonts w:ascii="Times New Roman" w:hAnsi="Times New Roman" w:cs="Times New Roman"/>
+          <w:sz w:val="24"/>
+          <w:szCs w:val="24"/>
+        </w:rPr>
+      </w:pPr>
+      <w:r>
+        <w:rPr>
+          <w:rFonts w:ascii="Times New Roman" w:hAnsi="Times New Roman" w:cs="Times New Roman"/>
+          <w:sz w:val="24"/>
+          <w:szCs w:val="24"/>
+        </w:rPr>
+        <w:t xml:space="preserve">Spatial scale further complicates the relationship between spectral heterogeneity and biodiversity. The grain and extent at which communities are sampled can strongly influence observed patterns of both </w:t>
+      </w:r>
+      <w:proofErr w:type="gramStart"/>
+      <w:r>
+        <w:rPr>
+          <w:rFonts w:ascii="Times New Roman" w:hAnsi="Times New Roman" w:cs="Times New Roman"/>
+          <w:sz w:val="24"/>
+          <w:szCs w:val="24"/>
+        </w:rPr>
+        <w:t>species</w:t>
+      </w:r>
+      <w:proofErr w:type="gramEnd"/>
+      <w:r>
+        <w:rPr>
+          <w:rFonts w:ascii="Times New Roman" w:hAnsi="Times New Roman" w:cs="Times New Roman"/>
+          <w:sz w:val="24"/>
+          <w:szCs w:val="24"/>
+        </w:rPr>
+        <w:t xml:space="preserve"> diversity and spectral </w:t>
+      </w:r>
+      <w:r>
+        <w:rPr>
+          <w:rFonts w:ascii="Times New Roman" w:hAnsi="Times New Roman" w:cs="Times New Roman"/>
+          <w:sz w:val="24"/>
+          <w:szCs w:val="24"/>
+        </w:rPr>
+        <w:t>heterogeneity</w:t>
+      </w:r>
+      <w:r>
+        <w:rPr>
+          <w:rFonts w:ascii="Times New Roman" w:hAnsi="Times New Roman" w:cs="Times New Roman"/>
+          <w:sz w:val="24"/>
+          <w:szCs w:val="24"/>
+        </w:rPr>
+        <w:t xml:space="preserve">. At very fine spatial grains, communities contain relatively few individuals, and processes such as ecological drift may dominate, weakening detectable relationships between spectral signals and underlying </w:t>
+      </w:r>
+      <w:r>
+        <w:rPr>
+          <w:rFonts w:ascii="Times New Roman" w:hAnsi="Times New Roman" w:cs="Times New Roman"/>
+          <w:sz w:val="24"/>
+          <w:szCs w:val="24"/>
+        </w:rPr>
+        <w:t>community</w:t>
+      </w:r>
+      <w:r>
+        <w:rPr>
+          <w:rFonts w:ascii="Times New Roman" w:hAnsi="Times New Roman" w:cs="Times New Roman"/>
+          <w:sz w:val="24"/>
+          <w:szCs w:val="24"/>
+        </w:rPr>
+        <w:t xml:space="preserve"> structure</w:t>
+      </w:r>
+      <w:r>
+        <w:t xml:space="preserve"> </w:t>
+      </w:r>
+      <w:r>
+        <w:rPr>
+          <w:rFonts w:ascii="Times New Roman" w:hAnsi="Times New Roman" w:cs="Times New Roman"/>
+          <w:sz w:val="24"/>
+          <w:szCs w:val="24"/>
+        </w:rPr>
+        <w:t>(Crofts et al., 2026)</w:t>
+      </w:r>
+      <w:r>
+        <w:rPr>
+          <w:rFonts w:ascii="Times New Roman" w:hAnsi="Times New Roman" w:cs="Times New Roman"/>
+          <w:sz w:val="24"/>
+          <w:szCs w:val="24"/>
+        </w:rPr>
+        <w:t>. As spatial grain increases, signals of environmental filtering and species sorting may become more apparent, but overly large sampling units can obscure fine-scale heterogeneity by averaging across environmental gradients. This suggests that relationships between spectral heterogeneity and biodiversity may be strongest at intermediate spatial scales, where both biological and environmental variation are captured without excessive aggregation. Similarly, increasing spatial extent can introduce broader environmental gradients, potentially strengthening associations between spectral variation and community structure, but may also introduce confounding factors that complicate interpretation. Despite its importance, the role of spatial scale in shaping spectral</w:t>
+      </w:r>
+      <w:r>
+        <w:rPr>
+          <w:rFonts w:ascii="Times New Roman" w:hAnsi="Times New Roman" w:cs="Times New Roman"/>
+          <w:sz w:val="24"/>
+          <w:szCs w:val="24"/>
+        </w:rPr>
+        <w:t>-</w:t>
+      </w:r>
+      <w:r>
+        <w:rPr>
+          <w:rFonts w:ascii="Times New Roman" w:hAnsi="Times New Roman" w:cs="Times New Roman"/>
+          <w:sz w:val="24"/>
+          <w:szCs w:val="24"/>
+        </w:rPr>
+        <w:t>biodiversity relationships remains insufficiently explored</w:t>
+      </w:r>
+      <w:r>
+        <w:rPr>
+          <w:rFonts w:ascii="Times New Roman" w:hAnsi="Times New Roman" w:cs="Times New Roman"/>
+          <w:sz w:val="24"/>
+          <w:szCs w:val="24"/>
+        </w:rPr>
+        <w:t>.</w:t>
+      </w:r>
+    </w:p>
+    <w:p>
+      <w:pPr>
+        <w:rPr>
+          <w:rFonts w:ascii="Times New Roman" w:hAnsi="Times New Roman" w:cs="Times New Roman"/>
+          <w:sz w:val="24"/>
+          <w:szCs w:val="24"/>
+        </w:rPr>
+      </w:pPr>
+      <w:r>
+        <w:rPr>
+          <w:rFonts w:ascii="Times New Roman" w:hAnsi="Times New Roman" w:cs="Times New Roman"/>
+          <w:sz w:val="24"/>
+          <w:szCs w:val="24"/>
+        </w:rPr>
+        <w:lastRenderedPageBreak/>
+        <w:t>In this study, we evaluate the extent to which hyperspectral data capture</w:t>
+      </w:r>
+      <w:r>
+        <w:rPr>
+          <w:rFonts w:ascii="Times New Roman" w:hAnsi="Times New Roman" w:cs="Times New Roman"/>
+          <w:sz w:val="24"/>
+          <w:szCs w:val="24"/>
+        </w:rPr>
+        <w:t>s</w:t>
+      </w:r>
+      <w:r>
+        <w:rPr>
+          <w:rFonts w:ascii="Times New Roman" w:hAnsi="Times New Roman" w:cs="Times New Roman"/>
+          <w:sz w:val="24"/>
+          <w:szCs w:val="24"/>
+        </w:rPr>
+        <w:t xml:space="preserve"> phylogenetic patterns of </w:t>
+      </w:r>
+      <w:r>
+        <w:rPr>
+          <w:rFonts w:ascii="Times New Roman" w:hAnsi="Times New Roman" w:cs="Times New Roman"/>
+          <w:sz w:val="24"/>
+          <w:szCs w:val="24"/>
+        </w:rPr>
+        <w:t>canopy occurring trees</w:t>
+      </w:r>
+      <w:r>
+        <w:rPr>
+          <w:rFonts w:ascii="Times New Roman" w:hAnsi="Times New Roman" w:cs="Times New Roman"/>
+          <w:sz w:val="24"/>
+          <w:szCs w:val="24"/>
+        </w:rPr>
+        <w:t xml:space="preserve"> in the Paint Rock Forest Dynamic Plot. Unlike many previous studies, we do not incorporate functional trait data, allowing us to isolate the relationship between spectral variation and phylogenetic diversity derived from species identity. Using detailed forest census data in combination with drone-based hyperspectral imagery, we assess how spectral heterogeneity relates to spatial patterns of phylogenetic diversity</w:t>
+      </w:r>
+      <w:r>
+        <w:rPr>
+          <w:rFonts w:ascii="Times New Roman" w:hAnsi="Times New Roman" w:cs="Times New Roman"/>
+          <w:sz w:val="24"/>
+          <w:szCs w:val="24"/>
+        </w:rPr>
+        <w:t xml:space="preserve"> at different spatial scales</w:t>
+      </w:r>
+      <w:r>
+        <w:rPr>
+          <w:rFonts w:ascii="Times New Roman" w:hAnsi="Times New Roman" w:cs="Times New Roman"/>
+          <w:sz w:val="24"/>
+          <w:szCs w:val="24"/>
+        </w:rPr>
+        <w:t>. By focusing on phylogenetic structure, this work provides insight into the degree to which evolutionary relationships</w:t>
+      </w:r>
+      <w:r>
+        <w:rPr>
+          <w:rFonts w:ascii="Times New Roman" w:hAnsi="Times New Roman" w:cs="Times New Roman"/>
+          <w:sz w:val="24"/>
+          <w:szCs w:val="24"/>
+        </w:rPr>
+        <w:t xml:space="preserve"> </w:t>
+      </w:r>
+      <w:r>
+        <w:rPr>
+          <w:rFonts w:ascii="Times New Roman" w:hAnsi="Times New Roman" w:cs="Times New Roman"/>
+          <w:sz w:val="24"/>
+          <w:szCs w:val="24"/>
+        </w:rPr>
+        <w:t>are detectable through remotely sensed spectral signals, while also highlighting the influence of environmental factors on these patterns.</w:t>
+      </w:r>
+    </w:p>
+    <w:p>
+      <w:pPr>
+        <w:pStyle w:val="NormalWeb"/>
+      </w:pPr>
+    </w:p>
+    <w:p>
+      <w:pPr>
+        <w:pStyle w:val="NormalWeb"/>
+      </w:pPr>
+      <w:r>
         <w:t>Methods:</w:t>
       </w:r>
     </w:p>
@@ -14,36 +616,48 @@
       <w:pPr>
         <w:pStyle w:val="NormalWeb"/>
       </w:pPr>
-      <w:commentRangeStart w:id="0"/>
+      <w:commentRangeStart w:id="1"/>
       <w:r>
         <w:t>Study Site</w:t>
       </w:r>
-      <w:commentRangeEnd w:id="0"/>
-      <w:r>
-        <w:rPr>
-          <w:rStyle w:val="CommentReference"/>
-          <w:sz w:val="24"/>
-          <w:szCs w:val="24"/>
-        </w:rPr>
-        <w:commentReference w:id="0"/>
+      <w:commentRangeEnd w:id="1"/>
+      <w:r>
+        <w:rPr>
+          <w:rStyle w:val="CommentReference"/>
+          <w:sz w:val="24"/>
+          <w:szCs w:val="24"/>
+        </w:rPr>
+        <w:commentReference w:id="1"/>
       </w:r>
     </w:p>
     <w:p>
       <w:pPr>
         <w:pStyle w:val="NormalWeb"/>
       </w:pPr>
-      <w:commentRangeStart w:id="1"/>
-      <w:r>
-        <w:t xml:space="preserve">The study area is 17-hectare subset of the 20-hectare Paint Rock Forest Dynamics Plot, located in Jackson County, Alabama </w:t>
-      </w:r>
-      <w:commentRangeEnd w:id="1"/>
-      <w:r>
-        <w:rPr>
-          <w:rStyle w:val="CommentReference"/>
-          <w:sz w:val="24"/>
-          <w:szCs w:val="24"/>
-        </w:rPr>
-        <w:commentReference w:id="1"/>
+      <w:commentRangeStart w:id="2"/>
+      <w:r>
+        <w:t xml:space="preserve">The study area is </w:t>
+      </w:r>
+      <w:r>
+        <w:t>a</w:t>
+      </w:r>
+      <w:r>
+        <w:t xml:space="preserve"> 20-hectare </w:t>
+      </w:r>
+      <w:r>
+        <w:t xml:space="preserve">forest at the </w:t>
+      </w:r>
+      <w:r>
+        <w:t xml:space="preserve">Paint Rock Forest Dynamics Plot, located in Jackson County, Alabama </w:t>
+      </w:r>
+      <w:commentRangeEnd w:id="2"/>
+      <w:r>
+        <w:rPr>
+          <w:rStyle w:val="CommentReference"/>
+          <w:sz w:val="24"/>
+          <w:szCs w:val="24"/>
+        </w:rPr>
+        <w:commentReference w:id="2"/>
       </w:r>
       <w:r>
         <w:t xml:space="preserve">(Figure </w:t>
@@ -52,283 +666,253 @@
         <w:t>XX</w:t>
       </w:r>
       <w:r>
-        <w:t>). The elevation ranges from 192 to 304 meters</w:t>
-      </w:r>
-      <w:ins w:id="2" w:author="Dawn Lemke" w:date="2026-04-07T12:37:00Z" w16du:dateUtc="2026-04-07T17:37:00Z">
-        <w:r>
-          <w:t xml:space="preserve"> (</w:t>
-        </w:r>
-      </w:ins>
-      <w:del w:id="3" w:author="Dawn Lemke" w:date="2026-04-07T12:37:00Z" w16du:dateUtc="2026-04-07T17:37:00Z">
-        <w:r>
-          <w:delText xml:space="preserve">, according to the </w:delText>
-        </w:r>
-      </w:del>
-      <w:r>
-        <w:t>Leaf-off LiDAR DTM,</w:t>
-      </w:r>
-      <w:ins w:id="4" w:author="Dawn Lemke" w:date="2026-04-07T12:38:00Z" w16du:dateUtc="2026-04-07T17:38:00Z">
-        <w:r>
-          <w:t xml:space="preserve"> 2025?)</w:t>
-        </w:r>
-      </w:ins>
+        <w:t xml:space="preserve">). </w:t>
+      </w:r>
+      <w:r>
+        <w:t>The elevation ranges from 192 to 304 meters, based on leaf-off LiDAR DTM data, and the area experiences a humid subtropical climate characterized by hot, humid summers, mild to cool winters, and year-round precipitation.</w:t>
+      </w:r>
       <w:r>
         <w:t xml:space="preserve"> </w:t>
       </w:r>
-      <w:commentRangeStart w:id="5"/>
-      <w:commentRangeStart w:id="6"/>
-      <w:r>
-        <w:t xml:space="preserve">with an average annual precipitation of 140 cm and a July high temperature of 34.4 C and a January low of 1.7 °C (NWS, Scottsboro. 2024). </w:t>
-      </w:r>
-      <w:commentRangeEnd w:id="5"/>
-      <w:r>
-        <w:rPr>
-          <w:rStyle w:val="CommentReference"/>
-          <w:sz w:val="24"/>
-          <w:szCs w:val="24"/>
-        </w:rPr>
-        <w:commentReference w:id="5"/>
-      </w:r>
-      <w:commentRangeEnd w:id="6"/>
-      <w:r>
-        <w:rPr>
-          <w:rStyle w:val="CommentReference"/>
-          <w:sz w:val="24"/>
-          <w:szCs w:val="24"/>
-        </w:rPr>
-        <w:commentReference w:id="6"/>
-      </w:r>
       <w:r>
         <w:t xml:space="preserve">This is a </w:t>
       </w:r>
-      <w:commentRangeStart w:id="7"/>
-      <w:r>
-        <w:t xml:space="preserve">mixed forest </w:t>
-      </w:r>
-      <w:commentRangeEnd w:id="7"/>
-      <w:r>
-        <w:rPr>
-          <w:rStyle w:val="CommentReference"/>
-          <w:sz w:val="24"/>
-          <w:szCs w:val="24"/>
-        </w:rPr>
-        <w:commentReference w:id="7"/>
+      <w:r>
+        <w:t xml:space="preserve">mixed </w:t>
+      </w:r>
+      <w:r>
+        <w:t xml:space="preserve">hardwood–pine </w:t>
+      </w:r>
+      <w:commentRangeStart w:id="3"/>
+      <w:r>
+        <w:t>temperate deciduous forest</w:t>
+      </w:r>
+      <w:r>
+        <w:t xml:space="preserve"> </w:t>
+      </w:r>
+      <w:commentRangeEnd w:id="3"/>
+      <w:r>
+        <w:rPr>
+          <w:rStyle w:val="CommentReference"/>
+          <w:sz w:val="24"/>
+          <w:szCs w:val="24"/>
+        </w:rPr>
+        <w:commentReference w:id="3"/>
       </w:r>
       <w:r>
         <w:t xml:space="preserve">that has regenerated from logging that occurred in the late 19th and early 20th centuries (Lemke et al. 2025). The most </w:t>
       </w:r>
-      <w:del w:id="8" w:author="Dawn Lemke" w:date="2026-04-07T12:39:00Z" w16du:dateUtc="2026-04-07T17:39:00Z">
-        <w:r>
-          <w:delText xml:space="preserve">common </w:delText>
-        </w:r>
-      </w:del>
-      <w:ins w:id="9" w:author="Dawn Lemke" w:date="2026-04-07T12:39:00Z" w16du:dateUtc="2026-04-07T17:39:00Z">
-        <w:r>
-          <w:t>dominant</w:t>
-        </w:r>
-        <w:r>
-          <w:t xml:space="preserve"> </w:t>
-        </w:r>
-      </w:ins>
+      <w:r>
+        <w:t xml:space="preserve">dominant </w:t>
+      </w:r>
       <w:r>
         <w:t xml:space="preserve">species in the study area by canopy occurrence </w:t>
       </w:r>
-      <w:del w:id="10" w:author="Dawn Lemke" w:date="2026-04-07T12:39:00Z" w16du:dateUtc="2026-04-07T17:39:00Z">
-        <w:r>
-          <w:delText xml:space="preserve">included </w:delText>
-        </w:r>
-      </w:del>
-      <w:ins w:id="11" w:author="Dawn Lemke" w:date="2026-04-07T12:39:00Z" w16du:dateUtc="2026-04-07T17:39:00Z">
-        <w:r>
-          <w:t xml:space="preserve">are </w:t>
-        </w:r>
-      </w:ins>
+      <w:r>
+        <w:t xml:space="preserve">are </w:t>
+      </w:r>
       <w:r>
         <w:rPr>
           <w:i/>
           <w:iCs/>
-          <w:rPrChange w:id="12" w:author="Dawn Lemke" w:date="2026-04-07T12:39:00Z" w16du:dateUtc="2026-04-07T17:39:00Z">
-            <w:rPr/>
-          </w:rPrChange>
-        </w:rPr>
-        <w:t>Liriodendron tulipifera</w:t>
-      </w:r>
-      <w:r>
-        <w:t xml:space="preserve">, </w:t>
-      </w:r>
+        </w:rPr>
+        <w:t xml:space="preserve">Liriodendron </w:t>
+      </w:r>
+      <w:proofErr w:type="spellStart"/>
       <w:r>
         <w:rPr>
           <w:i/>
           <w:iCs/>
-          <w:rPrChange w:id="13" w:author="Dawn Lemke" w:date="2026-04-07T12:39:00Z" w16du:dateUtc="2026-04-07T17:39:00Z">
-            <w:rPr/>
-          </w:rPrChange>
-        </w:rPr>
-        <w:t>Liquidambar styraciflua</w:t>
-      </w:r>
-      <w:r>
-        <w:t xml:space="preserve">, and </w:t>
+        </w:rPr>
+        <w:t>tulipifera</w:t>
+      </w:r>
+      <w:proofErr w:type="spellEnd"/>
+      <w:r>
+        <w:t xml:space="preserve">, </w:t>
       </w:r>
       <w:r>
         <w:rPr>
           <w:i/>
           <w:iCs/>
-          <w:rPrChange w:id="14" w:author="Dawn Lemke" w:date="2026-04-07T12:39:00Z" w16du:dateUtc="2026-04-07T17:39:00Z">
-            <w:rPr/>
-          </w:rPrChange>
-        </w:rPr>
-        <w:t>Fraxinus americana</w:t>
-      </w:r>
-      <w:r>
-        <w:t xml:space="preserve">, followed by </w:t>
-      </w:r>
+        </w:rPr>
+        <w:t xml:space="preserve">Liquidambar </w:t>
+      </w:r>
+      <w:proofErr w:type="spellStart"/>
       <w:r>
         <w:rPr>
           <w:i/>
           <w:iCs/>
-          <w:rPrChange w:id="15" w:author="Dawn Lemke" w:date="2026-04-07T12:40:00Z" w16du:dateUtc="2026-04-07T17:40:00Z">
-            <w:rPr/>
-          </w:rPrChange>
-        </w:rPr>
-        <w:t>Carya cordiformis</w:t>
-      </w:r>
-      <w:r>
-        <w:t xml:space="preserve">, </w:t>
+        </w:rPr>
+        <w:t>styraciflua</w:t>
+      </w:r>
+      <w:proofErr w:type="spellEnd"/>
+      <w:r>
+        <w:t xml:space="preserve">, and </w:t>
       </w:r>
       <w:r>
         <w:rPr>
           <w:i/>
           <w:iCs/>
-          <w:rPrChange w:id="16" w:author="Dawn Lemke" w:date="2026-04-07T12:40:00Z" w16du:dateUtc="2026-04-07T17:40:00Z">
-            <w:rPr/>
-          </w:rPrChange>
-        </w:rPr>
-        <w:t>Quercus alba</w:t>
-      </w:r>
-      <w:r>
-        <w:t xml:space="preserve">, and </w:t>
-      </w:r>
+        </w:rPr>
+        <w:t xml:space="preserve">Fraxinus </w:t>
+      </w:r>
+      <w:proofErr w:type="spellStart"/>
       <w:r>
         <w:rPr>
           <w:i/>
           <w:iCs/>
-          <w:rPrChange w:id="17" w:author="Dawn Lemke" w:date="2026-04-07T12:40:00Z" w16du:dateUtc="2026-04-07T17:40:00Z">
-            <w:rPr/>
-          </w:rPrChange>
-        </w:rPr>
-        <w:t>Quercus shumardii</w:t>
-      </w:r>
-      <w:r>
-        <w:t xml:space="preserve">. </w:t>
-      </w:r>
-      <w:del w:id="18" w:author="Dawn Lemke" w:date="2026-04-07T12:40:00Z" w16du:dateUtc="2026-04-07T17:40:00Z">
-        <w:r>
-          <w:delText xml:space="preserve">Less frequently recorded species included Carya ovata, Quercus muehlenbergii, and Tilia Americana </w:delText>
-        </w:r>
-      </w:del>
-      <w:r>
-        <w:t xml:space="preserve">(Lemke et al. 2025). </w:t>
-      </w:r>
-      <w:ins w:id="19" w:author="Dawn Lemke" w:date="2026-04-07T12:40:00Z" w16du:dateUtc="2026-04-07T17:40:00Z">
-        <w:r>
-          <w:t>The most common softwood is</w:t>
-        </w:r>
-      </w:ins>
-      <w:del w:id="20" w:author="Dawn Lemke" w:date="2026-04-07T12:40:00Z" w16du:dateUtc="2026-04-07T17:40:00Z">
-        <w:r>
-          <w:delText>There is a</w:delText>
-        </w:r>
-      </w:del>
-      <w:r>
-        <w:t xml:space="preserve"> </w:t>
-      </w:r>
+        </w:rPr>
+        <w:t>americana</w:t>
+      </w:r>
+      <w:proofErr w:type="spellEnd"/>
+      <w:r>
+        <w:t xml:space="preserve">, followed by </w:t>
+      </w:r>
+      <w:proofErr w:type="spellStart"/>
       <w:r>
         <w:rPr>
           <w:i/>
           <w:iCs/>
-          <w:rPrChange w:id="21" w:author="Dawn Lemke" w:date="2026-04-07T12:40:00Z" w16du:dateUtc="2026-04-07T17:40:00Z">
-            <w:rPr/>
-          </w:rPrChange>
+        </w:rPr>
+        <w:t>Carya</w:t>
+      </w:r>
+      <w:proofErr w:type="spellEnd"/>
+      <w:r>
+        <w:rPr>
+          <w:i/>
+          <w:iCs/>
+        </w:rPr>
+        <w:t xml:space="preserve"> </w:t>
+      </w:r>
+      <w:proofErr w:type="spellStart"/>
+      <w:r>
+        <w:rPr>
+          <w:i/>
+          <w:iCs/>
+        </w:rPr>
+        <w:t>cordiformis</w:t>
+      </w:r>
+      <w:proofErr w:type="spellEnd"/>
+      <w:r>
+        <w:t xml:space="preserve">, </w:t>
+      </w:r>
+      <w:r>
+        <w:rPr>
+          <w:i/>
+          <w:iCs/>
+        </w:rPr>
+        <w:t>Quercus alba</w:t>
+      </w:r>
+      <w:r>
+        <w:t xml:space="preserve">, and </w:t>
+      </w:r>
+      <w:r>
+        <w:rPr>
+          <w:i/>
+          <w:iCs/>
+        </w:rPr>
+        <w:t xml:space="preserve">Quercus </w:t>
+      </w:r>
+      <w:proofErr w:type="spellStart"/>
+      <w:r>
+        <w:rPr>
+          <w:i/>
+          <w:iCs/>
+        </w:rPr>
+        <w:t>shumardii</w:t>
+      </w:r>
+      <w:proofErr w:type="spellEnd"/>
+      <w:r>
+        <w:t xml:space="preserve"> (Lemke et al. 2025). </w:t>
+      </w:r>
+      <w:r>
+        <w:t>The most common softwood is</w:t>
+      </w:r>
+      <w:r>
+        <w:t xml:space="preserve"> </w:t>
+      </w:r>
+      <w:r>
+        <w:rPr>
+          <w:i/>
+          <w:iCs/>
         </w:rPr>
         <w:t>Pinus echinate</w:t>
       </w:r>
-      <w:del w:id="22" w:author="Dawn Lemke" w:date="2026-04-07T12:41:00Z" w16du:dateUtc="2026-04-07T17:41:00Z">
+      <w:r>
+        <w:t xml:space="preserve">, occurring in a </w:t>
+      </w:r>
+      <w:r>
+        <w:t xml:space="preserve">stand near the southern corner of the plot. </w:t>
+      </w:r>
+      <w:r>
+        <w:t xml:space="preserve">Our study area within the Paint Rock </w:t>
+      </w:r>
+      <w:proofErr w:type="spellStart"/>
+      <w:r>
+        <w:t>ForestGEO</w:t>
+      </w:r>
+      <w:proofErr w:type="spellEnd"/>
+      <w:r>
+        <w:t xml:space="preserve"> plot</w:t>
+      </w:r>
+      <w:r>
+        <w:t xml:space="preserve"> includes information on</w:t>
+      </w:r>
+      <w:r>
+        <w:t xml:space="preserve"> </w:t>
+      </w:r>
+      <w:r>
+        <w:t xml:space="preserve">species identification, tree location, tag number, diameter at breast height (DBH), and canopy position index (CPI) for all trees with a DBH greater than 1 </w:t>
+      </w:r>
+      <w:r>
+        <w:t>centimeter</w:t>
+      </w:r>
+      <w:r>
+        <w:t xml:space="preserve"> (Lemke et al 2026)</w:t>
+      </w:r>
+      <w:r>
+        <w:t>. Canopy positions were classified into five categories based on the proportion of direct sunlight received: categories 1 and 2 represented trees receiving less than 10% direct sunlight, category 3 included trees receiving between 10% and 90%, and categories 4 and 5 represented trees exposed to more than 90% direct sunlight.</w:t>
+      </w:r>
+      <w:ins w:id="4" w:author="Dawn Lemke" w:date="2026-04-07T12:43:00Z">
+        <w:del w:id="5" w:author="Dawn Lemke" w:date="2026-04-07T12:43:00Z">
+          <w:r>
+            <w:delText xml:space="preserve"> With in our study area XXX indivi</w:delText>
+          </w:r>
+        </w:del>
+      </w:ins>
+      <w:ins w:id="6" w:author="Dawn Lemke" w:date="2026-04-07T14:00:00Z">
+        <w:del w:id="7" w:author="Dawn Lemke" w:date="2026-04-07T14:00:00Z">
+          <w:r>
+            <w:delText>du</w:delText>
+          </w:r>
+        </w:del>
+      </w:ins>
+      <w:ins w:id="8" w:author="Dawn Lemke" w:date="2026-04-07T12:43:00Z">
+        <w:del w:id="9" w:author="Dawn Lemke" w:date="2026-04-07T12:43:00Z">
+          <w:r>
+            <w:delText xml:space="preserve">al trees have been mapped </w:delText>
+          </w:r>
+        </w:del>
+      </w:ins>
+      <w:ins w:id="10" w:author="Dawn Lemke" w:date="2026-04-07T14:00:00Z">
+        <w:del w:id="11" w:author="Dawn Lemke" w:date="2026-04-07T14:00:00Z">
+          <w:r>
+            <w:delText>representing</w:delText>
+          </w:r>
+        </w:del>
+      </w:ins>
+      <w:ins w:id="12" w:author="Dawn Lemke" w:date="2026-04-07T12:43:00Z">
+        <w:del w:id="13" w:author="Dawn Lemke" w:date="2026-04-07T12:43:00Z">
+          <w:r>
+            <w:delText xml:space="preserve"> ## sp</w:delText>
+          </w:r>
+        </w:del>
+      </w:ins>
+      <w:del w:id="14" w:author="Dawn Lemke" w:date="2026-04-07T12:43:00Z">
         <w:r>
           <w:delText xml:space="preserve"> </w:delText>
         </w:r>
-      </w:del>
-      <w:ins w:id="23" w:author="Dawn Lemke" w:date="2026-04-07T12:41:00Z" w16du:dateUtc="2026-04-07T17:41:00Z">
-        <w:r>
-          <w:t xml:space="preserve">, in one </w:t>
-        </w:r>
-      </w:ins>
-      <w:r>
-        <w:t xml:space="preserve">stand near the southern corner of the plot. </w:t>
-      </w:r>
-      <w:ins w:id="24" w:author="Dawn Lemke" w:date="2026-04-07T12:41:00Z" w16du:dateUtc="2026-04-07T17:41:00Z">
-        <w:r>
-          <w:t xml:space="preserve">Our study area within the Paint Rock ForestGEO plot where </w:t>
-        </w:r>
-      </w:ins>
-      <w:del w:id="25" w:author="Dawn Lemke" w:date="2026-04-07T12:41:00Z" w16du:dateUtc="2026-04-07T17:41:00Z">
-        <w:r>
-          <w:delText xml:space="preserve">Forest census </w:delText>
-        </w:r>
-      </w:del>
-      <w:del w:id="26" w:author="Dawn Lemke" w:date="2026-04-07T12:42:00Z" w16du:dateUtc="2026-04-07T17:42:00Z">
-        <w:r>
-          <w:delText xml:space="preserve">data included </w:delText>
-        </w:r>
-      </w:del>
-      <w:r>
-        <w:t>species identification, tree location, tag number, diameter at breast height (DBH), and canopy position index (CPI) for all trees with a DBH greater than 1 centimeter</w:t>
-      </w:r>
-      <w:ins w:id="27" w:author="Dawn Lemke" w:date="2026-04-07T12:42:00Z" w16du:dateUtc="2026-04-07T17:42:00Z">
-        <w:r>
-          <w:t xml:space="preserve"> (Lemke et al 2026)</w:t>
-        </w:r>
-      </w:ins>
-      <w:r>
-        <w:t xml:space="preserve">. </w:t>
-      </w:r>
-      <w:del w:id="28" w:author="Dawn Lemke" w:date="2026-04-07T12:42:00Z" w16du:dateUtc="2026-04-07T17:42:00Z">
-        <w:r>
-          <w:delText xml:space="preserve">DBH was measured at a standard height of 1.37 meters above ground as each tree was labeled with a tag number and identified by species. </w:delText>
-        </w:r>
-      </w:del>
-      <w:r>
-        <w:t>Canopy positions were classified into five categories based on the proportion of direct sunlight received: categories 1 and 2 represented trees receiving less than 10% direct sunlight, category 3 included trees receiving between 10% and 90%, and categories 4 and 5 represented trees exposed to more than 90% direct sunlight.</w:t>
-      </w:r>
-      <w:ins w:id="29" w:author="Dawn Lemke" w:date="2026-04-07T12:43:00Z" w16du:dateUtc="2026-04-07T17:43:00Z">
-        <w:r>
-          <w:t xml:space="preserve"> With in our study area XXX indivi</w:t>
-        </w:r>
-      </w:ins>
-      <w:ins w:id="30" w:author="Dawn Lemke" w:date="2026-04-07T14:00:00Z" w16du:dateUtc="2026-04-07T19:00:00Z">
-        <w:r>
-          <w:t>du</w:t>
-        </w:r>
-      </w:ins>
-      <w:ins w:id="31" w:author="Dawn Lemke" w:date="2026-04-07T12:43:00Z" w16du:dateUtc="2026-04-07T17:43:00Z">
-        <w:r>
-          <w:t xml:space="preserve">al trees have been mapped </w:t>
-        </w:r>
-      </w:ins>
-      <w:ins w:id="32" w:author="Dawn Lemke" w:date="2026-04-07T14:00:00Z" w16du:dateUtc="2026-04-07T19:00:00Z">
-        <w:r>
-          <w:t>representing</w:t>
-        </w:r>
-      </w:ins>
-      <w:ins w:id="33" w:author="Dawn Lemke" w:date="2026-04-07T12:43:00Z" w16du:dateUtc="2026-04-07T17:43:00Z">
-        <w:r>
-          <w:t xml:space="preserve"> ## sp</w:t>
-        </w:r>
-      </w:ins>
-      <w:del w:id="34" w:author="Dawn Lemke" w:date="2026-04-07T12:43:00Z" w16du:dateUtc="2026-04-07T17:43:00Z">
-        <w:r>
-          <w:delText xml:space="preserve"> </w:delText>
-        </w:r>
-        <w:commentRangeStart w:id="35"/>
+        <w:commentRangeStart w:id="15"/>
         <w:r>
           <w:delText>The census documents 2</w:delText>
         </w:r>
@@ -338,14 +922,14 @@
         <w:r>
           <w:delText>individual trees representing 73 different species (Lemke et al. 2025)</w:delText>
         </w:r>
-        <w:commentRangeEnd w:id="35"/>
+        <w:commentRangeEnd w:id="15"/>
         <w:r>
           <w:rPr>
             <w:rStyle w:val="CommentReference"/>
             <w:sz w:val="24"/>
             <w:szCs w:val="24"/>
           </w:rPr>
-          <w:commentReference w:id="35"/>
+          <w:commentReference w:id="15"/>
         </w:r>
         <w:r>
           <w:delText>,</w:delText>
@@ -354,15 +938,17 @@
       <w:r>
         <w:t xml:space="preserve"> of which </w:t>
       </w:r>
-      <w:del w:id="36" w:author="Dawn Lemke" w:date="2026-04-07T12:44:00Z" w16du:dateUtc="2026-04-07T17:44:00Z">
+      <w:del w:id="16" w:author="Dawn Lemke" w:date="2026-04-07T12:44:00Z">
         <w:r>
           <w:delText>4,520</w:delText>
         </w:r>
       </w:del>
-      <w:ins w:id="37" w:author="Dawn Lemke" w:date="2026-04-07T12:44:00Z" w16du:dateUtc="2026-04-07T17:44:00Z">
-        <w:r>
-          <w:t>XX</w:t>
-        </w:r>
+      <w:ins w:id="17" w:author="Dawn Lemke" w:date="2026-04-07T12:44:00Z">
+        <w:del w:id="18" w:author="Dawn Lemke" w:date="2026-04-07T12:44:00Z">
+          <w:r>
+            <w:delText>XX</w:delText>
+          </w:r>
+        </w:del>
       </w:ins>
       <w:r>
         <w:t xml:space="preserve"> individuals </w:t>
@@ -370,23 +956,22 @@
       <w:r>
         <w:t xml:space="preserve">representing </w:t>
       </w:r>
-      <w:del w:id="38" w:author="Dawn Lemke" w:date="2026-04-07T12:44:00Z" w16du:dateUtc="2026-04-07T17:44:00Z">
+      <w:del w:id="19" w:author="Dawn Lemke" w:date="2026-04-07T12:44:00Z">
         <w:r>
           <w:delText xml:space="preserve">50 </w:delText>
         </w:r>
       </w:del>
-      <w:ins w:id="39" w:author="Dawn Lemke" w:date="2026-04-07T12:44:00Z" w16du:dateUtc="2026-04-07T17:44:00Z">
-        <w:r>
-          <w:t>XX</w:t>
-        </w:r>
-        <w:r>
-          <w:t xml:space="preserve"> </w:t>
-        </w:r>
+      <w:ins w:id="20" w:author="Dawn Lemke" w:date="2026-04-07T12:44:00Z">
+        <w:del w:id="21" w:author="Dawn Lemke" w:date="2026-04-07T12:44:00Z">
+          <w:r>
+            <w:delText xml:space="preserve">XX </w:delText>
+          </w:r>
+        </w:del>
       </w:ins>
       <w:r>
         <w:t xml:space="preserve">species were considered to be upper canopy trees </w:t>
       </w:r>
-      <w:del w:id="40" w:author="Dawn Lemke" w:date="2026-04-07T12:44:00Z" w16du:dateUtc="2026-04-07T17:44:00Z">
+      <w:del w:id="22" w:author="Dawn Lemke" w:date="2026-04-07T12:44:00Z">
         <w:r>
           <w:delText>and were</w:delText>
         </w:r>
@@ -424,31 +1009,40 @@
       <w:r>
         <w:t xml:space="preserve">The aerial hyperspectral imagery was collected over the </w:t>
       </w:r>
-      <w:del w:id="41" w:author="Dawn Lemke" w:date="2026-04-07T12:44:00Z" w16du:dateUtc="2026-04-07T17:44:00Z">
-        <w:r>
-          <w:delText>Paint Rock forest dynamic plot</w:delText>
-        </w:r>
-      </w:del>
-      <w:ins w:id="42" w:author="Dawn Lemke" w:date="2026-04-07T12:44:00Z" w16du:dateUtc="2026-04-07T17:44:00Z">
-        <w:r>
-          <w:t>study area</w:t>
-        </w:r>
-      </w:ins>
-      <w:r>
-        <w:t xml:space="preserve"> in June of 2024. </w:t>
-      </w:r>
-      <w:commentRangeStart w:id="43"/>
-      <w:r>
-        <w:t>Data was collected using the Headwall Micro A-series Visible/ Near-Infrared push-broom imaging, ( 396.345 to 1001.95 nm,  328 spectral bands, approximate 2 nm spectral resolution,  spatial resolution of 10 centimeters). The sensor, hard-mounted on a DJI Matrice 600 UAS, provided accurate spatial data, with the geometric position of each image recorded on-board using an APX-15 Global Positioning System/Inertial Measurement Unit with a location of approximately 1 m. The atmospheric conditions during the flight were partly cloudy with moderate wind gusts from the west.</w:t>
-      </w:r>
-      <w:commentRangeEnd w:id="43"/>
-      <w:r>
-        <w:rPr>
-          <w:rStyle w:val="CommentReference"/>
-          <w:sz w:val="24"/>
-          <w:szCs w:val="24"/>
-        </w:rPr>
-        <w:commentReference w:id="43"/>
+      <w:r>
+        <w:t xml:space="preserve">study area </w:t>
+      </w:r>
+      <w:r>
+        <w:t xml:space="preserve">in June of 2024. </w:t>
+      </w:r>
+      <w:commentRangeStart w:id="23"/>
+      <w:r>
+        <w:t xml:space="preserve">Data was collected using the Headwall Micro A-series Visible/ Near-Infrared push-broom imaging, </w:t>
+      </w:r>
+      <w:proofErr w:type="gramStart"/>
+      <w:r>
+        <w:t>( 396.345</w:t>
+      </w:r>
+      <w:proofErr w:type="gramEnd"/>
+      <w:r>
+        <w:t xml:space="preserve"> to 1001.95 nm,  328 spectral bands, approximate 2 nm spectral resolution,  spatial resolution of 10 centimeters). The sensor, hard-mounted on a DJI </w:t>
+      </w:r>
+      <w:proofErr w:type="spellStart"/>
+      <w:r>
+        <w:t>Matrice</w:t>
+      </w:r>
+      <w:proofErr w:type="spellEnd"/>
+      <w:r>
+        <w:t xml:space="preserve"> 600 UAS, provided accurate spatial data, with the geometric position of each image recorded on-board using an APX-15 Global Positioning System/Inertial Measurement Unit with a location of approximately 1 m. The atmospheric conditions during the flight were partly cloudy with moderate wind gusts from the west.</w:t>
+      </w:r>
+      <w:commentRangeEnd w:id="23"/>
+      <w:r>
+        <w:rPr>
+          <w:rStyle w:val="CommentReference"/>
+          <w:sz w:val="24"/>
+          <w:szCs w:val="24"/>
+        </w:rPr>
+        <w:commentReference w:id="23"/>
       </w:r>
     </w:p>
     <w:p>
@@ -456,46 +1050,60 @@
         <w:pStyle w:val="NormalWeb"/>
       </w:pPr>
       <w:r>
-        <w:t xml:space="preserve">Reference standards were used to apply radiometric calibrations for all images. Before each flight, a white reference Spectralon panel covering the entire field of view under ambient light was used to assess illumination conditions and set the frame rate and flight speed, ensuring consistent pixel size. Pixels from a 56% reflectance tarp were also selected for further post processing radiometric calibration. The 56% tarp reflectance was used to convert radiance to reflectance using the sensor manufacturer’s software, which applies the empirical line approach </w:t>
-      </w:r>
-      <w:r>
         <w:lastRenderedPageBreak/>
-        <w:t xml:space="preserve">and compares it to the white reference. </w:t>
-      </w:r>
-      <w:commentRangeStart w:id="44"/>
-      <w:r>
-        <w:t xml:space="preserve">These </w:t>
+        <w:t xml:space="preserve">Reference standards were used to apply radiometric calibrations for all images. Before each flight, a white reference </w:t>
+      </w:r>
+      <w:proofErr w:type="spellStart"/>
+      <w:r>
+        <w:t>Spectralon</w:t>
+      </w:r>
+      <w:proofErr w:type="spellEnd"/>
+      <w:r>
+        <w:t xml:space="preserve"> panel covering the entire field of view under ambient light was used to assess illumination conditions and set the frame rate and flight speed, ensuring consistent pixel size. Pixels from a 56% reflectance tarp were also selected for further post processing radiometric calibration. The 56% tarp reflectance was used to convert radiance to reflectance using the sensor manufacturer’s software, which applies the empirical line approach and compares it to the white reference. </w:t>
+      </w:r>
+      <w:commentRangeStart w:id="24"/>
+      <w:r>
+        <w:t>The</w:t>
+      </w:r>
+      <w:r>
+        <w:t xml:space="preserve"> original</w:t>
+      </w:r>
+      <w:r>
+        <w:t xml:space="preserve"> </w:t>
       </w:r>
       <w:r>
         <w:t>28</w:t>
       </w:r>
       <w:r>
+        <w:t xml:space="preserve"> HS</w:t>
+      </w:r>
+      <w:r>
         <w:t xml:space="preserve"> images </w:t>
       </w:r>
-      <w:commentRangeEnd w:id="44"/>
-      <w:r>
-        <w:rPr>
-          <w:rStyle w:val="CommentReference"/>
-          <w:sz w:val="24"/>
-          <w:szCs w:val="24"/>
-        </w:rPr>
-        <w:commentReference w:id="44"/>
+      <w:commentRangeEnd w:id="24"/>
+      <w:r>
+        <w:rPr>
+          <w:rStyle w:val="CommentReference"/>
+          <w:sz w:val="24"/>
+          <w:szCs w:val="24"/>
+        </w:rPr>
+        <w:commentReference w:id="24"/>
       </w:r>
       <w:r>
         <w:t xml:space="preserve">were orthorectified to World Geodetic System 1984 with Universal Transverse Mercator projection, Zone 16 using The United States Geological Service 10m resolution digital elevation model product (Nelson 2024). </w:t>
       </w:r>
-      <w:commentRangeStart w:id="45"/>
+      <w:commentRangeStart w:id="25"/>
       <w:r>
         <w:t>Data collection postprocessing was done by Peter Nelson’s Laboratory of Ecological Spectroscopy using Headwall’s software.</w:t>
       </w:r>
-      <w:commentRangeEnd w:id="45"/>
-      <w:r>
-        <w:rPr>
-          <w:rStyle w:val="CommentReference"/>
-          <w:sz w:val="24"/>
-          <w:szCs w:val="24"/>
-        </w:rPr>
-        <w:commentReference w:id="45"/>
+      <w:commentRangeEnd w:id="25"/>
+      <w:r>
+        <w:rPr>
+          <w:rStyle w:val="CommentReference"/>
+          <w:sz w:val="24"/>
+          <w:szCs w:val="24"/>
+        </w:rPr>
+        <w:commentReference w:id="25"/>
       </w:r>
     </w:p>
     <w:p>
@@ -510,224 +1118,238 @@
       <w:pPr>
         <w:pStyle w:val="NormalWeb"/>
       </w:pPr>
-      <w:commentRangeStart w:id="46"/>
+      <w:commentRangeStart w:id="26"/>
       <w:r>
         <w:t xml:space="preserve">Hyperspectral imagery was spatially partitioned into </w:t>
       </w:r>
-      <w:commentRangeEnd w:id="46"/>
-      <w:r>
-        <w:rPr>
-          <w:rStyle w:val="CommentReference"/>
-          <w:sz w:val="24"/>
-          <w:szCs w:val="24"/>
-        </w:rPr>
-        <w:commentReference w:id="46"/>
-      </w:r>
-      <w:commentRangeStart w:id="47"/>
+      <w:commentRangeEnd w:id="26"/>
+      <w:r>
+        <w:rPr>
+          <w:rStyle w:val="CommentReference"/>
+          <w:sz w:val="24"/>
+          <w:szCs w:val="24"/>
+        </w:rPr>
+        <w:commentReference w:id="26"/>
+      </w:r>
+      <w:commentRangeStart w:id="27"/>
+      <w:commentRangeStart w:id="28"/>
       <w:r>
         <w:t>quadrats corresponding to the field census design</w:t>
       </w:r>
-      <w:commentRangeEnd w:id="47"/>
-      <w:r>
-        <w:rPr>
-          <w:rStyle w:val="CommentReference"/>
-          <w:sz w:val="24"/>
-          <w:szCs w:val="24"/>
-        </w:rPr>
-        <w:commentReference w:id="47"/>
+      <w:commentRangeEnd w:id="27"/>
+      <w:r>
+        <w:rPr>
+          <w:rStyle w:val="CommentReference"/>
+          <w:sz w:val="24"/>
+          <w:szCs w:val="24"/>
+        </w:rPr>
+        <w:commentReference w:id="27"/>
+      </w:r>
+      <w:commentRangeEnd w:id="28"/>
+      <w:r>
+        <w:rPr>
+          <w:rStyle w:val="CommentReference"/>
+          <w:rFonts w:asciiTheme="minorHAnsi" w:eastAsiaTheme="minorHAnsi" w:hAnsiTheme="minorHAnsi" w:cstheme="minorBidi"/>
+        </w:rPr>
+        <w:commentReference w:id="28"/>
+      </w:r>
+      <w:r>
+        <w:t>.</w:t>
+      </w:r>
+      <w:r>
+        <w:t xml:space="preserve"> </w:t>
+      </w:r>
+      <w:r>
+        <w:t>Prior to pixel selection, hyperspectral tiles exhibiting substantial illumination distortions (cloud shadow interference) were removed to prevent affected pixels from being preferentially selected.</w:t>
+      </w:r>
+      <w:r>
+        <w:t xml:space="preserve"> </w:t>
+      </w:r>
+      <w:r>
+        <w:t>Pixels were then chosen to represent each quadrat by selecting those least affected by scan angle distortions, specifically those nearest to the center of each adjacent hyperspectral tile intersecting the quadrat, given the 50% overlap between scan lines.</w:t>
+      </w:r>
+      <w:r>
+        <w:t xml:space="preserve"> </w:t>
+      </w:r>
+      <w:r>
+        <w:t>As a result of removing distorted tiles, some quadrats had insufficient valid pixel coverage and were subsequently excluded from further analysis, leading to discontinuities in spatial coverage</w:t>
       </w:r>
       <w:r>
         <w:t xml:space="preserve">. </w:t>
       </w:r>
-      <w:commentRangeStart w:id="48"/>
-      <w:r>
-        <w:t>For each quadrat, pixels were selected by identifying those nearest to the center of each hyperspectral tile that intersected the quadrat extent</w:t>
-      </w:r>
-      <w:commentRangeEnd w:id="48"/>
-      <w:r>
-        <w:rPr>
-          <w:rStyle w:val="CommentReference"/>
-          <w:sz w:val="24"/>
-          <w:szCs w:val="24"/>
-        </w:rPr>
-        <w:commentReference w:id="48"/>
+      <w:r>
+        <w:t xml:space="preserve">Out of the </w:t>
+      </w:r>
+      <w:proofErr w:type="gramStart"/>
+      <w:r>
+        <w:t>20 ha</w:t>
+      </w:r>
+      <w:proofErr w:type="gramEnd"/>
+      <w:r>
+        <w:t xml:space="preserve"> study area, 17.44 ha remained for analysis at the 10 m and 20 m quadrat scales, while 17 ha remained at the 50 m scale. The comparatively lower retained area at the 50 m scale reflects the larger spatial extent of each quadrat, such that the removal of illumination-affected tiles resulted in a greater loss of coverage per quadrat and a higher likelihood of exclusion due to insufficient valid pixel representation.</w:t>
+      </w:r>
+    </w:p>
+    <w:p>
+      <w:pPr>
+        <w:pStyle w:val="NormalWeb"/>
+      </w:pPr>
+      <w:commentRangeStart w:id="29"/>
+      <w:r>
+        <w:t>Spectral data were resampled from approximately 2 nm to 5 nm wavebands to reduce data dimensionality and computational demand</w:t>
+      </w:r>
+      <w:commentRangeEnd w:id="29"/>
+      <w:r>
+        <w:rPr>
+          <w:rStyle w:val="CommentReference"/>
+          <w:sz w:val="24"/>
+          <w:szCs w:val="24"/>
+        </w:rPr>
+        <w:commentReference w:id="29"/>
+      </w:r>
+      <w:r>
+        <w:t xml:space="preserve"> using the default settings of the </w:t>
+      </w:r>
+      <w:proofErr w:type="spellStart"/>
+      <w:proofErr w:type="gramStart"/>
+      <w:r>
+        <w:rPr>
+          <w:i/>
+        </w:rPr>
+        <w:t>spectroolab</w:t>
+      </w:r>
+      <w:proofErr w:type="spellEnd"/>
+      <w:r>
+        <w:t>(</w:t>
+      </w:r>
+      <w:proofErr w:type="gramEnd"/>
+      <w:r>
+        <w:t>)</w:t>
+      </w:r>
+      <w:r>
+        <w:t xml:space="preserve"> </w:t>
+      </w:r>
+      <w:r>
+        <w:t>R</w:t>
+      </w:r>
+      <w:r>
+        <w:t xml:space="preserve"> package</w:t>
+      </w:r>
+      <w:r>
+        <w:t xml:space="preserve"> </w:t>
+      </w:r>
+      <w:commentRangeStart w:id="30"/>
+      <w:r>
+        <w:t xml:space="preserve">. </w:t>
+      </w:r>
+      <w:commentRangeEnd w:id="30"/>
+      <w:r>
+        <w:rPr>
+          <w:rStyle w:val="CommentReference"/>
+          <w:sz w:val="24"/>
+          <w:szCs w:val="24"/>
+        </w:rPr>
+        <w:commentReference w:id="30"/>
+      </w:r>
+      <w:r>
+        <w:t xml:space="preserve">The optimal waveband and reflectance threshold for shadow masking </w:t>
+      </w:r>
+      <w:r>
+        <w:t xml:space="preserve">was </w:t>
+      </w:r>
+      <w:r>
+        <w:t>determined using an area under the curve (AUC) analysis</w:t>
+      </w:r>
+      <w:r>
+        <w:t xml:space="preserve"> using</w:t>
+      </w:r>
+      <w:r>
+        <w:t xml:space="preserve"> shadowed and sunlit pixels sampled across the study area as input</w:t>
       </w:r>
       <w:r>
         <w:t xml:space="preserve">, </w:t>
       </w:r>
-      <w:commentRangeStart w:id="49"/>
-      <w:r>
-        <w:t xml:space="preserve">implemented using the </w:t>
-      </w:r>
+      <w:r>
+        <w:t xml:space="preserve">which was implemented using the </w:t>
+      </w:r>
+      <w:proofErr w:type="spellStart"/>
+      <w:proofErr w:type="gramStart"/>
       <w:r>
         <w:rPr>
           <w:rStyle w:val="Emphasis"/>
         </w:rPr>
-        <w:t>terra()</w:t>
-      </w:r>
-      <w:r>
-        <w:t xml:space="preserve"> package in R</w:t>
-      </w:r>
-      <w:commentRangeEnd w:id="49"/>
-      <w:r>
-        <w:rPr>
-          <w:rStyle w:val="CommentReference"/>
-          <w:sz w:val="24"/>
-          <w:szCs w:val="24"/>
-        </w:rPr>
-        <w:commentReference w:id="49"/>
-      </w:r>
-      <w:r>
-        <w:t xml:space="preserve">. </w:t>
-      </w:r>
-      <w:commentRangeStart w:id="50"/>
-      <w:r>
-        <w:t xml:space="preserve">Tiles </w:t>
-      </w:r>
-      <w:commentRangeEnd w:id="50"/>
-      <w:r>
-        <w:rPr>
-          <w:rStyle w:val="CommentReference"/>
-          <w:sz w:val="24"/>
-          <w:szCs w:val="24"/>
-        </w:rPr>
-        <w:commentReference w:id="50"/>
-      </w:r>
-      <w:r>
-        <w:t xml:space="preserve">exhibiting </w:t>
-      </w:r>
-      <w:commentRangeStart w:id="51"/>
-      <w:r>
-        <w:t xml:space="preserve">substantial </w:t>
-      </w:r>
-      <w:commentRangeEnd w:id="51"/>
-      <w:r>
-        <w:rPr>
-          <w:rStyle w:val="CommentReference"/>
-          <w:sz w:val="24"/>
-          <w:szCs w:val="24"/>
-        </w:rPr>
-        <w:commentReference w:id="51"/>
-      </w:r>
-      <w:r>
-        <w:t xml:space="preserve">illumination distortions were excluded prior to partitioning, resulting in discontinuities in spatial coverage where affected tiles had been removed. To reduce bias associated with uneven illumination, quadrats with </w:t>
-      </w:r>
-      <w:commentRangeStart w:id="52"/>
-      <w:r>
-        <w:t xml:space="preserve">insufficient valid pixel coverage </w:t>
-      </w:r>
-      <w:commentRangeEnd w:id="52"/>
-      <w:r>
-        <w:rPr>
-          <w:rStyle w:val="CommentReference"/>
-          <w:sz w:val="24"/>
-          <w:szCs w:val="24"/>
-        </w:rPr>
-        <w:commentReference w:id="52"/>
-      </w:r>
-      <w:r>
-        <w:t>were also excluded from further analysis</w:t>
-      </w:r>
-      <w:commentRangeStart w:id="53"/>
-      <w:r>
-        <w:t xml:space="preserve">. In total, 256 of the 10 m quadrats (2.56 ha), 64 of the 20 m quadrats (2.56 ha), and 12 of the 50 m quadrats (3 ha) were removed due to illumination </w:t>
-      </w:r>
-      <w:commentRangeStart w:id="54"/>
-      <w:r>
-        <w:t>interference</w:t>
-      </w:r>
-      <w:commentRangeEnd w:id="54"/>
-      <w:r>
-        <w:rPr>
-          <w:rStyle w:val="CommentReference"/>
-          <w:sz w:val="24"/>
-          <w:szCs w:val="24"/>
-        </w:rPr>
-        <w:commentReference w:id="54"/>
-      </w:r>
-      <w:r>
-        <w:t>.</w:t>
-      </w:r>
-      <w:commentRangeEnd w:id="53"/>
-      <w:r>
-        <w:rPr>
-          <w:rStyle w:val="CommentReference"/>
-          <w:sz w:val="24"/>
-          <w:szCs w:val="24"/>
-        </w:rPr>
-        <w:commentReference w:id="53"/>
+        <w:t>pROC</w:t>
+      </w:r>
+      <w:proofErr w:type="spellEnd"/>
+      <w:r>
+        <w:rPr>
+          <w:rStyle w:val="Emphasis"/>
+        </w:rPr>
+        <w:t>(</w:t>
+      </w:r>
+      <w:proofErr w:type="gramEnd"/>
+      <w:r>
+        <w:rPr>
+          <w:rStyle w:val="Emphasis"/>
+        </w:rPr>
+        <w:t>)</w:t>
+      </w:r>
+      <w:r>
+        <w:t xml:space="preserve"> package in R. </w:t>
       </w:r>
     </w:p>
     <w:p>
       <w:pPr>
         <w:pStyle w:val="NormalWeb"/>
       </w:pPr>
-      <w:commentRangeStart w:id="55"/>
-      <w:r>
-        <w:t>Spectral data were resampled from approximately 2 nm to 5 nm wavebands to reduce data dimensionality and computational demand</w:t>
-      </w:r>
-      <w:commentRangeEnd w:id="55"/>
-      <w:r>
-        <w:rPr>
-          <w:rStyle w:val="CommentReference"/>
-          <w:sz w:val="24"/>
-          <w:szCs w:val="24"/>
-        </w:rPr>
-        <w:commentReference w:id="55"/>
-      </w:r>
-      <w:commentRangeStart w:id="56"/>
-      <w:r>
-        <w:t xml:space="preserve">. </w:t>
-      </w:r>
-      <w:ins w:id="57" w:author="Dawn Lemke" w:date="2026-04-07T12:55:00Z" w16du:dateUtc="2026-04-07T17:55:00Z">
-        <w:r>
-          <w:t xml:space="preserve">Shadow masking </w:t>
-        </w:r>
-      </w:ins>
-      <w:commentRangeEnd w:id="56"/>
-      <w:r>
-        <w:rPr>
-          <w:rStyle w:val="CommentReference"/>
-          <w:sz w:val="24"/>
-          <w:szCs w:val="24"/>
-        </w:rPr>
-        <w:commentReference w:id="56"/>
-      </w:r>
-      <w:ins w:id="58" w:author="Dawn Lemke" w:date="2026-04-07T12:55:00Z" w16du:dateUtc="2026-04-07T17:55:00Z">
-        <w:r>
-          <w:t xml:space="preserve">with undertaken.. </w:t>
-        </w:r>
-      </w:ins>
-      <w:r>
-        <w:t xml:space="preserve">An area under the curve (AUC) analysis was conducted to determine the optimal waveband and reflectance threshold for shadow masking. Shadowed and sunlit pixels were sampled across the study area and used as input to the analysis, which was implemented using the </w:t>
-      </w:r>
+      <w:r>
+        <w:t xml:space="preserve">Spectral heterogeneity was quantified using an </w:t>
+      </w:r>
+      <w:proofErr w:type="gramStart"/>
+      <w:r>
+        <w:t>entropy</w:t>
+      </w:r>
+      <w:r>
+        <w:t xml:space="preserve"> </w:t>
+      </w:r>
+      <w:r>
+        <w:t>based</w:t>
+      </w:r>
+      <w:proofErr w:type="gramEnd"/>
+      <w:r>
+        <w:t xml:space="preserve"> metric derived from pairwise spectral angle calculations. For each quadrat, 2,000 pixels were randomly sampled, and pairwise spectral angles were computed among sampled pixels. Entropy was then calculated from the distribution of these spectral angles to represent within-quadrat spectral variability. </w:t>
+      </w:r>
+      <w:commentRangeStart w:id="31"/>
+      <w:r>
+        <w:t xml:space="preserve">A shadow masking condition, based on the previously derived threshold, was incorporated into the processing workflow to exclude shadowed pixels from the analysis. </w:t>
+      </w:r>
+      <w:commentRangeEnd w:id="31"/>
+      <w:r>
+        <w:rPr>
+          <w:rStyle w:val="CommentReference"/>
+          <w:sz w:val="24"/>
+          <w:szCs w:val="24"/>
+        </w:rPr>
+        <w:commentReference w:id="31"/>
+      </w:r>
+      <w:r>
+        <w:t xml:space="preserve">All spectral processing and calculations were conducted using the </w:t>
+      </w:r>
+      <w:proofErr w:type="gramStart"/>
       <w:r>
         <w:rPr>
           <w:rStyle w:val="Emphasis"/>
         </w:rPr>
-        <w:t>pROC()</w:t>
-      </w:r>
-      <w:r>
-        <w:t xml:space="preserve"> package in R. </w:t>
-      </w:r>
-      <w:commentRangeStart w:id="59"/>
-      <w:r>
-        <w:t xml:space="preserve">The selected waveband and threshold corresponded to the highest separability between shadowed and illuminated pixels and were </w:t>
-      </w:r>
-      <w:r>
-        <w:t>selected and</w:t>
-      </w:r>
-      <w:r>
-        <w:t xml:space="preserve"> applied during spectral heterogeneity calculations.</w:t>
-      </w:r>
-      <w:commentRangeEnd w:id="59"/>
-      <w:r>
-        <w:rPr>
-          <w:rStyle w:val="CommentReference"/>
-          <w:sz w:val="24"/>
-          <w:szCs w:val="24"/>
-        </w:rPr>
-        <w:commentReference w:id="59"/>
+        <w:t>terra(</w:t>
+      </w:r>
+      <w:proofErr w:type="gramEnd"/>
+      <w:r>
+        <w:rPr>
+          <w:rStyle w:val="Emphasis"/>
+        </w:rPr>
+        <w:t>)</w:t>
+      </w:r>
+      <w:r>
+        <w:t xml:space="preserve"> package in R.</w:t>
       </w:r>
     </w:p>
     <w:p>
@@ -735,143 +1357,113 @@
         <w:pStyle w:val="NormalWeb"/>
       </w:pPr>
       <w:r>
-        <w:t>Spectral heterogeneity was quantified using an entropy</w:t>
+        <w:t xml:space="preserve">Species diversity metrics were derived from the forest census data after filtering to retain upper canopy individuals. Trees were classified as upper canopy if they had a canopy position index of 4 or 5 or a diameter at breast height greater than 200 mm, </w:t>
+      </w:r>
+      <w:commentRangeStart w:id="32"/>
+      <w:commentRangeStart w:id="33"/>
+      <w:r>
+        <w:t xml:space="preserve">resulting in 4,519 individuals representing </w:t>
+      </w:r>
+      <w:commentRangeStart w:id="34"/>
+      <w:r>
+        <w:t>51 species.</w:t>
+      </w:r>
+      <w:commentRangeEnd w:id="32"/>
+      <w:r>
+        <w:rPr>
+          <w:rStyle w:val="CommentReference"/>
+          <w:sz w:val="24"/>
+          <w:szCs w:val="24"/>
+        </w:rPr>
+        <w:commentReference w:id="32"/>
+      </w:r>
+      <w:commentRangeEnd w:id="33"/>
+      <w:r>
+        <w:rPr>
+          <w:rStyle w:val="CommentReference"/>
+          <w:rFonts w:asciiTheme="minorHAnsi" w:eastAsiaTheme="minorHAnsi" w:hAnsiTheme="minorHAnsi" w:cstheme="minorBidi"/>
+        </w:rPr>
+        <w:commentReference w:id="33"/>
       </w:r>
       <w:r>
         <w:t xml:space="preserve"> </w:t>
       </w:r>
-      <w:r>
-        <w:t xml:space="preserve">based metric derived from pairwise spectral angle calculations. For each quadrat, 2,000 </w:t>
-      </w:r>
-      <w:ins w:id="60" w:author="Dawn Lemke" w:date="2026-04-07T12:58:00Z" w16du:dateUtc="2026-04-07T17:58:00Z">
-        <w:r>
-          <w:t xml:space="preserve">illuminated </w:t>
-        </w:r>
-      </w:ins>
-      <w:r>
-        <w:t xml:space="preserve">pixels were randomly sampled, and pairwise spectral angles were computed among sampled pixels. Entropy was then calculated from the distribution of these spectral angles to represent within-quadrat spectral variability. </w:t>
-      </w:r>
-      <w:commentRangeStart w:id="61"/>
-      <w:r>
-        <w:t xml:space="preserve">A shadow masking condition, based on the previously derived threshold, was incorporated into the processing workflow to exclude shadowed pixels from the analysis. </w:t>
-      </w:r>
-      <w:commentRangeEnd w:id="61"/>
-      <w:r>
-        <w:rPr>
-          <w:rStyle w:val="CommentReference"/>
-          <w:sz w:val="24"/>
-          <w:szCs w:val="24"/>
-        </w:rPr>
-        <w:commentReference w:id="61"/>
-      </w:r>
-      <w:r>
-        <w:t xml:space="preserve">All spectral processing and calculations were conducted using the </w:t>
-      </w:r>
-      <w:r>
-        <w:rPr>
-          <w:rStyle w:val="Emphasis"/>
-        </w:rPr>
-        <w:t>terra()</w:t>
-      </w:r>
-      <w:r>
-        <w:t xml:space="preserve"> package in R.</w:t>
+      <w:commentRangeEnd w:id="34"/>
+      <w:r>
+        <w:rPr>
+          <w:rStyle w:val="CommentReference"/>
+          <w:sz w:val="24"/>
+          <w:szCs w:val="24"/>
+        </w:rPr>
+        <w:commentReference w:id="34"/>
+      </w:r>
+      <w:commentRangeStart w:id="35"/>
+      <w:r>
+        <w:t>Canopy area for each tree was estimated as a function of diameter and species</w:t>
+      </w:r>
+      <w:r>
+        <w:t xml:space="preserve"> </w:t>
+      </w:r>
+      <w:r>
+        <w:t xml:space="preserve">specific allometry. </w:t>
+      </w:r>
+      <w:commentRangeEnd w:id="35"/>
+      <w:r>
+        <w:rPr>
+          <w:rStyle w:val="CommentReference"/>
+          <w:sz w:val="24"/>
+          <w:szCs w:val="24"/>
+        </w:rPr>
+        <w:commentReference w:id="35"/>
+      </w:r>
+      <w:r>
+        <w:t xml:space="preserve">A circular moving window with a 20 m radius was then applied across the study area to determine species presence and calculate diversity metrics at a 1 m </w:t>
+      </w:r>
+      <w:r>
+        <w:lastRenderedPageBreak/>
+        <w:t xml:space="preserve">spatial resolution. This process produced raster layers representing three diversity indices: </w:t>
+      </w:r>
+      <w:commentRangeStart w:id="36"/>
+      <w:r>
+        <w:t>Shannon’s species diversity, Faith’s phylogenetic diversity, and abundance-weighted Faith</w:t>
+      </w:r>
+      <w:bookmarkStart w:id="37" w:name="_GoBack"/>
+      <w:bookmarkEnd w:id="37"/>
+      <w:r>
+        <w:t>’s phylogenetic diversity</w:t>
+      </w:r>
+      <w:commentRangeEnd w:id="36"/>
+      <w:r>
+        <w:rPr>
+          <w:rStyle w:val="CommentReference"/>
+          <w:sz w:val="24"/>
+          <w:szCs w:val="24"/>
+        </w:rPr>
+        <w:commentReference w:id="36"/>
+      </w:r>
+      <w:r>
+        <w:t>. Shannon’s index quantified both species richness and evenness, while Faith’s phylogenetic diversity measured the total evolutionary branch length</w:t>
+      </w:r>
+      <w:r>
+        <w:t xml:space="preserve"> as a measure of time</w:t>
+      </w:r>
+      <w:r>
+        <w:t xml:space="preserve"> connecting species within a given area. The abundance-weighted variant incorporated species abundance into the phylogenetic framework.</w:t>
       </w:r>
     </w:p>
     <w:p>
       <w:pPr>
         <w:pStyle w:val="NormalWeb"/>
       </w:pPr>
-      <w:r>
-        <w:t xml:space="preserve">Species diversity metrics were derived from the forest census data after filtering to retain upper canopy individuals. Trees were classified as upper canopy if they had a canopy position index of 4 or 5 or a diameter at breast height greater than 200 mm, </w:t>
-      </w:r>
-      <w:commentRangeStart w:id="62"/>
-      <w:r>
-        <w:t xml:space="preserve">resulting in 4,519 individuals representing </w:t>
-      </w:r>
-      <w:commentRangeStart w:id="63"/>
-      <w:r>
-        <w:t>51 species.</w:t>
-      </w:r>
-      <w:commentRangeEnd w:id="62"/>
-      <w:r>
-        <w:rPr>
-          <w:rStyle w:val="CommentReference"/>
-          <w:sz w:val="24"/>
-          <w:szCs w:val="24"/>
-        </w:rPr>
-        <w:commentReference w:id="62"/>
-      </w:r>
-      <w:r>
-        <w:t xml:space="preserve"> </w:t>
-      </w:r>
-      <w:commentRangeEnd w:id="63"/>
-      <w:r>
-        <w:rPr>
-          <w:rStyle w:val="CommentReference"/>
-          <w:sz w:val="24"/>
-          <w:szCs w:val="24"/>
-        </w:rPr>
-        <w:commentReference w:id="63"/>
-      </w:r>
-      <w:commentRangeStart w:id="64"/>
-      <w:r>
-        <w:t>Canopy area for each tree was estimated as a function of diameter and species</w:t>
-      </w:r>
-      <w:r>
-        <w:t xml:space="preserve"> </w:t>
-      </w:r>
-      <w:r>
-        <w:t xml:space="preserve">specific allometry. </w:t>
-      </w:r>
-      <w:commentRangeEnd w:id="64"/>
-      <w:r>
-        <w:rPr>
-          <w:rStyle w:val="CommentReference"/>
-          <w:sz w:val="24"/>
-          <w:szCs w:val="24"/>
-        </w:rPr>
-        <w:commentReference w:id="64"/>
-      </w:r>
-      <w:r>
-        <w:t xml:space="preserve">A circular moving window with a 20 m radius was then applied across the study area to determine species presence and calculate diversity metrics at a 1 m spatial resolution. This process produced raster layers representing three diversity indices: </w:t>
-      </w:r>
-      <w:commentRangeStart w:id="65"/>
-      <w:r>
-        <w:t>Shannon’s species diversity, Faith’s phylogenetic diversity, and abundance-weighted Faith’s phylogenetic diversity</w:t>
-      </w:r>
-      <w:commentRangeEnd w:id="65"/>
-      <w:r>
-        <w:rPr>
-          <w:rStyle w:val="CommentReference"/>
-          <w:sz w:val="24"/>
-          <w:szCs w:val="24"/>
-        </w:rPr>
-        <w:commentReference w:id="65"/>
-      </w:r>
-      <w:r>
-        <w:t>. Shannon’s index quantified both species richness and evenness, while Faith’s phylogenetic diversity measured the total evolutionary branch length</w:t>
-      </w:r>
-      <w:r>
-        <w:t xml:space="preserve"> as a measure of time</w:t>
-      </w:r>
-      <w:r>
-        <w:t xml:space="preserve"> connecting species within a given area. The abundance-weighted variant incorporated species abundance into the phylogenetic framework.</w:t>
+      <w:commentRangeStart w:id="38"/>
+      <w:r>
+        <w:t>Analysis:</w:t>
       </w:r>
     </w:p>
     <w:p>
       <w:pPr>
         <w:pStyle w:val="NormalWeb"/>
       </w:pPr>
-      <w:commentRangeStart w:id="66"/>
-      <w:r>
-        <w:lastRenderedPageBreak/>
-        <w:t>Analysis:</w:t>
-      </w:r>
-    </w:p>
-    <w:p>
-      <w:pPr>
-        <w:pStyle w:val="NormalWeb"/>
-      </w:pPr>
       <w:r>
         <w:t xml:space="preserve">Analyses focused on characterizing patterns of spectral variability and their relationship to biodiversity metrics. Spectral variation was evaluated both within and among quadrats to assess scale-dependent patterns. Relationships among different spectral heterogeneity metrics were examined to identify areas of agreement and divergence, and to evaluate the influence of topographic or environmental gradients on spatial patterns. Associations between spectral heterogeneity and phylogenetic diversity were assessed using </w:t>
       </w:r>
@@ -881,14 +1473,14 @@
       <w:r>
         <w:t xml:space="preserve"> approaches. Additional analyses explored unexplained variation by incorporating other spatially contiguous datasets available for the Paint Rock Forest Dynamics Plot.</w:t>
       </w:r>
-      <w:commentRangeEnd w:id="66"/>
-      <w:r>
-        <w:rPr>
-          <w:rStyle w:val="CommentReference"/>
-          <w:sz w:val="24"/>
-          <w:szCs w:val="24"/>
-        </w:rPr>
-        <w:commentReference w:id="66"/>
+      <w:commentRangeEnd w:id="38"/>
+      <w:r>
+        <w:rPr>
+          <w:rStyle w:val="CommentReference"/>
+          <w:sz w:val="24"/>
+          <w:szCs w:val="24"/>
+        </w:rPr>
+        <w:commentReference w:id="38"/>
       </w:r>
     </w:p>
     <w:p>
@@ -934,8 +1526,8 @@
 </file>
 
 <file path=word/comments.xml><?xml version="1.0" encoding="utf-8"?>
-<w:comments xmlns:wpc="http://schemas.microsoft.com/office/word/2010/wordprocessingCanvas" xmlns:cx="http://schemas.microsoft.com/office/drawing/2014/chartex" xmlns:cx1="http://schemas.microsoft.com/office/drawing/2015/9/8/chartex" xmlns:cx2="http://schemas.microsoft.com/office/drawing/2015/10/21/chartex" xmlns:cx3="http://schemas.microsoft.com/office/drawing/2016/5/9/chartex" xmlns:cx4="http://schemas.microsoft.com/office/drawing/2016/5/10/chartex" xmlns:cx5="http://schemas.microsoft.com/office/drawing/2016/5/11/chartex" xmlns:cx6="http://schemas.microsoft.com/office/drawing/2016/5/12/chartex" xmlns:cx7="http://schemas.microsoft.com/office/drawing/2016/5/13/chartex" xmlns:cx8="http://schemas.microsoft.com/office/drawing/2016/5/14/chartex" xmlns:mc="http://schemas.openxmlformats.org/markup-compatibility/2006" xmlns:aink="http://schemas.microsoft.com/office/drawing/2016/ink" xmlns:am3d="http://schemas.microsoft.com/office/drawing/2017/model3d" xmlns:o="urn:schemas-microsoft-com:office:office" xmlns:oel="http://schemas.microsoft.com/office/2019/extlst" xmlns:r="http://schemas.openxmlformats.org/officeDocument/2006/relationships" xmlns:m="http://schemas.openxmlformats.org/officeDocument/2006/math" xmlns:v="urn:schemas-microsoft-com:vml" xmlns:wp14="http://schemas.microsoft.com/office/word/2010/wordprocessingDrawing" xmlns:wp="http://schemas.openxmlformats.org/drawingml/2006/wordprocessingDrawing" xmlns:w10="urn:schemas-microsoft-com:office:word" xmlns:w="http://schemas.openxmlformats.org/wordprocessingml/2006/main" xmlns:w14="http://schemas.microsoft.com/office/word/2010/wordml" xmlns:w15="http://schemas.microsoft.com/office/word/2012/wordml" xmlns:w16cex="http://schemas.microsoft.com/office/word/2018/wordml/cex" xmlns:w16cid="http://schemas.microsoft.com/office/word/2016/wordml/cid" xmlns:w16="http://schemas.microsoft.com/office/word/2018/wordml" xmlns:w16du="http://schemas.microsoft.com/office/word/2023/wordml/word16du" xmlns:w16sdtdh="http://schemas.microsoft.com/office/word/2020/wordml/sdtdatahash" xmlns:w16sdtfl="http://schemas.microsoft.com/office/word/2024/wordml/sdtformatlock" xmlns:w16se="http://schemas.microsoft.com/office/word/2015/wordml/symex" xmlns:wpg="http://schemas.microsoft.com/office/word/2010/wordprocessingGroup" xmlns:wpi="http://schemas.microsoft.com/office/word/2010/wordprocessingInk" xmlns:wne="http://schemas.microsoft.com/office/word/2006/wordml" xmlns:wps="http://schemas.microsoft.com/office/word/2010/wordprocessingShape" mc:Ignorable="w14 w15 w16se w16cid w16 w16cex w16sdtdh w16sdtfl w16du wp14">
-  <w:comment w:id="0" w:author="Dawn Lemke" w:date="2026-04-07T12:37:00Z" w:initials="DL">
+<w:comments xmlns:wpc="http://schemas.microsoft.com/office/word/2010/wordprocessingCanvas" xmlns:cx="http://schemas.microsoft.com/office/drawing/2014/chartex" xmlns:cx1="http://schemas.microsoft.com/office/drawing/2015/9/8/chartex" xmlns:cx2="http://schemas.microsoft.com/office/drawing/2015/10/21/chartex" xmlns:cx3="http://schemas.microsoft.com/office/drawing/2016/5/9/chartex" xmlns:cx4="http://schemas.microsoft.com/office/drawing/2016/5/10/chartex" xmlns:cx5="http://schemas.microsoft.com/office/drawing/2016/5/11/chartex" xmlns:cx6="http://schemas.microsoft.com/office/drawing/2016/5/12/chartex" xmlns:cx7="http://schemas.microsoft.com/office/drawing/2016/5/13/chartex" xmlns:cx8="http://schemas.microsoft.com/office/drawing/2016/5/14/chartex" xmlns:mc="http://schemas.openxmlformats.org/markup-compatibility/2006" xmlns:aink="http://schemas.microsoft.com/office/drawing/2016/ink" xmlns:am3d="http://schemas.microsoft.com/office/drawing/2017/model3d" xmlns:o="urn:schemas-microsoft-com:office:office" xmlns:r="http://schemas.openxmlformats.org/officeDocument/2006/relationships" xmlns:m="http://schemas.openxmlformats.org/officeDocument/2006/math" xmlns:v="urn:schemas-microsoft-com:vml" xmlns:wp14="http://schemas.microsoft.com/office/word/2010/wordprocessingDrawing" xmlns:wp="http://schemas.openxmlformats.org/drawingml/2006/wordprocessingDrawing" xmlns:w10="urn:schemas-microsoft-com:office:word" xmlns:w="http://schemas.openxmlformats.org/wordprocessingml/2006/main" xmlns:w14="http://schemas.microsoft.com/office/word/2010/wordml" xmlns:w15="http://schemas.microsoft.com/office/word/2012/wordml" xmlns:w16cid="http://schemas.microsoft.com/office/word/2016/wordml/cid" xmlns:w16se="http://schemas.microsoft.com/office/word/2015/wordml/symex" xmlns:wpg="http://schemas.microsoft.com/office/word/2010/wordprocessingGroup" xmlns:wpi="http://schemas.microsoft.com/office/word/2010/wordprocessingInk" xmlns:wne="http://schemas.microsoft.com/office/word/2006/wordml" xmlns:wps="http://schemas.microsoft.com/office/word/2010/wordprocessingShape" mc:Ignorable="w14 w15 w16se w16cid wp14">
+  <w:comment w:id="0" w:author="Evan Tenorio" w:date="2026-04-15T13:11:00Z" w:initials="P">
     <w:p>
       <w:pPr>
         <w:pStyle w:val="CommentText"/>
@@ -947,11 +1539,27 @@
         <w:annotationRef/>
       </w:r>
       <w:r>
+        <w:t>Place holder until we finalize results</w:t>
+      </w:r>
+    </w:p>
+  </w:comment>
+  <w:comment w:id="1" w:author="Dawn Lemke" w:date="2026-04-07T12:37:00Z" w:initials="DL">
+    <w:p>
+      <w:pPr>
+        <w:pStyle w:val="CommentText"/>
+      </w:pPr>
+      <w:r>
+        <w:rPr>
+          <w:rStyle w:val="CommentReference"/>
+        </w:rPr>
+        <w:annotationRef/>
+      </w:r>
+      <w:r>
         <w:t>What is important for your study?</w:t>
       </w:r>
     </w:p>
   </w:comment>
-  <w:comment w:id="1" w:author="Dawn Lemke" w:date="2026-04-07T12:36:00Z" w:initials="DL">
+  <w:comment w:id="2" w:author="Dawn Lemke" w:date="2026-04-07T12:36:00Z" w:initials="DL">
     <w:p>
       <w:pPr>
         <w:pStyle w:val="CommentText"/>
@@ -967,7 +1575,7 @@
       </w:r>
     </w:p>
   </w:comment>
-  <w:comment w:id="5" w:author="Evan Tenorio" w:date="2026-04-06T16:36:00Z" w:initials="P">
+  <w:comment w:id="3" w:author="Dawn Lemke" w:date="2026-04-07T12:39:00Z" w:initials="DL">
     <w:p>
       <w:pPr>
         <w:pStyle w:val="CommentText"/>
@@ -979,11 +1587,11 @@
         <w:annotationRef/>
       </w:r>
       <w:r>
-        <w:t>Need to update with better source.</w:t>
+        <w:t>You could be more specific here</w:t>
       </w:r>
     </w:p>
   </w:comment>
-  <w:comment w:id="6" w:author="Dawn Lemke" w:date="2026-04-07T12:38:00Z" w:initials="DL">
+  <w:comment w:id="15" w:author="Evan Tenorio [2]" w:date="2026-04-02T14:33:00Z" w:initials="ET">
     <w:p>
       <w:pPr>
         <w:pStyle w:val="CommentText"/>
@@ -995,11 +1603,11 @@
         <w:annotationRef/>
       </w:r>
       <w:r>
-        <w:t>Here make it relevant - the exact amounts don’t matter - generally what climate</w:t>
+        <w:t>Will Update</w:t>
       </w:r>
     </w:p>
   </w:comment>
-  <w:comment w:id="7" w:author="Dawn Lemke" w:date="2026-04-07T12:39:00Z" w:initials="DL">
+  <w:comment w:id="23" w:author="Dawn Lemke" w:date="2026-04-07T12:44:00Z" w:initials="DL">
     <w:p>
       <w:pPr>
         <w:pStyle w:val="CommentText"/>
@@ -1011,11 +1619,11 @@
         <w:annotationRef/>
       </w:r>
       <w:r>
-        <w:t>You could be more specific here</w:t>
+        <w:t>I think some of this needs references</w:t>
       </w:r>
     </w:p>
   </w:comment>
-  <w:comment w:id="35" w:author="Evan Tenorio [2]" w:date="2026-04-02T14:33:00Z" w:initials="ET">
+  <w:comment w:id="24" w:author="Dawn Lemke" w:date="2026-04-07T12:45:00Z" w:initials="DL">
     <w:p>
       <w:pPr>
         <w:pStyle w:val="CommentText"/>
@@ -1027,11 +1635,11 @@
         <w:annotationRef/>
       </w:r>
       <w:r>
-        <w:t>Will Update</w:t>
+        <w:t>??</w:t>
       </w:r>
     </w:p>
   </w:comment>
-  <w:comment w:id="43" w:author="Dawn Lemke" w:date="2026-04-07T12:44:00Z" w:initials="DL">
+  <w:comment w:id="25" w:author="Dawn Lemke" w:date="2026-04-07T12:46:00Z" w:initials="DL">
     <w:p>
       <w:pPr>
         <w:pStyle w:val="CommentText"/>
@@ -1043,11 +1651,11 @@
         <w:annotationRef/>
       </w:r>
       <w:r>
-        <w:t>I think some of this needs references</w:t>
+        <w:t>If Peters name is on the paper then this does not need to be here - you should just ref Headwall in the correct place</w:t>
       </w:r>
     </w:p>
   </w:comment>
-  <w:comment w:id="44" w:author="Dawn Lemke" w:date="2026-04-07T12:45:00Z" w:initials="DL">
+  <w:comment w:id="26" w:author="Dawn Lemke" w:date="2026-04-07T12:47:00Z" w:initials="DL">
     <w:p>
       <w:pPr>
         <w:pStyle w:val="CommentText"/>
@@ -1059,11 +1667,11 @@
         <w:annotationRef/>
       </w:r>
       <w:r>
-        <w:t>??</w:t>
+        <w:t>Why?</w:t>
       </w:r>
     </w:p>
   </w:comment>
-  <w:comment w:id="45" w:author="Dawn Lemke" w:date="2026-04-07T12:46:00Z" w:initials="DL">
+  <w:comment w:id="27" w:author="Dawn Lemke" w:date="2026-04-07T12:47:00Z" w:initials="DL">
     <w:p>
       <w:pPr>
         <w:pStyle w:val="CommentText"/>
@@ -1075,11 +1683,11 @@
         <w:annotationRef/>
       </w:r>
       <w:r>
-        <w:t>If Peters name is on the paper then this does not need to be here - you should just ref Headwall in the correct place</w:t>
+        <w:t>This needs to be defined above</w:t>
       </w:r>
     </w:p>
   </w:comment>
-  <w:comment w:id="46" w:author="Dawn Lemke" w:date="2026-04-07T12:47:00Z" w:initials="DL">
+  <w:comment w:id="28" w:author="Evan Tenorio" w:date="2026-04-16T12:02:00Z" w:initials="P">
     <w:p>
       <w:pPr>
         <w:pStyle w:val="CommentText"/>
@@ -1091,11 +1699,11 @@
         <w:annotationRef/>
       </w:r>
       <w:r>
-        <w:t>Why?</w:t>
+        <w:t>Should I define what each quadrat is under data processing or in data?</w:t>
       </w:r>
     </w:p>
   </w:comment>
-  <w:comment w:id="47" w:author="Dawn Lemke" w:date="2026-04-07T12:47:00Z" w:initials="DL">
+  <w:comment w:id="29" w:author="Dawn Lemke" w:date="2026-04-07T12:52:00Z" w:initials="DL">
     <w:p>
       <w:pPr>
         <w:pStyle w:val="CommentText"/>
@@ -1107,11 +1715,11 @@
         <w:annotationRef/>
       </w:r>
       <w:r>
-        <w:t>This needs to be defined above</w:t>
+        <w:t>What package, what settings</w:t>
       </w:r>
     </w:p>
   </w:comment>
-  <w:comment w:id="48" w:author="Dawn Lemke" w:date="2026-04-07T12:48:00Z" w:initials="DL">
+  <w:comment w:id="30" w:author="Dawn Lemke" w:date="2026-04-07T12:56:00Z" w:initials="DL">
     <w:p>
       <w:pPr>
         <w:pStyle w:val="CommentText"/>
@@ -1123,11 +1731,11 @@
         <w:annotationRef/>
       </w:r>
       <w:r>
-        <w:t>Not sure what this means</w:t>
+        <w:t>Start with what the analysis  is about</w:t>
       </w:r>
     </w:p>
   </w:comment>
-  <w:comment w:id="49" w:author="Dawn Lemke" w:date="2026-04-07T12:50:00Z" w:initials="DL">
+  <w:comment w:id="31" w:author="Dawn Lemke" w:date="2026-04-07T12:58:00Z" w:initials="DL">
     <w:p>
       <w:pPr>
         <w:pStyle w:val="CommentText"/>
@@ -1139,11 +1747,19 @@
         <w:annotationRef/>
       </w:r>
       <w:r>
-        <w:t>Not sure on how you ref this</w:t>
+        <w:t xml:space="preserve">Isn't this the prior </w:t>
+      </w:r>
+      <w:proofErr w:type="gramStart"/>
+      <w:r>
+        <w:t>paragraph</w:t>
+      </w:r>
+      <w:proofErr w:type="gramEnd"/>
+      <w:r>
+        <w:t xml:space="preserve"> </w:t>
       </w:r>
     </w:p>
   </w:comment>
-  <w:comment w:id="50" w:author="Dawn Lemke" w:date="2026-04-07T12:51:00Z" w:initials="DL">
+  <w:comment w:id="32" w:author="Dawn Lemke" w:date="2026-04-07T12:59:00Z" w:initials="DL">
     <w:p>
       <w:pPr>
         <w:pStyle w:val="CommentText"/>
@@ -1155,11 +1771,11 @@
         <w:annotationRef/>
       </w:r>
       <w:r>
-        <w:t>What is a tile, and image, a quadrat</w:t>
+        <w:t>Is this in the full plot, or where you have data?</w:t>
       </w:r>
     </w:p>
   </w:comment>
-  <w:comment w:id="51" w:author="Dawn Lemke" w:date="2026-04-07T12:50:00Z" w:initials="DL">
+  <w:comment w:id="33" w:author="Evan Tenorio" w:date="2026-04-16T12:25:00Z" w:initials="P">
     <w:p>
       <w:pPr>
         <w:pStyle w:val="CommentText"/>
@@ -1171,11 +1787,11 @@
         <w:annotationRef/>
       </w:r>
       <w:r>
-        <w:t>What do you mean by this</w:t>
+        <w:t>Full plot</w:t>
       </w:r>
     </w:p>
   </w:comment>
-  <w:comment w:id="52" w:author="Dawn Lemke" w:date="2026-04-07T12:51:00Z" w:initials="DL">
+  <w:comment w:id="34" w:author="Evan Tenorio" w:date="2026-04-06T16:31:00Z" w:initials="P">
     <w:p>
       <w:pPr>
         <w:pStyle w:val="CommentText"/>
@@ -1187,11 +1803,11 @@
         <w:annotationRef/>
       </w:r>
       <w:r>
-        <w:t>How was this determined</w:t>
+        <w:t>Insert Chart of # of individuals per species</w:t>
       </w:r>
     </w:p>
   </w:comment>
-  <w:comment w:id="54" w:author="Dawn Lemke" w:date="2026-04-07T12:52:00Z" w:initials="DL">
+  <w:comment w:id="35" w:author="Dawn Lemke" w:date="2026-04-07T13:00:00Z" w:initials="DL">
     <w:p>
       <w:pPr>
         <w:pStyle w:val="CommentText"/>
@@ -1203,11 +1819,11 @@
         <w:annotationRef/>
       </w:r>
       <w:r>
-        <w:t>How much was kept?</w:t>
+        <w:t>You are going to need ref on these</w:t>
       </w:r>
     </w:p>
   </w:comment>
-  <w:comment w:id="53" w:author="Dawn Lemke" w:date="2026-04-07T12:52:00Z" w:initials="DL">
+  <w:comment w:id="36" w:author="Dawn Lemke" w:date="2026-04-07T13:00:00Z" w:initials="DL">
     <w:p>
       <w:pPr>
         <w:pStyle w:val="CommentText"/>
@@ -1219,139 +1835,11 @@
         <w:annotationRef/>
       </w:r>
       <w:r>
-        <w:t>This is the first time you are talking about different sized quads</w:t>
+        <w:t>refs</w:t>
       </w:r>
     </w:p>
   </w:comment>
-  <w:comment w:id="55" w:author="Dawn Lemke" w:date="2026-04-07T12:52:00Z" w:initials="DL">
-    <w:p>
-      <w:pPr>
-        <w:pStyle w:val="CommentText"/>
-      </w:pPr>
-      <w:r>
-        <w:rPr>
-          <w:rStyle w:val="CommentReference"/>
-        </w:rPr>
-        <w:annotationRef/>
-      </w:r>
-      <w:r>
-        <w:t>What package, what settings</w:t>
-      </w:r>
-    </w:p>
-  </w:comment>
-  <w:comment w:id="56" w:author="Dawn Lemke" w:date="2026-04-07T12:56:00Z" w:initials="DL">
-    <w:p>
-      <w:pPr>
-        <w:pStyle w:val="CommentText"/>
-      </w:pPr>
-      <w:r>
-        <w:rPr>
-          <w:rStyle w:val="CommentReference"/>
-        </w:rPr>
-        <w:annotationRef/>
-      </w:r>
-      <w:r>
-        <w:t>Start with what the analysis  is about</w:t>
-      </w:r>
-    </w:p>
-  </w:comment>
-  <w:comment w:id="59" w:author="Dawn Lemke" w:date="2026-04-07T12:57:00Z" w:initials="DL">
-    <w:p>
-      <w:pPr>
-        <w:pStyle w:val="CommentText"/>
-      </w:pPr>
-      <w:r>
-        <w:rPr>
-          <w:rStyle w:val="CommentReference"/>
-        </w:rPr>
-        <w:annotationRef/>
-      </w:r>
-      <w:r>
-        <w:t xml:space="preserve">I feel like you said this in a different way in the second sentence </w:t>
-      </w:r>
-    </w:p>
-  </w:comment>
-  <w:comment w:id="61" w:author="Dawn Lemke" w:date="2026-04-07T12:58:00Z" w:initials="DL">
-    <w:p>
-      <w:pPr>
-        <w:pStyle w:val="CommentText"/>
-      </w:pPr>
-      <w:r>
-        <w:rPr>
-          <w:rStyle w:val="CommentReference"/>
-        </w:rPr>
-        <w:annotationRef/>
-      </w:r>
-      <w:r>
-        <w:t xml:space="preserve">Isn't this the prior paragraph </w:t>
-      </w:r>
-    </w:p>
-  </w:comment>
-  <w:comment w:id="62" w:author="Dawn Lemke" w:date="2026-04-07T12:59:00Z" w:initials="DL">
-    <w:p>
-      <w:pPr>
-        <w:pStyle w:val="CommentText"/>
-      </w:pPr>
-      <w:r>
-        <w:rPr>
-          <w:rStyle w:val="CommentReference"/>
-        </w:rPr>
-        <w:annotationRef/>
-      </w:r>
-      <w:r>
-        <w:t>Is this in the full plot, or where you have data?</w:t>
-      </w:r>
-    </w:p>
-  </w:comment>
-  <w:comment w:id="63" w:author="Evan Tenorio" w:date="2026-04-06T16:31:00Z" w:initials="P">
-    <w:p>
-      <w:pPr>
-        <w:pStyle w:val="CommentText"/>
-      </w:pPr>
-      <w:r>
-        <w:rPr>
-          <w:rStyle w:val="CommentReference"/>
-        </w:rPr>
-        <w:annotationRef/>
-      </w:r>
-      <w:r>
-        <w:t>Insert Chart of # of individuals per species</w:t>
-      </w:r>
-    </w:p>
-  </w:comment>
-  <w:comment w:id="64" w:author="Dawn Lemke" w:date="2026-04-07T13:00:00Z" w:initials="DL">
-    <w:p>
-      <w:pPr>
-        <w:pStyle w:val="CommentText"/>
-      </w:pPr>
-      <w:r>
-        <w:rPr>
-          <w:rStyle w:val="CommentReference"/>
-        </w:rPr>
-        <w:annotationRef/>
-      </w:r>
-      <w:r>
-        <w:t>You are going to need ref on these</w:t>
-      </w:r>
-    </w:p>
-  </w:comment>
-  <w:comment w:id="65" w:author="Dawn Lemke" w:date="2026-04-07T13:00:00Z" w:initials="DL">
-    <w:p>
-      <w:pPr>
-        <w:pStyle w:val="CommentText"/>
-      </w:pPr>
-      <w:r>
-        <w:rPr>
-          <w:rStyle w:val="CommentReference"/>
-        </w:rPr>
-        <w:annotationRef/>
-      </w:r>
-      <w:r>
-        <w:t>refs</w:t>
-      </w:r>
-    </w:p>
-  </w:comment>
-  <w:comment w:id="66" w:author="Dawn Lemke" w:date="2026-04-07T13:01:00Z" w:initials="DL">
+  <w:comment w:id="38" w:author="Dawn Lemke" w:date="2026-04-07T13:01:00Z" w:initials="DL">
     <w:p>
       <w:pPr>
         <w:pStyle w:val="CommentText"/>
@@ -1371,30 +1859,23 @@
 </file>
 
 <file path=word/commentsExtended.xml><?xml version="1.0" encoding="utf-8"?>
-<w15:commentsEx xmlns:wpc="http://schemas.microsoft.com/office/word/2010/wordprocessingCanvas" xmlns:cx="http://schemas.microsoft.com/office/drawing/2014/chartex" xmlns:cx1="http://schemas.microsoft.com/office/drawing/2015/9/8/chartex" xmlns:cx2="http://schemas.microsoft.com/office/drawing/2015/10/21/chartex" xmlns:cx3="http://schemas.microsoft.com/office/drawing/2016/5/9/chartex" xmlns:cx4="http://schemas.microsoft.com/office/drawing/2016/5/10/chartex" xmlns:cx5="http://schemas.microsoft.com/office/drawing/2016/5/11/chartex" xmlns:cx6="http://schemas.microsoft.com/office/drawing/2016/5/12/chartex" xmlns:cx7="http://schemas.microsoft.com/office/drawing/2016/5/13/chartex" xmlns:cx8="http://schemas.microsoft.com/office/drawing/2016/5/14/chartex" xmlns:mc="http://schemas.openxmlformats.org/markup-compatibility/2006" xmlns:aink="http://schemas.microsoft.com/office/drawing/2016/ink" xmlns:am3d="http://schemas.microsoft.com/office/drawing/2017/model3d" xmlns:o="urn:schemas-microsoft-com:office:office" xmlns:oel="http://schemas.microsoft.com/office/2019/extlst" xmlns:r="http://schemas.openxmlformats.org/officeDocument/2006/relationships" xmlns:m="http://schemas.openxmlformats.org/officeDocument/2006/math" xmlns:v="urn:schemas-microsoft-com:vml" xmlns:wp14="http://schemas.microsoft.com/office/word/2010/wordprocessingDrawing" xmlns:wp="http://schemas.openxmlformats.org/drawingml/2006/wordprocessingDrawing" xmlns:w10="urn:schemas-microsoft-com:office:word" xmlns:w="http://schemas.openxmlformats.org/wordprocessingml/2006/main" xmlns:w14="http://schemas.microsoft.com/office/word/2010/wordml" xmlns:w15="http://schemas.microsoft.com/office/word/2012/wordml" xmlns:w16cex="http://schemas.microsoft.com/office/word/2018/wordml/cex" xmlns:w16cid="http://schemas.microsoft.com/office/word/2016/wordml/cid" xmlns:w16="http://schemas.microsoft.com/office/word/2018/wordml" xmlns:w16du="http://schemas.microsoft.com/office/word/2023/wordml/word16du" xmlns:w16sdtdh="http://schemas.microsoft.com/office/word/2020/wordml/sdtdatahash" xmlns:w16sdtfl="http://schemas.microsoft.com/office/word/2024/wordml/sdtformatlock" xmlns:w16se="http://schemas.microsoft.com/office/word/2015/wordml/symex" xmlns:wpg="http://schemas.microsoft.com/office/word/2010/wordprocessingGroup" xmlns:wpi="http://schemas.microsoft.com/office/word/2010/wordprocessingInk" xmlns:wne="http://schemas.microsoft.com/office/word/2006/wordml" xmlns:wps="http://schemas.microsoft.com/office/word/2010/wordprocessingShape" mc:Ignorable="w14 w15 w16se w16cid w16 w16cex w16sdtdh w16sdtfl w16du wp14">
+<w15:commentsEx xmlns:wpc="http://schemas.microsoft.com/office/word/2010/wordprocessingCanvas" xmlns:cx="http://schemas.microsoft.com/office/drawing/2014/chartex" xmlns:cx1="http://schemas.microsoft.com/office/drawing/2015/9/8/chartex" xmlns:cx2="http://schemas.microsoft.com/office/drawing/2015/10/21/chartex" xmlns:cx3="http://schemas.microsoft.com/office/drawing/2016/5/9/chartex" xmlns:cx4="http://schemas.microsoft.com/office/drawing/2016/5/10/chartex" xmlns:cx5="http://schemas.microsoft.com/office/drawing/2016/5/11/chartex" xmlns:cx6="http://schemas.microsoft.com/office/drawing/2016/5/12/chartex" xmlns:cx7="http://schemas.microsoft.com/office/drawing/2016/5/13/chartex" xmlns:cx8="http://schemas.microsoft.com/office/drawing/2016/5/14/chartex" xmlns:mc="http://schemas.openxmlformats.org/markup-compatibility/2006" xmlns:aink="http://schemas.microsoft.com/office/drawing/2016/ink" xmlns:am3d="http://schemas.microsoft.com/office/drawing/2017/model3d" xmlns:o="urn:schemas-microsoft-com:office:office" xmlns:r="http://schemas.openxmlformats.org/officeDocument/2006/relationships" xmlns:m="http://schemas.openxmlformats.org/officeDocument/2006/math" xmlns:v="urn:schemas-microsoft-com:vml" xmlns:wp14="http://schemas.microsoft.com/office/word/2010/wordprocessingDrawing" xmlns:wp="http://schemas.openxmlformats.org/drawingml/2006/wordprocessingDrawing" xmlns:w10="urn:schemas-microsoft-com:office:word" xmlns:w="http://schemas.openxmlformats.org/wordprocessingml/2006/main" xmlns:w14="http://schemas.microsoft.com/office/word/2010/wordml" xmlns:w15="http://schemas.microsoft.com/office/word/2012/wordml" xmlns:w16cid="http://schemas.microsoft.com/office/word/2016/wordml/cid" xmlns:w16se="http://schemas.microsoft.com/office/word/2015/wordml/symex" xmlns:wpg="http://schemas.microsoft.com/office/word/2010/wordprocessingGroup" xmlns:wpi="http://schemas.microsoft.com/office/word/2010/wordprocessingInk" xmlns:wne="http://schemas.microsoft.com/office/word/2006/wordml" xmlns:wps="http://schemas.microsoft.com/office/word/2010/wordprocessingShape" mc:Ignorable="w14 w15 w16se w16cid wp14">
+  <w15:commentEx w15:paraId="580DFAAD" w15:done="0"/>
   <w15:commentEx w15:paraId="3685A5BE" w15:done="0"/>
-  <w15:commentEx w15:paraId="356D7196" w15:done="0"/>
-  <w15:commentEx w15:paraId="1E03F12F" w15:done="0"/>
-  <w15:commentEx w15:paraId="5805043E" w15:paraIdParent="1E03F12F" w15:done="0"/>
-  <w15:commentEx w15:paraId="2F06F450" w15:done="0"/>
+  <w15:commentEx w15:paraId="356D7196" w15:done="1"/>
+  <w15:commentEx w15:paraId="2F06F450" w15:done="1"/>
   <w15:commentEx w15:paraId="0425080F" w15:done="0"/>
   <w15:commentEx w15:paraId="34688CA6" w15:done="0"/>
   <w15:commentEx w15:paraId="51D720AF" w15:done="0"/>
   <w15:commentEx w15:paraId="1B0D4FA3" w15:done="0"/>
   <w15:commentEx w15:paraId="246F6D95" w15:done="0"/>
   <w15:commentEx w15:paraId="5FC39DA5" w15:done="0"/>
-  <w15:commentEx w15:paraId="56E5417A" w15:done="0"/>
-  <w15:commentEx w15:paraId="6B660EE5" w15:done="0"/>
-  <w15:commentEx w15:paraId="631808DD" w15:done="0"/>
-  <w15:commentEx w15:paraId="0023DC86" w15:done="0"/>
-  <w15:commentEx w15:paraId="32550124" w15:done="0"/>
-  <w15:commentEx w15:paraId="6871DC7F" w15:done="0"/>
-  <w15:commentEx w15:paraId="162FC10C" w15:done="0"/>
-  <w15:commentEx w15:paraId="6D6EE741" w15:done="0"/>
-  <w15:commentEx w15:paraId="2450E7A1" w15:done="0"/>
-  <w15:commentEx w15:paraId="4773FD83" w15:done="0"/>
-  <w15:commentEx w15:paraId="0D1DDF75" w15:done="0"/>
+  <w15:commentEx w15:paraId="7A505B3B" w15:paraIdParent="5FC39DA5" w15:done="0"/>
+  <w15:commentEx w15:paraId="6D6EE741" w15:done="1"/>
+  <w15:commentEx w15:paraId="2450E7A1" w15:done="1"/>
+  <w15:commentEx w15:paraId="0D1DDF75" w15:done="1"/>
   <w15:commentEx w15:paraId="147AFED5" w15:done="0"/>
+  <w15:commentEx w15:paraId="59A2031F" w15:paraIdParent="147AFED5" w15:done="0"/>
   <w15:commentEx w15:paraId="2B28A7B7" w15:done="0"/>
   <w15:commentEx w15:paraId="46F88752" w15:done="0"/>
   <w15:commentEx w15:paraId="724F17C5" w15:done="0"/>
@@ -1402,42 +1883,11 @@
 </w15:commentsEx>
 </file>
 
-<file path=word/commentsExtensible.xml><?xml version="1.0" encoding="utf-8"?>
-<w16cex:commentsExtensible xmlns:wpc="http://schemas.microsoft.com/office/word/2010/wordprocessingCanvas" xmlns:cx="http://schemas.microsoft.com/office/drawing/2014/chartex" xmlns:cx1="http://schemas.microsoft.com/office/drawing/2015/9/8/chartex" xmlns:cx2="http://schemas.microsoft.com/office/drawing/2015/10/21/chartex" xmlns:cx3="http://schemas.microsoft.com/office/drawing/2016/5/9/chartex" xmlns:cx4="http://schemas.microsoft.com/office/drawing/2016/5/10/chartex" xmlns:cx5="http://schemas.microsoft.com/office/drawing/2016/5/11/chartex" xmlns:cx6="http://schemas.microsoft.com/office/drawing/2016/5/12/chartex" xmlns:cx7="http://schemas.microsoft.com/office/drawing/2016/5/13/chartex" xmlns:cx8="http://schemas.microsoft.com/office/drawing/2016/5/14/chartex" xmlns:cr="http://schemas.microsoft.com/office/comments/2020/reactions" xmlns:mc="http://schemas.openxmlformats.org/markup-compatibility/2006" xmlns:aink="http://schemas.microsoft.com/office/drawing/2016/ink" xmlns:am3d="http://schemas.microsoft.com/office/drawing/2017/model3d" xmlns:o="urn:schemas-microsoft-com:office:office" xmlns:oel="http://schemas.microsoft.com/office/2019/extlst" xmlns:r="http://schemas.openxmlformats.org/officeDocument/2006/relationships" xmlns:m="http://schemas.openxmlformats.org/officeDocument/2006/math" xmlns:v="urn:schemas-microsoft-com:vml" xmlns:wp14="http://schemas.microsoft.com/office/word/2010/wordprocessingDrawing" xmlns:wp="http://schemas.openxmlformats.org/drawingml/2006/wordprocessingDrawing" xmlns:w10="urn:schemas-microsoft-com:office:word" xmlns:w="http://schemas.openxmlformats.org/wordprocessingml/2006/main" xmlns:w14="http://schemas.microsoft.com/office/word/2010/wordml" xmlns:w15="http://schemas.microsoft.com/office/word/2012/wordml" xmlns:w16cex="http://schemas.microsoft.com/office/word/2018/wordml/cex" xmlns:w16cid="http://schemas.microsoft.com/office/word/2016/wordml/cid" xmlns:w16="http://schemas.microsoft.com/office/word/2018/wordml" xmlns:w16du="http://schemas.microsoft.com/office/word/2023/wordml/word16du" xmlns:w16sdtdh="http://schemas.microsoft.com/office/word/2020/wordml/sdtdatahash" xmlns:w16sdtfl="http://schemas.microsoft.com/office/word/2024/wordml/sdtformatlock" xmlns:w16se="http://schemas.microsoft.com/office/word/2015/wordml/symex" xmlns:wpg="http://schemas.microsoft.com/office/word/2010/wordprocessingGroup" xmlns:wpi="http://schemas.microsoft.com/office/word/2010/wordprocessingInk" xmlns:wne="http://schemas.microsoft.com/office/word/2006/wordml" xmlns:wps="http://schemas.microsoft.com/office/word/2010/wordprocessingShape" mc:Ignorable="w14 w15 w16se w16cid w16 w16cex w16sdtdh w16sdtfl cr w16du wp14">
-  <w16cex:commentExtensible w16cex:durableId="08D10969" w16cex:dateUtc="2026-04-07T17:37:00Z"/>
-  <w16cex:commentExtensible w16cex:durableId="4364D774" w16cex:dateUtc="2026-04-07T17:36:00Z"/>
-  <w16cex:commentExtensible w16cex:durableId="07974BB3" w16cex:dateUtc="2026-04-07T17:38:00Z"/>
-  <w16cex:commentExtensible w16cex:durableId="51C30DB5" w16cex:dateUtc="2026-04-07T17:39:00Z"/>
-  <w16cex:commentExtensible w16cex:durableId="2DC0C9E1" w16cex:dateUtc="2026-04-02T19:33:00Z"/>
-  <w16cex:commentExtensible w16cex:durableId="7BCE0744" w16cex:dateUtc="2026-04-07T17:44:00Z"/>
-  <w16cex:commentExtensible w16cex:durableId="7F252CED" w16cex:dateUtc="2026-04-07T17:45:00Z"/>
-  <w16cex:commentExtensible w16cex:durableId="601E81FE" w16cex:dateUtc="2026-04-07T17:46:00Z"/>
-  <w16cex:commentExtensible w16cex:durableId="679A1541" w16cex:dateUtc="2026-04-07T17:47:00Z"/>
-  <w16cex:commentExtensible w16cex:durableId="5E9396BE" w16cex:dateUtc="2026-04-07T17:47:00Z"/>
-  <w16cex:commentExtensible w16cex:durableId="33DEBB97" w16cex:dateUtc="2026-04-07T17:48:00Z"/>
-  <w16cex:commentExtensible w16cex:durableId="1CCD20CE" w16cex:dateUtc="2026-04-07T17:50:00Z"/>
-  <w16cex:commentExtensible w16cex:durableId="5469842E" w16cex:dateUtc="2026-04-07T17:51:00Z"/>
-  <w16cex:commentExtensible w16cex:durableId="0AA29719" w16cex:dateUtc="2026-04-07T17:50:00Z"/>
-  <w16cex:commentExtensible w16cex:durableId="5CCE9553" w16cex:dateUtc="2026-04-07T17:51:00Z"/>
-  <w16cex:commentExtensible w16cex:durableId="35424D92" w16cex:dateUtc="2026-04-07T17:52:00Z"/>
-  <w16cex:commentExtensible w16cex:durableId="5390EB4B" w16cex:dateUtc="2026-04-07T17:52:00Z"/>
-  <w16cex:commentExtensible w16cex:durableId="562A7C1F" w16cex:dateUtc="2026-04-07T17:52:00Z"/>
-  <w16cex:commentExtensible w16cex:durableId="3CC01102" w16cex:dateUtc="2026-04-07T17:56:00Z"/>
-  <w16cex:commentExtensible w16cex:durableId="755D26D2" w16cex:dateUtc="2026-04-07T17:57:00Z"/>
-  <w16cex:commentExtensible w16cex:durableId="5CEA9D78" w16cex:dateUtc="2026-04-07T17:58:00Z"/>
-  <w16cex:commentExtensible w16cex:durableId="760827F6" w16cex:dateUtc="2026-04-07T17:59:00Z"/>
-  <w16cex:commentExtensible w16cex:durableId="76E1F6A7" w16cex:dateUtc="2026-04-07T18:00:00Z"/>
-  <w16cex:commentExtensible w16cex:durableId="7A83D2EA" w16cex:dateUtc="2026-04-07T18:00:00Z"/>
-  <w16cex:commentExtensible w16cex:durableId="37AF8D22" w16cex:dateUtc="2026-04-07T18:01:00Z"/>
-</w16cex:commentsExtensible>
-</file>
-
 <file path=word/commentsIds.xml><?xml version="1.0" encoding="utf-8"?>
-<w16cid:commentsIds xmlns:wpc="http://schemas.microsoft.com/office/word/2010/wordprocessingCanvas" xmlns:cx="http://schemas.microsoft.com/office/drawing/2014/chartex" xmlns:cx1="http://schemas.microsoft.com/office/drawing/2015/9/8/chartex" xmlns:cx2="http://schemas.microsoft.com/office/drawing/2015/10/21/chartex" xmlns:cx3="http://schemas.microsoft.com/office/drawing/2016/5/9/chartex" xmlns:cx4="http://schemas.microsoft.com/office/drawing/2016/5/10/chartex" xmlns:cx5="http://schemas.microsoft.com/office/drawing/2016/5/11/chartex" xmlns:cx6="http://schemas.microsoft.com/office/drawing/2016/5/12/chartex" xmlns:cx7="http://schemas.microsoft.com/office/drawing/2016/5/13/chartex" xmlns:cx8="http://schemas.microsoft.com/office/drawing/2016/5/14/chartex" xmlns:mc="http://schemas.openxmlformats.org/markup-compatibility/2006" xmlns:aink="http://schemas.microsoft.com/office/drawing/2016/ink" xmlns:am3d="http://schemas.microsoft.com/office/drawing/2017/model3d" xmlns:o="urn:schemas-microsoft-com:office:office" xmlns:oel="http://schemas.microsoft.com/office/2019/extlst" xmlns:r="http://schemas.openxmlformats.org/officeDocument/2006/relationships" xmlns:m="http://schemas.openxmlformats.org/officeDocument/2006/math" xmlns:v="urn:schemas-microsoft-com:vml" xmlns:wp14="http://schemas.microsoft.com/office/word/2010/wordprocessingDrawing" xmlns:wp="http://schemas.openxmlformats.org/drawingml/2006/wordprocessingDrawing" xmlns:w10="urn:schemas-microsoft-com:office:word" xmlns:w="http://schemas.openxmlformats.org/wordprocessingml/2006/main" xmlns:w14="http://schemas.microsoft.com/office/word/2010/wordml" xmlns:w15="http://schemas.microsoft.com/office/word/2012/wordml" xmlns:w16cex="http://schemas.microsoft.com/office/word/2018/wordml/cex" xmlns:w16cid="http://schemas.microsoft.com/office/word/2016/wordml/cid" xmlns:w16="http://schemas.microsoft.com/office/word/2018/wordml" xmlns:w16du="http://schemas.microsoft.com/office/word/2023/wordml/word16du" xmlns:w16sdtdh="http://schemas.microsoft.com/office/word/2020/wordml/sdtdatahash" xmlns:w16sdtfl="http://schemas.microsoft.com/office/word/2024/wordml/sdtformatlock" xmlns:w16se="http://schemas.microsoft.com/office/word/2015/wordml/symex" xmlns:wpg="http://schemas.microsoft.com/office/word/2010/wordprocessingGroup" xmlns:wpi="http://schemas.microsoft.com/office/word/2010/wordprocessingInk" xmlns:wne="http://schemas.microsoft.com/office/word/2006/wordml" xmlns:wps="http://schemas.microsoft.com/office/word/2010/wordprocessingShape" mc:Ignorable="w14 w15 w16se w16cid w16 w16cex w16sdtdh w16sdtfl w16du wp14">
+<w16cid:commentsIds xmlns:wpc="http://schemas.microsoft.com/office/word/2010/wordprocessingCanvas" xmlns:cx="http://schemas.microsoft.com/office/drawing/2014/chartex" xmlns:cx1="http://schemas.microsoft.com/office/drawing/2015/9/8/chartex" xmlns:cx2="http://schemas.microsoft.com/office/drawing/2015/10/21/chartex" xmlns:cx3="http://schemas.microsoft.com/office/drawing/2016/5/9/chartex" xmlns:cx4="http://schemas.microsoft.com/office/drawing/2016/5/10/chartex" xmlns:cx5="http://schemas.microsoft.com/office/drawing/2016/5/11/chartex" xmlns:cx6="http://schemas.microsoft.com/office/drawing/2016/5/12/chartex" xmlns:cx7="http://schemas.microsoft.com/office/drawing/2016/5/13/chartex" xmlns:cx8="http://schemas.microsoft.com/office/drawing/2016/5/14/chartex" xmlns:mc="http://schemas.openxmlformats.org/markup-compatibility/2006" xmlns:aink="http://schemas.microsoft.com/office/drawing/2016/ink" xmlns:am3d="http://schemas.microsoft.com/office/drawing/2017/model3d" xmlns:o="urn:schemas-microsoft-com:office:office" xmlns:r="http://schemas.openxmlformats.org/officeDocument/2006/relationships" xmlns:m="http://schemas.openxmlformats.org/officeDocument/2006/math" xmlns:v="urn:schemas-microsoft-com:vml" xmlns:wp14="http://schemas.microsoft.com/office/word/2010/wordprocessingDrawing" xmlns:wp="http://schemas.openxmlformats.org/drawingml/2006/wordprocessingDrawing" xmlns:w10="urn:schemas-microsoft-com:office:word" xmlns:w="http://schemas.openxmlformats.org/wordprocessingml/2006/main" xmlns:w14="http://schemas.microsoft.com/office/word/2010/wordml" xmlns:w15="http://schemas.microsoft.com/office/word/2012/wordml" xmlns:w16cid="http://schemas.microsoft.com/office/word/2016/wordml/cid" xmlns:w16se="http://schemas.microsoft.com/office/word/2015/wordml/symex" xmlns:wpg="http://schemas.microsoft.com/office/word/2010/wordprocessingGroup" xmlns:wpi="http://schemas.microsoft.com/office/word/2010/wordprocessingInk" xmlns:wne="http://schemas.microsoft.com/office/word/2006/wordml" xmlns:wps="http://schemas.microsoft.com/office/word/2010/wordprocessingShape" mc:Ignorable="w14 w15 w16se w16cid wp14">
+  <w16cid:commentId w16cid:paraId="580DFAAD" w16cid:durableId="2D8A0D15"/>
   <w16cid:commentId w16cid:paraId="3685A5BE" w16cid:durableId="08D10969"/>
   <w16cid:commentId w16cid:paraId="356D7196" w16cid:durableId="4364D774"/>
-  <w16cid:commentId w16cid:paraId="1E03F12F" w16cid:durableId="2D7E5F75"/>
-  <w16cid:commentId w16cid:paraId="5805043E" w16cid:durableId="07974BB3"/>
   <w16cid:commentId w16cid:paraId="2F06F450" w16cid:durableId="51C30DB5"/>
   <w16cid:commentId w16cid:paraId="0425080F" w16cid:durableId="2DC0C9E1"/>
   <w16cid:commentId w16cid:paraId="34688CA6" w16cid:durableId="7BCE0744"/>
@@ -1445,18 +1895,12 @@
   <w16cid:commentId w16cid:paraId="1B0D4FA3" w16cid:durableId="601E81FE"/>
   <w16cid:commentId w16cid:paraId="246F6D95" w16cid:durableId="679A1541"/>
   <w16cid:commentId w16cid:paraId="5FC39DA5" w16cid:durableId="5E9396BE"/>
-  <w16cid:commentId w16cid:paraId="56E5417A" w16cid:durableId="33DEBB97"/>
-  <w16cid:commentId w16cid:paraId="6B660EE5" w16cid:durableId="1CCD20CE"/>
-  <w16cid:commentId w16cid:paraId="631808DD" w16cid:durableId="5469842E"/>
-  <w16cid:commentId w16cid:paraId="0023DC86" w16cid:durableId="0AA29719"/>
-  <w16cid:commentId w16cid:paraId="32550124" w16cid:durableId="5CCE9553"/>
-  <w16cid:commentId w16cid:paraId="6871DC7F" w16cid:durableId="35424D92"/>
-  <w16cid:commentId w16cid:paraId="162FC10C" w16cid:durableId="5390EB4B"/>
+  <w16cid:commentId w16cid:paraId="7A505B3B" w16cid:durableId="2D8B4E44"/>
   <w16cid:commentId w16cid:paraId="6D6EE741" w16cid:durableId="562A7C1F"/>
   <w16cid:commentId w16cid:paraId="2450E7A1" w16cid:durableId="3CC01102"/>
-  <w16cid:commentId w16cid:paraId="4773FD83" w16cid:durableId="755D26D2"/>
   <w16cid:commentId w16cid:paraId="0D1DDF75" w16cid:durableId="5CEA9D78"/>
   <w16cid:commentId w16cid:paraId="147AFED5" w16cid:durableId="760827F6"/>
+  <w16cid:commentId w16cid:paraId="59A2031F" w16cid:durableId="2D8B53A8"/>
   <w16cid:commentId w16cid:paraId="2B28A7B7" w16cid:durableId="2D7E5E60"/>
   <w16cid:commentId w16cid:paraId="46F88752" w16cid:durableId="76E1F6A7"/>
   <w16cid:commentId w16cid:paraId="724F17C5" w16cid:durableId="7A83D2EA"/>
@@ -1465,7 +1909,7 @@
 </file>
 
 <file path=word/numbering.xml><?xml version="1.0" encoding="utf-8"?>
-<w:numbering xmlns:wpc="http://schemas.microsoft.com/office/word/2010/wordprocessingCanvas" xmlns:cx="http://schemas.microsoft.com/office/drawing/2014/chartex" xmlns:cx1="http://schemas.microsoft.com/office/drawing/2015/9/8/chartex" xmlns:cx2="http://schemas.microsoft.com/office/drawing/2015/10/21/chartex" xmlns:cx3="http://schemas.microsoft.com/office/drawing/2016/5/9/chartex" xmlns:cx4="http://schemas.microsoft.com/office/drawing/2016/5/10/chartex" xmlns:cx5="http://schemas.microsoft.com/office/drawing/2016/5/11/chartex" xmlns:cx6="http://schemas.microsoft.com/office/drawing/2016/5/12/chartex" xmlns:cx7="http://schemas.microsoft.com/office/drawing/2016/5/13/chartex" xmlns:cx8="http://schemas.microsoft.com/office/drawing/2016/5/14/chartex" xmlns:mc="http://schemas.openxmlformats.org/markup-compatibility/2006" xmlns:aink="http://schemas.microsoft.com/office/drawing/2016/ink" xmlns:am3d="http://schemas.microsoft.com/office/drawing/2017/model3d" xmlns:o="urn:schemas-microsoft-com:office:office" xmlns:oel="http://schemas.microsoft.com/office/2019/extlst" xmlns:r="http://schemas.openxmlformats.org/officeDocument/2006/relationships" xmlns:m="http://schemas.openxmlformats.org/officeDocument/2006/math" xmlns:v="urn:schemas-microsoft-com:vml" xmlns:wp14="http://schemas.microsoft.com/office/word/2010/wordprocessingDrawing" xmlns:wp="http://schemas.openxmlformats.org/drawingml/2006/wordprocessingDrawing" xmlns:w10="urn:schemas-microsoft-com:office:word" xmlns:w="http://schemas.openxmlformats.org/wordprocessingml/2006/main" xmlns:w14="http://schemas.microsoft.com/office/word/2010/wordml" xmlns:w15="http://schemas.microsoft.com/office/word/2012/wordml" xmlns:w16cex="http://schemas.microsoft.com/office/word/2018/wordml/cex" xmlns:w16cid="http://schemas.microsoft.com/office/word/2016/wordml/cid" xmlns:w16="http://schemas.microsoft.com/office/word/2018/wordml" xmlns:w16du="http://schemas.microsoft.com/office/word/2023/wordml/word16du" xmlns:w16sdtdh="http://schemas.microsoft.com/office/word/2020/wordml/sdtdatahash" xmlns:w16sdtfl="http://schemas.microsoft.com/office/word/2024/wordml/sdtformatlock" xmlns:w16se="http://schemas.microsoft.com/office/word/2015/wordml/symex" xmlns:wpg="http://schemas.microsoft.com/office/word/2010/wordprocessingGroup" xmlns:wpi="http://schemas.microsoft.com/office/word/2010/wordprocessingInk" xmlns:wne="http://schemas.microsoft.com/office/word/2006/wordml" xmlns:wps="http://schemas.microsoft.com/office/word/2010/wordprocessingShape" mc:Ignorable="w14 w15 w16se w16cid w16 w16cex w16sdtdh w16sdtfl w16du wp14">
+<w:numbering xmlns:wpc="http://schemas.microsoft.com/office/word/2010/wordprocessingCanvas" xmlns:cx="http://schemas.microsoft.com/office/drawing/2014/chartex" xmlns:cx1="http://schemas.microsoft.com/office/drawing/2015/9/8/chartex" xmlns:cx2="http://schemas.microsoft.com/office/drawing/2015/10/21/chartex" xmlns:cx3="http://schemas.microsoft.com/office/drawing/2016/5/9/chartex" xmlns:cx4="http://schemas.microsoft.com/office/drawing/2016/5/10/chartex" xmlns:cx5="http://schemas.microsoft.com/office/drawing/2016/5/11/chartex" xmlns:cx6="http://schemas.microsoft.com/office/drawing/2016/5/12/chartex" xmlns:cx7="http://schemas.microsoft.com/office/drawing/2016/5/13/chartex" xmlns:cx8="http://schemas.microsoft.com/office/drawing/2016/5/14/chartex" xmlns:mc="http://schemas.openxmlformats.org/markup-compatibility/2006" xmlns:aink="http://schemas.microsoft.com/office/drawing/2016/ink" xmlns:am3d="http://schemas.microsoft.com/office/drawing/2017/model3d" xmlns:o="urn:schemas-microsoft-com:office:office" xmlns:r="http://schemas.openxmlformats.org/officeDocument/2006/relationships" xmlns:m="http://schemas.openxmlformats.org/officeDocument/2006/math" xmlns:v="urn:schemas-microsoft-com:vml" xmlns:wp14="http://schemas.microsoft.com/office/word/2010/wordprocessingDrawing" xmlns:wp="http://schemas.openxmlformats.org/drawingml/2006/wordprocessingDrawing" xmlns:w10="urn:schemas-microsoft-com:office:word" xmlns:w="http://schemas.openxmlformats.org/wordprocessingml/2006/main" xmlns:w14="http://schemas.microsoft.com/office/word/2010/wordml" xmlns:w15="http://schemas.microsoft.com/office/word/2012/wordml" xmlns:w16cid="http://schemas.microsoft.com/office/word/2016/wordml/cid" xmlns:w16se="http://schemas.microsoft.com/office/word/2015/wordml/symex" xmlns:wpg="http://schemas.microsoft.com/office/word/2010/wordprocessingGroup" xmlns:wpi="http://schemas.microsoft.com/office/word/2010/wordprocessingInk" xmlns:wne="http://schemas.microsoft.com/office/word/2006/wordml" xmlns:wps="http://schemas.microsoft.com/office/word/2010/wordprocessingShape" mc:Ignorable="w14 w15 w16se w16cid wp14">
   <w:abstractNum w:abstractNumId="0" w15:restartNumberingAfterBreak="0">
     <w:nsid w:val="01E5611A"/>
     <w:multiLevelType w:val="hybridMultilevel"/>
@@ -1991,31 +2435,31 @@
       </w:rPr>
     </w:lvl>
   </w:abstractNum>
-  <w:num w:numId="1" w16cid:durableId="729692766">
+  <w:num w:numId="1">
     <w:abstractNumId w:val="2"/>
   </w:num>
-  <w:num w:numId="2" w16cid:durableId="468596848">
+  <w:num w:numId="2">
     <w:abstractNumId w:val="3"/>
   </w:num>
-  <w:num w:numId="3" w16cid:durableId="330258008">
+  <w:num w:numId="3">
     <w:abstractNumId w:val="4"/>
   </w:num>
-  <w:num w:numId="4" w16cid:durableId="2047564249">
+  <w:num w:numId="4">
     <w:abstractNumId w:val="1"/>
   </w:num>
-  <w:num w:numId="5" w16cid:durableId="2129154137">
+  <w:num w:numId="5">
     <w:abstractNumId w:val="0"/>
   </w:num>
 </w:numbering>
 </file>
 
 <file path=word/people.xml><?xml version="1.0" encoding="utf-8"?>
-<w15:people xmlns:wpc="http://schemas.microsoft.com/office/word/2010/wordprocessingCanvas" xmlns:cx="http://schemas.microsoft.com/office/drawing/2014/chartex" xmlns:cx1="http://schemas.microsoft.com/office/drawing/2015/9/8/chartex" xmlns:cx2="http://schemas.microsoft.com/office/drawing/2015/10/21/chartex" xmlns:cx3="http://schemas.microsoft.com/office/drawing/2016/5/9/chartex" xmlns:cx4="http://schemas.microsoft.com/office/drawing/2016/5/10/chartex" xmlns:cx5="http://schemas.microsoft.com/office/drawing/2016/5/11/chartex" xmlns:cx6="http://schemas.microsoft.com/office/drawing/2016/5/12/chartex" xmlns:cx7="http://schemas.microsoft.com/office/drawing/2016/5/13/chartex" xmlns:cx8="http://schemas.microsoft.com/office/drawing/2016/5/14/chartex" xmlns:mc="http://schemas.openxmlformats.org/markup-compatibility/2006" xmlns:aink="http://schemas.microsoft.com/office/drawing/2016/ink" xmlns:am3d="http://schemas.microsoft.com/office/drawing/2017/model3d" xmlns:o="urn:schemas-microsoft-com:office:office" xmlns:oel="http://schemas.microsoft.com/office/2019/extlst" xmlns:r="http://schemas.openxmlformats.org/officeDocument/2006/relationships" xmlns:m="http://schemas.openxmlformats.org/officeDocument/2006/math" xmlns:v="urn:schemas-microsoft-com:vml" xmlns:wp14="http://schemas.microsoft.com/office/word/2010/wordprocessingDrawing" xmlns:wp="http://schemas.openxmlformats.org/drawingml/2006/wordprocessingDrawing" xmlns:w10="urn:schemas-microsoft-com:office:word" xmlns:w="http://schemas.openxmlformats.org/wordprocessingml/2006/main" xmlns:w14="http://schemas.microsoft.com/office/word/2010/wordml" xmlns:w15="http://schemas.microsoft.com/office/word/2012/wordml" xmlns:w16cex="http://schemas.microsoft.com/office/word/2018/wordml/cex" xmlns:w16cid="http://schemas.microsoft.com/office/word/2016/wordml/cid" xmlns:w16="http://schemas.microsoft.com/office/word/2018/wordml" xmlns:w16du="http://schemas.microsoft.com/office/word/2023/wordml/word16du" xmlns:w16sdtdh="http://schemas.microsoft.com/office/word/2020/wordml/sdtdatahash" xmlns:w16sdtfl="http://schemas.microsoft.com/office/word/2024/wordml/sdtformatlock" xmlns:w16se="http://schemas.microsoft.com/office/word/2015/wordml/symex" xmlns:wpg="http://schemas.microsoft.com/office/word/2010/wordprocessingGroup" xmlns:wpi="http://schemas.microsoft.com/office/word/2010/wordprocessingInk" xmlns:wne="http://schemas.microsoft.com/office/word/2006/wordml" xmlns:wps="http://schemas.microsoft.com/office/word/2010/wordprocessingShape" mc:Ignorable="w14 w15 w16se w16cid w16 w16cex w16sdtdh w16sdtfl w16du wp14">
+<w15:people xmlns:wpc="http://schemas.microsoft.com/office/word/2010/wordprocessingCanvas" xmlns:cx="http://schemas.microsoft.com/office/drawing/2014/chartex" xmlns:cx1="http://schemas.microsoft.com/office/drawing/2015/9/8/chartex" xmlns:cx2="http://schemas.microsoft.com/office/drawing/2015/10/21/chartex" xmlns:cx3="http://schemas.microsoft.com/office/drawing/2016/5/9/chartex" xmlns:cx4="http://schemas.microsoft.com/office/drawing/2016/5/10/chartex" xmlns:cx5="http://schemas.microsoft.com/office/drawing/2016/5/11/chartex" xmlns:cx6="http://schemas.microsoft.com/office/drawing/2016/5/12/chartex" xmlns:cx7="http://schemas.microsoft.com/office/drawing/2016/5/13/chartex" xmlns:cx8="http://schemas.microsoft.com/office/drawing/2016/5/14/chartex" xmlns:mc="http://schemas.openxmlformats.org/markup-compatibility/2006" xmlns:aink="http://schemas.microsoft.com/office/drawing/2016/ink" xmlns:am3d="http://schemas.microsoft.com/office/drawing/2017/model3d" xmlns:o="urn:schemas-microsoft-com:office:office" xmlns:r="http://schemas.openxmlformats.org/officeDocument/2006/relationships" xmlns:m="http://schemas.openxmlformats.org/officeDocument/2006/math" xmlns:v="urn:schemas-microsoft-com:vml" xmlns:wp14="http://schemas.microsoft.com/office/word/2010/wordprocessingDrawing" xmlns:wp="http://schemas.openxmlformats.org/drawingml/2006/wordprocessingDrawing" xmlns:w10="urn:schemas-microsoft-com:office:word" xmlns:w="http://schemas.openxmlformats.org/wordprocessingml/2006/main" xmlns:w14="http://schemas.microsoft.com/office/word/2010/wordml" xmlns:w15="http://schemas.microsoft.com/office/word/2012/wordml" xmlns:w16cid="http://schemas.microsoft.com/office/word/2016/wordml/cid" xmlns:w16se="http://schemas.microsoft.com/office/word/2015/wordml/symex" xmlns:wpg="http://schemas.microsoft.com/office/word/2010/wordprocessingGroup" xmlns:wpi="http://schemas.microsoft.com/office/word/2010/wordprocessingInk" xmlns:wne="http://schemas.microsoft.com/office/word/2006/wordml" xmlns:wps="http://schemas.microsoft.com/office/word/2010/wordprocessingShape" mc:Ignorable="w14 w15 w16se w16cid wp14">
+  <w15:person w15:author="Evan Tenorio">
+    <w15:presenceInfo w15:providerId="None" w15:userId="Evan Tenorio"/>
+  </w15:person>
   <w15:person w15:author="Dawn Lemke">
     <w15:presenceInfo w15:providerId="AD" w15:userId="S::dawn.lemke@aamu.edu::0a5cf3be-bccf-448e-8e47-a5c4f0ab2be6"/>
-  </w15:person>
-  <w15:person w15:author="Evan Tenorio">
-    <w15:presenceInfo w15:providerId="None" w15:userId="Evan Tenorio"/>
   </w15:person>
   <w15:person w15:author="Evan Tenorio [2]">
     <w15:presenceInfo w15:providerId="Windows Live" w15:userId="6e4bbb5638bc275b"/>
@@ -2024,7 +2468,7 @@
 </file>
 
 <file path=word/styles.xml><?xml version="1.0" encoding="utf-8"?>
-<w:styles xmlns:mc="http://schemas.openxmlformats.org/markup-compatibility/2006" xmlns:r="http://schemas.openxmlformats.org/officeDocument/2006/relationships" xmlns:w="http://schemas.openxmlformats.org/wordprocessingml/2006/main" xmlns:w14="http://schemas.microsoft.com/office/word/2010/wordml" xmlns:w15="http://schemas.microsoft.com/office/word/2012/wordml" xmlns:w16cex="http://schemas.microsoft.com/office/word/2018/wordml/cex" xmlns:w16cid="http://schemas.microsoft.com/office/word/2016/wordml/cid" xmlns:w16="http://schemas.microsoft.com/office/word/2018/wordml" xmlns:w16du="http://schemas.microsoft.com/office/word/2023/wordml/word16du" xmlns:w16sdtdh="http://schemas.microsoft.com/office/word/2020/wordml/sdtdatahash" xmlns:w16sdtfl="http://schemas.microsoft.com/office/word/2024/wordml/sdtformatlock" xmlns:w16se="http://schemas.microsoft.com/office/word/2015/wordml/symex" mc:Ignorable="w14 w15 w16se w16cid w16 w16cex w16sdtdh w16sdtfl w16du">
+<w:styles xmlns:mc="http://schemas.openxmlformats.org/markup-compatibility/2006" xmlns:r="http://schemas.openxmlformats.org/officeDocument/2006/relationships" xmlns:w="http://schemas.openxmlformats.org/wordprocessingml/2006/main" xmlns:w14="http://schemas.microsoft.com/office/word/2010/wordml" xmlns:w15="http://schemas.microsoft.com/office/word/2012/wordml" xmlns:w16cid="http://schemas.microsoft.com/office/word/2016/wordml/cid" xmlns:w16se="http://schemas.microsoft.com/office/word/2015/wordml/symex" mc:Ignorable="w14 w15 w16se w16cid">
   <w:docDefaults>
     <w:rPrDefault>
       <w:rPr>
@@ -2040,7 +2484,7 @@
       </w:pPr>
     </w:pPrDefault>
   </w:docDefaults>
-  <w:latentStyles w:defLockedState="0" w:defUIPriority="99" w:defSemiHidden="0" w:defUnhideWhenUsed="0" w:defQFormat="0" w:count="376">
+  <w:latentStyles w:defLockedState="0" w:defUIPriority="99" w:defSemiHidden="0" w:defUnhideWhenUsed="0" w:defQFormat="0" w:count="375">
     <w:lsdException w:name="Normal" w:uiPriority="0" w:qFormat="1"/>
     <w:lsdException w:name="heading 1" w:uiPriority="9" w:qFormat="1"/>
     <w:lsdException w:name="heading 2" w:semiHidden="1" w:uiPriority="9" w:unhideWhenUsed="1" w:qFormat="1"/>
@@ -2416,7 +2860,6 @@
     <w:lsdException w:name="Smart Hyperlink" w:semiHidden="1" w:unhideWhenUsed="1"/>
     <w:lsdException w:name="Hashtag" w:semiHidden="1" w:unhideWhenUsed="1"/>
     <w:lsdException w:name="Unresolved Mention" w:semiHidden="1" w:unhideWhenUsed="1"/>
-    <w:lsdException w:name="Smart Link" w:semiHidden="1" w:unhideWhenUsed="1"/>
   </w:latentStyles>
   <w:style w:type="paragraph" w:default="1" w:styleId="Normal">
     <w:name w:val="Normal"/>
@@ -2880,6 +3323,23 @@
 </file>
 
 <file path=customXml/item1.xml><?xml version="1.0" encoding="utf-8"?>
+<?mso-contentType ?>
+<FormTemplates xmlns="http://schemas.microsoft.com/sharepoint/v3/contenttype/forms">
+  <Display>DocumentLibraryForm</Display>
+  <Edit>DocumentLibraryForm</Edit>
+  <New>DocumentLibraryForm</New>
+</FormTemplates>
+</file>
+
+<file path=customXml/item2.xml><?xml version="1.0" encoding="utf-8"?>
+<p:properties xmlns:p="http://schemas.microsoft.com/office/2006/metadata/properties" xmlns:xsi="http://www.w3.org/2001/XMLSchema-instance" xmlns:pc="http://schemas.microsoft.com/office/infopath/2007/PartnerControls">
+  <documentManagement>
+    <_activity xmlns="381ae226-ed8d-42b5-89e8-bafe2870bc59" xsi:nil="true"/>
+  </documentManagement>
+</p:properties>
+</file>
+
+<file path=customXml/item3.xml><?xml version="1.0" encoding="utf-8"?>
 <ct:contentTypeSchema xmlns:ct="http://schemas.microsoft.com/office/2006/metadata/contentType" xmlns:ma="http://schemas.microsoft.com/office/2006/metadata/properties/metaAttributes" ct:_="" ma:_="" ma:contentTypeName="Document" ma:contentTypeID="0x01010083A36D63796CDA448658D4C6E26819E3" ma:contentTypeVersion="9" ma:contentTypeDescription="Create a new document." ma:contentTypeScope="" ma:versionID="bd90bb11296c2c4b5ba164726c460751">
   <xsd:schema xmlns:xsd="http://www.w3.org/2001/XMLSchema" xmlns:xs="http://www.w3.org/2001/XMLSchema" xmlns:p="http://schemas.microsoft.com/office/2006/metadata/properties" xmlns:ns3="381ae226-ed8d-42b5-89e8-bafe2870bc59" targetNamespace="http://schemas.microsoft.com/office/2006/metadata/properties" ma:root="true" ma:fieldsID="cb7e1957f95de54cde2589d9923a2bbb" ns3:_="">
     <xsd:import namespace="381ae226-ed8d-42b5-89e8-bafe2870bc59"/>
@@ -3055,24 +3515,31 @@
 </ct:contentTypeSchema>
 </file>
 
-<file path=customXml/item2.xml><?xml version="1.0" encoding="utf-8"?>
-<p:properties xmlns:p="http://schemas.microsoft.com/office/2006/metadata/properties" xmlns:xsi="http://www.w3.org/2001/XMLSchema-instance" xmlns:pc="http://schemas.microsoft.com/office/infopath/2007/PartnerControls">
-  <documentManagement>
-    <_activity xmlns="381ae226-ed8d-42b5-89e8-bafe2870bc59" xsi:nil="true"/>
-  </documentManagement>
-</p:properties>
+<file path=customXml/itemProps1.xml><?xml version="1.0" encoding="utf-8"?>
+<ds:datastoreItem xmlns:ds="http://schemas.openxmlformats.org/officeDocument/2006/customXml" ds:itemID="{E86C7B11-1CB1-4AE1-A9C4-289C54A9535E}">
+  <ds:schemaRefs>
+    <ds:schemaRef ds:uri="http://schemas.microsoft.com/sharepoint/v3/contenttype/forms"/>
+  </ds:schemaRefs>
+</ds:datastoreItem>
 </file>
 
-<file path=customXml/item3.xml><?xml version="1.0" encoding="utf-8"?>
-<?mso-contentType ?>
-<FormTemplates xmlns="http://schemas.microsoft.com/sharepoint/v3/contenttype/forms">
-  <Display>DocumentLibraryForm</Display>
-  <Edit>DocumentLibraryForm</Edit>
-  <New>DocumentLibraryForm</New>
-</FormTemplates>
+<file path=customXml/itemProps2.xml><?xml version="1.0" encoding="utf-8"?>
+<ds:datastoreItem xmlns:ds="http://schemas.openxmlformats.org/officeDocument/2006/customXml" ds:itemID="{286FD02C-080F-456D-BB9F-C105DF439D1A}">
+  <ds:schemaRefs>
+    <ds:schemaRef ds:uri="http://purl.org/dc/dcmitype/"/>
+    <ds:schemaRef ds:uri="http://schemas.microsoft.com/office/2006/documentManagement/types"/>
+    <ds:schemaRef ds:uri="381ae226-ed8d-42b5-89e8-bafe2870bc59"/>
+    <ds:schemaRef ds:uri="http://purl.org/dc/elements/1.1/"/>
+    <ds:schemaRef ds:uri="http://schemas.microsoft.com/office/infopath/2007/PartnerControls"/>
+    <ds:schemaRef ds:uri="http://purl.org/dc/terms/"/>
+    <ds:schemaRef ds:uri="http://schemas.openxmlformats.org/package/2006/metadata/core-properties"/>
+    <ds:schemaRef ds:uri="http://schemas.microsoft.com/office/2006/metadata/properties"/>
+    <ds:schemaRef ds:uri="http://www.w3.org/XML/1998/namespace"/>
+  </ds:schemaRefs>
+</ds:datastoreItem>
 </file>
 
-<file path=customXml/itemProps1.xml><?xml version="1.0" encoding="utf-8"?>
+<file path=customXml/itemProps3.xml><?xml version="1.0" encoding="utf-8"?>
 <ds:datastoreItem xmlns:ds="http://schemas.openxmlformats.org/officeDocument/2006/customXml" ds:itemID="{3B5F7607-B9AB-445C-8082-EB554096BB03}">
   <ds:schemaRefs>
     <ds:schemaRef ds:uri="http://schemas.microsoft.com/office/2006/metadata/contentType"/>
@@ -3088,22 +3555,4 @@
     <ds:schemaRef ds:uri="http://schemas.microsoft.com/internal/obd"/>
   </ds:schemaRefs>
 </ds:datastoreItem>
-</file>
-
-<file path=customXml/itemProps2.xml><?xml version="1.0" encoding="utf-8"?>
-<ds:datastoreItem xmlns:ds="http://schemas.openxmlformats.org/officeDocument/2006/customXml" ds:itemID="{286FD02C-080F-456D-BB9F-C105DF439D1A}">
-  <ds:schemaRefs>
-    <ds:schemaRef ds:uri="http://schemas.microsoft.com/office/2006/metadata/properties"/>
-    <ds:schemaRef ds:uri="http://schemas.microsoft.com/office/infopath/2007/PartnerControls"/>
-    <ds:schemaRef ds:uri="381ae226-ed8d-42b5-89e8-bafe2870bc59"/>
-  </ds:schemaRefs>
-</ds:datastoreItem>
-</file>
-
-<file path=customXml/itemProps3.xml><?xml version="1.0" encoding="utf-8"?>
-<ds:datastoreItem xmlns:ds="http://schemas.openxmlformats.org/officeDocument/2006/customXml" ds:itemID="{E86C7B11-1CB1-4AE1-A9C4-289C54A9535E}">
-  <ds:schemaRefs>
-    <ds:schemaRef ds:uri="http://schemas.microsoft.com/sharepoint/v3/contenttype/forms"/>
-  </ds:schemaRefs>
-</ds:datastoreItem>
 </file>
--- a/Documents/Spectral Variation Paper.docx
+++ b/Documents/Spectral Variation Paper.docx
@@ -1,6 +1,6 @@
 
 <file path=word/document.xml><?xml version="1.0" encoding="utf-8"?>
-<w:document xmlns:wpc="http://schemas.microsoft.com/office/word/2010/wordprocessingCanvas" xmlns:cx="http://schemas.microsoft.com/office/drawing/2014/chartex" xmlns:cx1="http://schemas.microsoft.com/office/drawing/2015/9/8/chartex" xmlns:cx2="http://schemas.microsoft.com/office/drawing/2015/10/21/chartex" xmlns:cx3="http://schemas.microsoft.com/office/drawing/2016/5/9/chartex" xmlns:cx4="http://schemas.microsoft.com/office/drawing/2016/5/10/chartex" xmlns:cx5="http://schemas.microsoft.com/office/drawing/2016/5/11/chartex" xmlns:cx6="http://schemas.microsoft.com/office/drawing/2016/5/12/chartex" xmlns:cx7="http://schemas.microsoft.com/office/drawing/2016/5/13/chartex" xmlns:cx8="http://schemas.microsoft.com/office/drawing/2016/5/14/chartex" xmlns:mc="http://schemas.openxmlformats.org/markup-compatibility/2006" xmlns:aink="http://schemas.microsoft.com/office/drawing/2016/ink" xmlns:am3d="http://schemas.microsoft.com/office/drawing/2017/model3d" xmlns:o="urn:schemas-microsoft-com:office:office" xmlns:r="http://schemas.openxmlformats.org/officeDocument/2006/relationships" xmlns:m="http://schemas.openxmlformats.org/officeDocument/2006/math" xmlns:v="urn:schemas-microsoft-com:vml" xmlns:wp14="http://schemas.microsoft.com/office/word/2010/wordprocessingDrawing" xmlns:wp="http://schemas.openxmlformats.org/drawingml/2006/wordprocessingDrawing" xmlns:w10="urn:schemas-microsoft-com:office:word" xmlns:w="http://schemas.openxmlformats.org/wordprocessingml/2006/main" xmlns:w14="http://schemas.microsoft.com/office/word/2010/wordml" xmlns:w15="http://schemas.microsoft.com/office/word/2012/wordml" xmlns:w16cid="http://schemas.microsoft.com/office/word/2016/wordml/cid" xmlns:w16se="http://schemas.microsoft.com/office/word/2015/wordml/symex" xmlns:wpg="http://schemas.microsoft.com/office/word/2010/wordprocessingGroup" xmlns:wpi="http://schemas.microsoft.com/office/word/2010/wordprocessingInk" xmlns:wne="http://schemas.microsoft.com/office/word/2006/wordml" xmlns:wps="http://schemas.microsoft.com/office/word/2010/wordprocessingShape" mc:Ignorable="w14 w15 w16se w16cid wp14">
+<w:document xmlns:wpc="http://schemas.microsoft.com/office/word/2010/wordprocessingCanvas" xmlns:cx="http://schemas.microsoft.com/office/drawing/2014/chartex" xmlns:cx1="http://schemas.microsoft.com/office/drawing/2015/9/8/chartex" xmlns:cx2="http://schemas.microsoft.com/office/drawing/2015/10/21/chartex" xmlns:cx3="http://schemas.microsoft.com/office/drawing/2016/5/9/chartex" xmlns:cx4="http://schemas.microsoft.com/office/drawing/2016/5/10/chartex" xmlns:cx5="http://schemas.microsoft.com/office/drawing/2016/5/11/chartex" xmlns:cx6="http://schemas.microsoft.com/office/drawing/2016/5/12/chartex" xmlns:cx7="http://schemas.microsoft.com/office/drawing/2016/5/13/chartex" xmlns:cx8="http://schemas.microsoft.com/office/drawing/2016/5/14/chartex" xmlns:mc="http://schemas.openxmlformats.org/markup-compatibility/2006" xmlns:aink="http://schemas.microsoft.com/office/drawing/2016/ink" xmlns:am3d="http://schemas.microsoft.com/office/drawing/2017/model3d" xmlns:o="urn:schemas-microsoft-com:office:office" xmlns:oel="http://schemas.microsoft.com/office/2019/extlst" xmlns:r="http://schemas.openxmlformats.org/officeDocument/2006/relationships" xmlns:m="http://schemas.openxmlformats.org/officeDocument/2006/math" xmlns:v="urn:schemas-microsoft-com:vml" xmlns:wp14="http://schemas.microsoft.com/office/word/2010/wordprocessingDrawing" xmlns:wp="http://schemas.openxmlformats.org/drawingml/2006/wordprocessingDrawing" xmlns:w10="urn:schemas-microsoft-com:office:word" xmlns:w="http://schemas.openxmlformats.org/wordprocessingml/2006/main" xmlns:w14="http://schemas.microsoft.com/office/word/2010/wordml" xmlns:w15="http://schemas.microsoft.com/office/word/2012/wordml" xmlns:w16cex="http://schemas.microsoft.com/office/word/2018/wordml/cex" xmlns:w16cid="http://schemas.microsoft.com/office/word/2016/wordml/cid" xmlns:w16="http://schemas.microsoft.com/office/word/2018/wordml" xmlns:w16du="http://schemas.microsoft.com/office/word/2023/wordml/word16du" xmlns:w16sdtdh="http://schemas.microsoft.com/office/word/2020/wordml/sdtdatahash" xmlns:w16sdtfl="http://schemas.microsoft.com/office/word/2024/wordml/sdtformatlock" xmlns:w16se="http://schemas.microsoft.com/office/word/2015/wordml/symex" xmlns:wpg="http://schemas.microsoft.com/office/word/2010/wordprocessingGroup" xmlns:wpi="http://schemas.microsoft.com/office/word/2010/wordprocessingInk" xmlns:wne="http://schemas.microsoft.com/office/word/2006/wordml" xmlns:wps="http://schemas.microsoft.com/office/word/2010/wordprocessingShape" mc:Ignorable="w14 w15 w16se w16cid w16 w16cex w16sdtdh w16sdtfl w16du wp14">
   <w:body>
     <w:p>
       <w:pPr>
@@ -15,15 +15,7 @@
         <w:pStyle w:val="NormalWeb"/>
       </w:pPr>
       <w:r>
-        <w:t xml:space="preserve">Biodiversity plays a critical role in maintaining ecosystem function, yet monitoring its spatial and temporal dynamics remains a significant challenge, particularly in forested systems. Recent advances in hyperspectral remote sensing provide new opportunities to assess biodiversity across large spatial scales. Leaf spectral reflectance is influenced by biochemical and structural traits that are shaped by evolutionary history, suggesting that spectral variation may serve as a proxy for phylogenetic diversity. In this study, we investigate the relationship between spectral heterogeneity and phylogenetic diversity in a temperate forest system. We utilize census data collected during the 2024–2025 </w:t>
-      </w:r>
-      <w:proofErr w:type="spellStart"/>
-      <w:r>
-        <w:t>recensus</w:t>
-      </w:r>
-      <w:proofErr w:type="spellEnd"/>
-      <w:r>
-        <w:t xml:space="preserve"> of the 20-hectare Paint Rock Forest Dynamic Plot, which includes species identity, diameter at breast height (DBH), spatial location, and canopy position for over 29,000 trees. These data were used to generate spatial representations of species composition and phylogenetic diversity, serving as ground reference for drone-acquired hyperspectral imagery collected in July 2024.</w:t>
+        <w:t>Biodiversity plays a critical role in maintaining ecosystem function, yet monitoring its spatial and temporal dynamics remains a significant challenge, particularly in forested systems. Recent advances in hyperspectral remote sensing provide new opportunities to assess biodiversity across large spatial scales. Leaf spectral reflectance is influenced by biochemical and structural traits that are shaped by evolutionary history, suggesting that spectral variation may serve as a proxy for phylogenetic diversity. In this study, we investigate the relationship between spectral heterogeneity and phylogenetic diversity in a temperate forest system. We utilize census data collected during the 2024–2025 recensus of the 20-hectare Paint Rock Forest Dynamic Plot, which includes species identity, diameter at breast height (DBH), spatial location, and canopy position for over 29,000 trees. These data were used to generate spatial representations of species composition and phylogenetic diversity, serving as ground reference for drone-acquired hyperspectral imagery collected in July 2024.</w:t>
       </w:r>
     </w:p>
     <w:p>
@@ -38,7 +30,8 @@
       <w:r>
         <w:rPr>
           <w:rStyle w:val="CommentReference"/>
-          <w:rFonts w:asciiTheme="minorHAnsi" w:eastAsiaTheme="minorHAnsi" w:hAnsiTheme="minorHAnsi" w:cstheme="minorBidi"/>
+          <w:sz w:val="24"/>
+          <w:szCs w:val="24"/>
         </w:rPr>
         <w:commentReference w:id="0"/>
       </w:r>
@@ -52,25 +45,63 @@
       <w:pPr>
         <w:pStyle w:val="NormalWeb"/>
       </w:pPr>
+      <w:commentRangeStart w:id="1"/>
       <w:r>
         <w:t>Introduction:</w:t>
       </w:r>
-    </w:p>
-    <w:p>
-      <w:pPr>
-        <w:rPr>
-          <w:rFonts w:ascii="Times New Roman" w:hAnsi="Times New Roman" w:cs="Times New Roman"/>
-          <w:sz w:val="24"/>
-          <w:szCs w:val="24"/>
-        </w:rPr>
-      </w:pPr>
-      <w:r>
-        <w:rPr>
-          <w:rFonts w:ascii="Times New Roman" w:hAnsi="Times New Roman" w:cs="Times New Roman"/>
-          <w:sz w:val="24"/>
-          <w:szCs w:val="24"/>
-        </w:rPr>
-        <w:t xml:space="preserve">Biodiversity plays a critical role in maintaining ecosystem function, resilience, and productivity, making the monitoring of biodiversity change in forest systems an essential component of conservation efforts. Recent advances in </w:t>
+      <w:commentRangeEnd w:id="1"/>
+      <w:r>
+        <w:rPr>
+          <w:rStyle w:val="CommentReference"/>
+          <w:sz w:val="24"/>
+          <w:szCs w:val="24"/>
+        </w:rPr>
+        <w:commentReference w:id="1"/>
+      </w:r>
+    </w:p>
+    <w:p>
+      <w:pPr>
+        <w:rPr>
+          <w:rFonts w:ascii="Times New Roman" w:hAnsi="Times New Roman" w:cs="Times New Roman"/>
+          <w:sz w:val="24"/>
+          <w:szCs w:val="24"/>
+        </w:rPr>
+      </w:pPr>
+      <w:commentRangeStart w:id="2"/>
+      <w:r>
+        <w:rPr>
+          <w:rFonts w:ascii="Times New Roman" w:hAnsi="Times New Roman" w:cs="Times New Roman"/>
+          <w:sz w:val="24"/>
+          <w:szCs w:val="24"/>
+        </w:rPr>
+        <w:t>Biodiversity plays a critical role in maintaining ecosystem function, resilience, and productivity, making the monitoring of biodiversity change in forest systems an essential component of conservation efforts</w:t>
+      </w:r>
+      <w:commentRangeEnd w:id="2"/>
+      <w:r>
+        <w:rPr>
+          <w:rStyle w:val="CommentReference"/>
+          <w:rFonts w:ascii="Times New Roman" w:hAnsi="Times New Roman" w:cs="Times New Roman"/>
+          <w:sz w:val="24"/>
+          <w:szCs w:val="24"/>
+        </w:rPr>
+        <w:commentReference w:id="2"/>
+      </w:r>
+      <w:r>
+        <w:rPr>
+          <w:rFonts w:ascii="Times New Roman" w:hAnsi="Times New Roman" w:cs="Times New Roman"/>
+          <w:sz w:val="24"/>
+          <w:szCs w:val="24"/>
+        </w:rPr>
+        <w:t xml:space="preserve">. </w:t>
+      </w:r>
+      <w:commentRangeStart w:id="3"/>
+      <w:r>
+        <w:rPr>
+          <w:rFonts w:ascii="Times New Roman" w:hAnsi="Times New Roman" w:cs="Times New Roman"/>
+          <w:sz w:val="24"/>
+          <w:szCs w:val="24"/>
+        </w:rPr>
+        <w:t xml:space="preserve">Recent advances in </w:t>
       </w:r>
       <w:r>
         <w:rPr>
@@ -118,24 +149,91 @@
           <w:sz w:val="24"/>
           <w:szCs w:val="24"/>
         </w:rPr>
-        <w:t>now enable the collection of detailed spectral information over large spatial extents. These developments create a growing need for analytical methods capable of transforming high-dimensional spectral data into meaningful products that can be used to monitor biological diversity (Cavender-Bares et al., 2016).</w:t>
-      </w:r>
-    </w:p>
-    <w:p>
-      <w:pPr>
-        <w:rPr>
-          <w:rFonts w:ascii="Times New Roman" w:hAnsi="Times New Roman" w:cs="Times New Roman"/>
-          <w:sz w:val="24"/>
-          <w:szCs w:val="24"/>
-        </w:rPr>
-      </w:pPr>
-      <w:r>
-        <w:rPr>
-          <w:rFonts w:ascii="Times New Roman" w:hAnsi="Times New Roman" w:cs="Times New Roman"/>
-          <w:sz w:val="24"/>
-          <w:szCs w:val="24"/>
-        </w:rPr>
-        <w:t xml:space="preserve">Tree species have evolved over time into distinct phylogenetic lineages, adapting to their environments through changes in resource acquisition, allocation, and physiological function. This evolutionary history is reflected in the chemical and structural properties of leaves, which influence how light is absorbed, transmitted, and reflected across the electromagnetic spectrum. While leaf traits are shaped by </w:t>
+        <w:t xml:space="preserve">now enable the collection of detailed spectral information over large spatial extents. These developments create a growing </w:t>
+      </w:r>
+      <w:del w:id="4" w:author="Dawn Lemke" w:date="2026-04-16T15:14:00Z" w16du:dateUtc="2026-04-16T20:14:00Z">
+        <w:r>
+          <w:rPr>
+            <w:rFonts w:ascii="Times New Roman" w:hAnsi="Times New Roman" w:cs="Times New Roman"/>
+            <w:sz w:val="24"/>
+            <w:szCs w:val="24"/>
+          </w:rPr>
+          <w:delText xml:space="preserve">need </w:delText>
+        </w:r>
+      </w:del>
+      <w:ins w:id="5" w:author="Dawn Lemke" w:date="2026-04-16T15:15:00Z" w16du:dateUtc="2026-04-16T20:15:00Z">
+        <w:r>
+          <w:rPr>
+            <w:rFonts w:ascii="Times New Roman" w:hAnsi="Times New Roman" w:cs="Times New Roman"/>
+            <w:sz w:val="24"/>
+            <w:szCs w:val="24"/>
+          </w:rPr>
+          <w:t>opportunity</w:t>
+        </w:r>
+      </w:ins>
+      <w:ins w:id="6" w:author="Dawn Lemke" w:date="2026-04-16T15:14:00Z" w16du:dateUtc="2026-04-16T20:14:00Z">
+        <w:r>
+          <w:rPr>
+            <w:rFonts w:ascii="Times New Roman" w:hAnsi="Times New Roman" w:cs="Times New Roman"/>
+            <w:sz w:val="24"/>
+            <w:szCs w:val="24"/>
+          </w:rPr>
+          <w:t xml:space="preserve"> </w:t>
+        </w:r>
+      </w:ins>
+      <w:r>
+        <w:rPr>
+          <w:rFonts w:ascii="Times New Roman" w:hAnsi="Times New Roman" w:cs="Times New Roman"/>
+          <w:sz w:val="24"/>
+          <w:szCs w:val="24"/>
+        </w:rPr>
+        <w:t>for analytical methods capable of transforming high-dimensional spectral data into meaningful products that can be used to monitor biological diversity (Cavender-Bares et al., 2016).</w:t>
+      </w:r>
+      <w:commentRangeEnd w:id="3"/>
+      <w:r>
+        <w:rPr>
+          <w:rStyle w:val="CommentReference"/>
+          <w:rFonts w:ascii="Times New Roman" w:hAnsi="Times New Roman" w:cs="Times New Roman"/>
+          <w:sz w:val="24"/>
+          <w:szCs w:val="24"/>
+        </w:rPr>
+        <w:commentReference w:id="3"/>
+      </w:r>
+    </w:p>
+    <w:p>
+      <w:pPr>
+        <w:rPr>
+          <w:rFonts w:ascii="Times New Roman" w:hAnsi="Times New Roman" w:cs="Times New Roman"/>
+          <w:sz w:val="24"/>
+          <w:szCs w:val="24"/>
+        </w:rPr>
+      </w:pPr>
+      <w:commentRangeStart w:id="7"/>
+      <w:r>
+        <w:rPr>
+          <w:rFonts w:ascii="Times New Roman" w:hAnsi="Times New Roman" w:cs="Times New Roman"/>
+          <w:sz w:val="24"/>
+          <w:szCs w:val="24"/>
+        </w:rPr>
+        <w:t>Tree</w:t>
+      </w:r>
+      <w:commentRangeEnd w:id="7"/>
+      <w:r>
+        <w:rPr>
+          <w:rStyle w:val="CommentReference"/>
+          <w:rFonts w:ascii="Times New Roman" w:hAnsi="Times New Roman" w:cs="Times New Roman"/>
+          <w:sz w:val="24"/>
+          <w:szCs w:val="24"/>
+        </w:rPr>
+        <w:commentReference w:id="7"/>
+      </w:r>
+      <w:r>
+        <w:rPr>
+          <w:rFonts w:ascii="Times New Roman" w:hAnsi="Times New Roman" w:cs="Times New Roman"/>
+          <w:sz w:val="24"/>
+          <w:szCs w:val="24"/>
+        </w:rPr>
+        <w:t xml:space="preserve"> species have evolved over time into distinct phylogenetic lineages, adapting to their environments through changes in resource acquisition, allocation, and physiological function. This evolutionary history is reflected in the chemical and structural properties of leaves, which influence how light is absorbed, transmitted, and reflected across the electromagnetic spectrum. While leaf traits are shaped by </w:t>
       </w:r>
       <w:r>
         <w:rPr>
@@ -268,30 +366,95 @@
           <w:szCs w:val="24"/>
         </w:rPr>
       </w:pPr>
-      <w:r>
-        <w:rPr>
-          <w:rFonts w:ascii="Times New Roman" w:hAnsi="Times New Roman" w:cs="Times New Roman"/>
-          <w:sz w:val="24"/>
-          <w:szCs w:val="24"/>
-        </w:rPr>
-        <w:t>Because these spectral signatures reflect plant phenotypes shaped by evolutionary history, they offer a potential link to biodiversity. Hyperspectral data can be collected across large spatial extents, enabling continuous mapping of vegetation properties and overcoming limitations of field surveys. This has led to increasing interest in using spectral information to study biodiversity patterns and their responses to environmental change.</w:t>
-      </w:r>
-    </w:p>
-    <w:p>
-      <w:pPr>
-        <w:rPr>
-          <w:rFonts w:ascii="Times New Roman" w:hAnsi="Times New Roman" w:cs="Times New Roman"/>
-          <w:sz w:val="24"/>
-          <w:szCs w:val="24"/>
-        </w:rPr>
-      </w:pPr>
-      <w:r>
-        <w:rPr>
-          <w:rFonts w:ascii="Times New Roman" w:hAnsi="Times New Roman" w:cs="Times New Roman"/>
-          <w:sz w:val="24"/>
-          <w:szCs w:val="24"/>
-        </w:rPr>
-        <w:t xml:space="preserve">A central framework guiding this work is the Spectral Variation Hypothesis (SVH), which posits that greater spectral heterogeneity corresponds to greater biological diversity. Under this hypothesis, variation in reflectance referred to as spectral </w:t>
+      <w:commentRangeStart w:id="8"/>
+      <w:r>
+        <w:rPr>
+          <w:rFonts w:ascii="Times New Roman" w:hAnsi="Times New Roman" w:cs="Times New Roman"/>
+          <w:sz w:val="24"/>
+          <w:szCs w:val="24"/>
+        </w:rPr>
+        <w:t xml:space="preserve">Because these spectral signatures reflect plant phenotypes shaped by evolutionary </w:t>
+      </w:r>
+      <w:commentRangeEnd w:id="8"/>
+      <w:r>
+        <w:rPr>
+          <w:rStyle w:val="CommentReference"/>
+          <w:rFonts w:ascii="Times New Roman" w:hAnsi="Times New Roman" w:cs="Times New Roman"/>
+          <w:sz w:val="24"/>
+          <w:szCs w:val="24"/>
+        </w:rPr>
+        <w:commentReference w:id="8"/>
+      </w:r>
+      <w:r>
+        <w:rPr>
+          <w:rFonts w:ascii="Times New Roman" w:hAnsi="Times New Roman" w:cs="Times New Roman"/>
+          <w:sz w:val="24"/>
+          <w:szCs w:val="24"/>
+        </w:rPr>
+        <w:t xml:space="preserve">history, they offer a potential link to biodiversity. </w:t>
+      </w:r>
+      <w:commentRangeStart w:id="9"/>
+      <w:r>
+        <w:rPr>
+          <w:rFonts w:ascii="Times New Roman" w:hAnsi="Times New Roman" w:cs="Times New Roman"/>
+          <w:sz w:val="24"/>
+          <w:szCs w:val="24"/>
+        </w:rPr>
+        <w:t>Hyperspectral data can be collected across large spatial extents, enabling continuous mapping of vegetation properties and overcoming limitations of field surveys. This has led to increasing interest in using spectral information to study biodiversity patterns and their responses to environmental change.</w:t>
+      </w:r>
+      <w:commentRangeEnd w:id="9"/>
+      <w:r>
+        <w:rPr>
+          <w:rStyle w:val="CommentReference"/>
+          <w:rFonts w:ascii="Times New Roman" w:hAnsi="Times New Roman" w:cs="Times New Roman"/>
+          <w:sz w:val="24"/>
+          <w:szCs w:val="24"/>
+        </w:rPr>
+        <w:commentReference w:id="9"/>
+      </w:r>
+    </w:p>
+    <w:p>
+      <w:pPr>
+        <w:rPr>
+          <w:rFonts w:ascii="Times New Roman" w:hAnsi="Times New Roman" w:cs="Times New Roman"/>
+          <w:sz w:val="24"/>
+          <w:szCs w:val="24"/>
+        </w:rPr>
+      </w:pPr>
+      <w:r>
+        <w:rPr>
+          <w:rFonts w:ascii="Times New Roman" w:hAnsi="Times New Roman" w:cs="Times New Roman"/>
+          <w:sz w:val="24"/>
+          <w:szCs w:val="24"/>
+        </w:rPr>
+        <w:t xml:space="preserve">A central framework guiding this work is the </w:t>
+      </w:r>
+      <w:commentRangeStart w:id="10"/>
+      <w:r>
+        <w:rPr>
+          <w:rFonts w:ascii="Times New Roman" w:hAnsi="Times New Roman" w:cs="Times New Roman"/>
+          <w:sz w:val="24"/>
+          <w:szCs w:val="24"/>
+        </w:rPr>
+        <w:t xml:space="preserve">Spectral Variation Hypothesis (SVH), </w:t>
+      </w:r>
+      <w:commentRangeEnd w:id="10"/>
+      <w:r>
+        <w:rPr>
+          <w:rStyle w:val="CommentReference"/>
+          <w:rFonts w:ascii="Times New Roman" w:hAnsi="Times New Roman" w:cs="Times New Roman"/>
+          <w:sz w:val="24"/>
+          <w:szCs w:val="24"/>
+        </w:rPr>
+        <w:commentReference w:id="10"/>
+      </w:r>
+      <w:r>
+        <w:rPr>
+          <w:rFonts w:ascii="Times New Roman" w:hAnsi="Times New Roman" w:cs="Times New Roman"/>
+          <w:sz w:val="24"/>
+          <w:szCs w:val="24"/>
+        </w:rPr>
+        <w:t xml:space="preserve">which posits that greater spectral heterogeneity corresponds to greater biological diversity. Under this hypothesis, variation in reflectance referred to as spectral </w:t>
       </w:r>
       <w:r>
         <w:rPr>
@@ -323,7 +486,88 @@
           <w:sz w:val="24"/>
           <w:szCs w:val="24"/>
         </w:rPr>
-        <w:t>. While many studies have focused on relationships between spectral diversity and species richness, the underlying mechanism is thought to be mediated by plant traits, which directly influence how plants interact with light and indirectly structure ecological communities. As a result, stronger relationships are often expected when spectral data are linked to functional trait diversity rather than taxonomic identity alone.</w:t>
+        <w:t xml:space="preserve">. </w:t>
+      </w:r>
+      <w:commentRangeStart w:id="11"/>
+      <w:r>
+        <w:rPr>
+          <w:rFonts w:ascii="Times New Roman" w:hAnsi="Times New Roman" w:cs="Times New Roman"/>
+          <w:sz w:val="24"/>
+          <w:szCs w:val="24"/>
+        </w:rPr>
+        <w:t>While many studies have focused on relationships between spectral diversity and species richness</w:t>
+      </w:r>
+      <w:commentRangeEnd w:id="11"/>
+      <w:r>
+        <w:rPr>
+          <w:rStyle w:val="CommentReference"/>
+          <w:rFonts w:ascii="Times New Roman" w:hAnsi="Times New Roman" w:cs="Times New Roman"/>
+          <w:sz w:val="24"/>
+          <w:szCs w:val="24"/>
+        </w:rPr>
+        <w:commentReference w:id="11"/>
+      </w:r>
+      <w:r>
+        <w:rPr>
+          <w:rFonts w:ascii="Times New Roman" w:hAnsi="Times New Roman" w:cs="Times New Roman"/>
+          <w:sz w:val="24"/>
+          <w:szCs w:val="24"/>
+        </w:rPr>
+        <w:t xml:space="preserve">, the </w:t>
+      </w:r>
+      <w:commentRangeStart w:id="12"/>
+      <w:r>
+        <w:rPr>
+          <w:rFonts w:ascii="Times New Roman" w:hAnsi="Times New Roman" w:cs="Times New Roman"/>
+          <w:sz w:val="24"/>
+          <w:szCs w:val="24"/>
+        </w:rPr>
+        <w:t>underlying mechanism is thought to be mediated by plant traits</w:t>
+      </w:r>
+      <w:commentRangeEnd w:id="12"/>
+      <w:r>
+        <w:rPr>
+          <w:rStyle w:val="CommentReference"/>
+          <w:rFonts w:ascii="Times New Roman" w:hAnsi="Times New Roman" w:cs="Times New Roman"/>
+          <w:sz w:val="24"/>
+          <w:szCs w:val="24"/>
+        </w:rPr>
+        <w:commentReference w:id="12"/>
+      </w:r>
+      <w:r>
+        <w:rPr>
+          <w:rFonts w:ascii="Times New Roman" w:hAnsi="Times New Roman" w:cs="Times New Roman"/>
+          <w:sz w:val="24"/>
+          <w:szCs w:val="24"/>
+        </w:rPr>
+        <w:t xml:space="preserve">, which directly influence how plants interact with light and indirectly structure ecological communities. </w:t>
+      </w:r>
+      <w:commentRangeStart w:id="13"/>
+      <w:r>
+        <w:rPr>
+          <w:rFonts w:ascii="Times New Roman" w:hAnsi="Times New Roman" w:cs="Times New Roman"/>
+          <w:sz w:val="24"/>
+          <w:szCs w:val="24"/>
+        </w:rPr>
+        <w:t>As a result, stronger relationships are often expected when spectral data are linked to functional trait diversity rather than taxonomic identity alone</w:t>
+      </w:r>
+      <w:commentRangeEnd w:id="13"/>
+      <w:r>
+        <w:rPr>
+          <w:rStyle w:val="CommentReference"/>
+          <w:rFonts w:ascii="Times New Roman" w:hAnsi="Times New Roman" w:cs="Times New Roman"/>
+          <w:sz w:val="24"/>
+          <w:szCs w:val="24"/>
+        </w:rPr>
+        <w:commentReference w:id="13"/>
+      </w:r>
+      <w:r>
+        <w:rPr>
+          <w:rFonts w:ascii="Times New Roman" w:hAnsi="Times New Roman" w:cs="Times New Roman"/>
+          <w:sz w:val="24"/>
+          <w:szCs w:val="24"/>
+        </w:rPr>
+        <w:t>.</w:t>
       </w:r>
     </w:p>
     <w:p>
@@ -372,7 +616,35 @@
           <w:sz w:val="24"/>
           <w:szCs w:val="24"/>
         </w:rPr>
-        <w:t xml:space="preserve"> properties, including spectral composition and spectral diversity. Despite this conceptual alignment, there is no consensus on the most appropriate metrics, and empirical results testing the SVH. Furthermore, spectral signals are influenced not only by vegetation but also by external factors such as topography, soil background, canopy gaps, and water availability, which can confound </w:t>
+        <w:t xml:space="preserve"> properties, including spectral composition and spectral diversity. </w:t>
+      </w:r>
+      <w:commentRangeStart w:id="14"/>
+      <w:r>
+        <w:rPr>
+          <w:rFonts w:ascii="Times New Roman" w:hAnsi="Times New Roman" w:cs="Times New Roman"/>
+          <w:sz w:val="24"/>
+          <w:szCs w:val="24"/>
+        </w:rPr>
+        <w:t xml:space="preserve">Despite this conceptual alignment, there is no consensus on the most appropriate metrics, and empirical results testing the SVH. </w:t>
+      </w:r>
+      <w:commentRangeEnd w:id="14"/>
+      <w:r>
+        <w:rPr>
+          <w:rStyle w:val="CommentReference"/>
+          <w:rFonts w:ascii="Times New Roman" w:hAnsi="Times New Roman" w:cs="Times New Roman"/>
+          <w:sz w:val="24"/>
+          <w:szCs w:val="24"/>
+        </w:rPr>
+        <w:commentReference w:id="14"/>
+      </w:r>
+      <w:commentRangeStart w:id="15"/>
+      <w:r>
+        <w:rPr>
+          <w:rFonts w:ascii="Times New Roman" w:hAnsi="Times New Roman" w:cs="Times New Roman"/>
+          <w:sz w:val="24"/>
+          <w:szCs w:val="24"/>
+        </w:rPr>
+        <w:t xml:space="preserve">Furthermore, spectral signals are influenced not only by vegetation but also by external factors such as topography, soil background, canopy gaps, and water availability, which can confound </w:t>
       </w:r>
       <w:r>
         <w:rPr>
@@ -406,40 +678,32 @@
         </w:rPr>
         <w:t>.</w:t>
       </w:r>
-    </w:p>
-    <w:p>
-      <w:pPr>
-        <w:rPr>
-          <w:rFonts w:ascii="Times New Roman" w:hAnsi="Times New Roman" w:cs="Times New Roman"/>
-          <w:sz w:val="24"/>
-          <w:szCs w:val="24"/>
-        </w:rPr>
-      </w:pPr>
-      <w:r>
-        <w:rPr>
-          <w:rFonts w:ascii="Times New Roman" w:hAnsi="Times New Roman" w:cs="Times New Roman"/>
-          <w:sz w:val="24"/>
-          <w:szCs w:val="24"/>
-        </w:rPr>
-        <w:t xml:space="preserve">Spatial scale further complicates the relationship between spectral heterogeneity and biodiversity. The grain and extent at which communities are sampled can strongly influence observed patterns of both </w:t>
-      </w:r>
-      <w:proofErr w:type="gramStart"/>
-      <w:r>
-        <w:rPr>
-          <w:rFonts w:ascii="Times New Roman" w:hAnsi="Times New Roman" w:cs="Times New Roman"/>
-          <w:sz w:val="24"/>
-          <w:szCs w:val="24"/>
-        </w:rPr>
-        <w:t>species</w:t>
-      </w:r>
-      <w:proofErr w:type="gramEnd"/>
-      <w:r>
-        <w:rPr>
-          <w:rFonts w:ascii="Times New Roman" w:hAnsi="Times New Roman" w:cs="Times New Roman"/>
-          <w:sz w:val="24"/>
-          <w:szCs w:val="24"/>
-        </w:rPr>
-        <w:t xml:space="preserve"> diversity and spectral </w:t>
+      <w:commentRangeEnd w:id="15"/>
+      <w:r>
+        <w:rPr>
+          <w:rStyle w:val="CommentReference"/>
+          <w:rFonts w:ascii="Times New Roman" w:hAnsi="Times New Roman" w:cs="Times New Roman"/>
+          <w:sz w:val="24"/>
+          <w:szCs w:val="24"/>
+        </w:rPr>
+        <w:commentReference w:id="15"/>
+      </w:r>
+    </w:p>
+    <w:p>
+      <w:pPr>
+        <w:rPr>
+          <w:rFonts w:ascii="Times New Roman" w:hAnsi="Times New Roman" w:cs="Times New Roman"/>
+          <w:sz w:val="24"/>
+          <w:szCs w:val="24"/>
+        </w:rPr>
+      </w:pPr>
+      <w:r>
+        <w:rPr>
+          <w:rFonts w:ascii="Times New Roman" w:hAnsi="Times New Roman" w:cs="Times New Roman"/>
+          <w:sz w:val="24"/>
+          <w:szCs w:val="24"/>
+        </w:rPr>
+        <w:t xml:space="preserve">Spatial scale further complicates the relationship between spectral heterogeneity and biodiversity. The grain and extent at which communities are sampled can strongly influence observed patterns of both species diversity and spectral </w:t>
       </w:r>
       <w:r>
         <w:rPr>
@@ -455,7 +719,34 @@
           <w:sz w:val="24"/>
           <w:szCs w:val="24"/>
         </w:rPr>
-        <w:t xml:space="preserve">. At very fine spatial grains, communities contain relatively few individuals, and processes such as ecological drift may dominate, weakening detectable relationships between spectral signals and underlying </w:t>
+        <w:t xml:space="preserve">. At very fine spatial grains, communities contain relatively few individuals, and </w:t>
+      </w:r>
+      <w:commentRangeStart w:id="16"/>
+      <w:r>
+        <w:rPr>
+          <w:rFonts w:ascii="Times New Roman" w:hAnsi="Times New Roman" w:cs="Times New Roman"/>
+          <w:sz w:val="24"/>
+          <w:szCs w:val="24"/>
+        </w:rPr>
+        <w:t xml:space="preserve">processes such as ecological drift </w:t>
+      </w:r>
+      <w:commentRangeEnd w:id="16"/>
+      <w:r>
+        <w:rPr>
+          <w:rStyle w:val="CommentReference"/>
+          <w:rFonts w:ascii="Times New Roman" w:hAnsi="Times New Roman" w:cs="Times New Roman"/>
+          <w:sz w:val="24"/>
+          <w:szCs w:val="24"/>
+        </w:rPr>
+        <w:commentReference w:id="16"/>
+      </w:r>
+      <w:r>
+        <w:rPr>
+          <w:rFonts w:ascii="Times New Roman" w:hAnsi="Times New Roman" w:cs="Times New Roman"/>
+          <w:sz w:val="24"/>
+          <w:szCs w:val="24"/>
+        </w:rPr>
+        <w:t xml:space="preserve">may dominate, weakening detectable relationships between spectral signals and underlying </w:t>
       </w:r>
       <w:r>
         <w:rPr>
@@ -490,7 +781,16 @@
           <w:sz w:val="24"/>
           <w:szCs w:val="24"/>
         </w:rPr>
-        <w:t>. As spatial grain increases, signals of environmental filtering and species sorting may become more apparent, but overly large sampling units can obscure fine-scale heterogeneity by averaging across environmental gradients. This suggests that relationships between spectral heterogeneity and biodiversity may be strongest at intermediate spatial scales, where both biological and environmental variation are captured without excessive aggregation. Similarly, increasing spatial extent can introduce broader environmental gradients, potentially strengthening associations between spectral variation and community structure, but may also introduce confounding factors that complicate interpretation. Despite its importance, the role of spatial scale in shaping spectral</w:t>
+        <w:t xml:space="preserve">. </w:t>
+      </w:r>
+      <w:commentRangeStart w:id="17"/>
+      <w:r>
+        <w:rPr>
+          <w:rFonts w:ascii="Times New Roman" w:hAnsi="Times New Roman" w:cs="Times New Roman"/>
+          <w:sz w:val="24"/>
+          <w:szCs w:val="24"/>
+        </w:rPr>
+        <w:t>As spatial grain increases, signals of environmental filtering and species sorting may become more apparent, but overly large sampling units can obscure fine-scale heterogeneity by averaging across environmental gradients. This suggests that relationships between spectral heterogeneity and biodiversity may be strongest at intermediate spatial scales, where both biological and environmental variation are captured without excessive aggregation. Similarly, increasing spatial extent can introduce broader environmental gradients, potentially strengthening associations between spectral variation and community structure, but may also introduce confounding factors that complicate interpretation. Despite its importance, the role of spatial scale in shaping spectral</w:t>
       </w:r>
       <w:r>
         <w:rPr>
@@ -515,6 +815,16 @@
           <w:szCs w:val="24"/>
         </w:rPr>
         <w:t>.</w:t>
+      </w:r>
+      <w:commentRangeEnd w:id="17"/>
+      <w:r>
+        <w:rPr>
+          <w:rStyle w:val="CommentReference"/>
+          <w:rFonts w:ascii="Times New Roman" w:hAnsi="Times New Roman" w:cs="Times New Roman"/>
+          <w:sz w:val="24"/>
+          <w:szCs w:val="24"/>
+        </w:rPr>
+        <w:commentReference w:id="17"/>
       </w:r>
     </w:p>
     <w:p>
@@ -564,7 +874,34 @@
           <w:sz w:val="24"/>
           <w:szCs w:val="24"/>
         </w:rPr>
-        <w:t xml:space="preserve"> in the Paint Rock Forest Dynamic Plot. Unlike many previous studies, we do not incorporate functional trait data, allowing us to isolate the relationship between spectral variation and phylogenetic diversity derived from species identity. Using detailed forest census data in combination with drone-based hyperspectral imagery, we assess how spectral heterogeneity relates to spatial patterns of phylogenetic diversity</w:t>
+        <w:t xml:space="preserve"> in the Paint Rock Forest Dynamic Plot. </w:t>
+      </w:r>
+      <w:commentRangeStart w:id="18"/>
+      <w:r>
+        <w:rPr>
+          <w:rFonts w:ascii="Times New Roman" w:hAnsi="Times New Roman" w:cs="Times New Roman"/>
+          <w:sz w:val="24"/>
+          <w:szCs w:val="24"/>
+        </w:rPr>
+        <w:t xml:space="preserve">Unlike many previous studies, we do not incorporate functional trait data, allowing us to isolate the relationship between spectral variation and phylogenetic diversity derived from species identity. </w:t>
+      </w:r>
+      <w:commentRangeEnd w:id="18"/>
+      <w:r>
+        <w:rPr>
+          <w:rStyle w:val="CommentReference"/>
+          <w:rFonts w:ascii="Times New Roman" w:hAnsi="Times New Roman" w:cs="Times New Roman"/>
+          <w:sz w:val="24"/>
+          <w:szCs w:val="24"/>
+        </w:rPr>
+        <w:commentReference w:id="18"/>
+      </w:r>
+      <w:r>
+        <w:rPr>
+          <w:rFonts w:ascii="Times New Roman" w:hAnsi="Times New Roman" w:cs="Times New Roman"/>
+          <w:sz w:val="24"/>
+          <w:szCs w:val="24"/>
+        </w:rPr>
+        <w:t>Using detailed forest census data in combination with drone-based hyperspectral imagery, we assess how spectral heterogeneity relates to spatial patterns of phylogenetic diversity</w:t>
       </w:r>
       <w:r>
         <w:rPr>
@@ -616,25 +953,25 @@
       <w:pPr>
         <w:pStyle w:val="NormalWeb"/>
       </w:pPr>
-      <w:commentRangeStart w:id="1"/>
+      <w:commentRangeStart w:id="19"/>
       <w:r>
         <w:t>Study Site</w:t>
       </w:r>
-      <w:commentRangeEnd w:id="1"/>
-      <w:r>
-        <w:rPr>
-          <w:rStyle w:val="CommentReference"/>
-          <w:sz w:val="24"/>
-          <w:szCs w:val="24"/>
-        </w:rPr>
-        <w:commentReference w:id="1"/>
+      <w:commentRangeEnd w:id="19"/>
+      <w:r>
+        <w:rPr>
+          <w:rStyle w:val="CommentReference"/>
+          <w:sz w:val="24"/>
+          <w:szCs w:val="24"/>
+        </w:rPr>
+        <w:commentReference w:id="19"/>
       </w:r>
     </w:p>
     <w:p>
       <w:pPr>
         <w:pStyle w:val="NormalWeb"/>
       </w:pPr>
-      <w:commentRangeStart w:id="2"/>
+      <w:commentRangeStart w:id="20"/>
       <w:r>
         <w:t xml:space="preserve">The study area is </w:t>
       </w:r>
@@ -650,14 +987,14 @@
       <w:r>
         <w:t xml:space="preserve">Paint Rock Forest Dynamics Plot, located in Jackson County, Alabama </w:t>
       </w:r>
-      <w:commentRangeEnd w:id="2"/>
-      <w:r>
-        <w:rPr>
-          <w:rStyle w:val="CommentReference"/>
-          <w:sz w:val="24"/>
-          <w:szCs w:val="24"/>
-        </w:rPr>
-        <w:commentReference w:id="2"/>
+      <w:commentRangeEnd w:id="20"/>
+      <w:r>
+        <w:rPr>
+          <w:rStyle w:val="CommentReference"/>
+          <w:sz w:val="24"/>
+          <w:szCs w:val="24"/>
+        </w:rPr>
+        <w:commentReference w:id="20"/>
       </w:r>
       <w:r>
         <w:t xml:space="preserve">(Figure </w:t>
@@ -666,206 +1003,158 @@
         <w:t>XX</w:t>
       </w:r>
       <w:r>
-        <w:t xml:space="preserve">). </w:t>
-      </w:r>
-      <w:r>
-        <w:t>The elevation ranges from 192 to 304 meters, based on leaf-off LiDAR DTM data, and the area experiences a humid subtropical climate characterized by hot, humid summers, mild to cool winters, and year-round precipitation.</w:t>
+        <w:t>). The elevation ranges from 192 to 304 meters</w:t>
+      </w:r>
+      <w:r>
+        <w:t>, based on leaf</w:t>
+      </w:r>
+      <w:r>
+        <w:t>-off LiDAR DTM</w:t>
+      </w:r>
+      <w:r>
+        <w:t xml:space="preserve"> data, and the area experiences a humid subtropical climate characterized by hot, humid summers, mild to cool winters, and year-round</w:t>
+      </w:r>
+      <w:r>
+        <w:t xml:space="preserve"> precipitation</w:t>
+      </w:r>
+      <w:r>
+        <w:t>.</w:t>
+      </w:r>
+      <w:r>
+        <w:t xml:space="preserve"> This is a </w:t>
+      </w:r>
+      <w:commentRangeStart w:id="21"/>
+      <w:r>
+        <w:t xml:space="preserve">mixed </w:t>
+      </w:r>
+      <w:r>
+        <w:t xml:space="preserve">hardwood–pine </w:t>
+      </w:r>
+      <w:r>
+        <w:t xml:space="preserve">temperate deciduous </w:t>
+      </w:r>
+      <w:r>
+        <w:t xml:space="preserve">forest </w:t>
+      </w:r>
+      <w:commentRangeEnd w:id="21"/>
+      <w:r>
+        <w:rPr>
+          <w:rStyle w:val="CommentReference"/>
+          <w:sz w:val="24"/>
+          <w:szCs w:val="24"/>
+        </w:rPr>
+        <w:commentReference w:id="21"/>
+      </w:r>
+      <w:r>
+        <w:t xml:space="preserve">that has regenerated from logging that occurred in the late 19th and early 20th centuries (Lemke et al. 2025). The most </w:t>
+      </w:r>
+      <w:r>
+        <w:t>dominant</w:t>
       </w:r>
       <w:r>
         <w:t xml:space="preserve"> </w:t>
       </w:r>
       <w:r>
-        <w:t xml:space="preserve">This is a </w:t>
-      </w:r>
-      <w:r>
-        <w:t xml:space="preserve">mixed </w:t>
-      </w:r>
-      <w:r>
-        <w:t xml:space="preserve">hardwood–pine </w:t>
-      </w:r>
-      <w:commentRangeStart w:id="3"/>
-      <w:r>
-        <w:t>temperate deciduous forest</w:t>
+        <w:t xml:space="preserve">species in the study area by canopy occurrence </w:t>
+      </w:r>
+      <w:r>
+        <w:t xml:space="preserve">are </w:t>
+      </w:r>
+      <w:r>
+        <w:rPr>
+          <w:i/>
+        </w:rPr>
+        <w:t>Liriodendron tulipifera</w:t>
+      </w:r>
+      <w:r>
+        <w:t xml:space="preserve">, </w:t>
+      </w:r>
+      <w:r>
+        <w:rPr>
+          <w:i/>
+        </w:rPr>
+        <w:t>Liquidambar styraciflua</w:t>
+      </w:r>
+      <w:r>
+        <w:t xml:space="preserve">, and </w:t>
+      </w:r>
+      <w:r>
+        <w:rPr>
+          <w:i/>
+        </w:rPr>
+        <w:t>Fraxinus americana</w:t>
+      </w:r>
+      <w:r>
+        <w:t xml:space="preserve">, followed by </w:t>
+      </w:r>
+      <w:r>
+        <w:rPr>
+          <w:i/>
+        </w:rPr>
+        <w:t>Carya cordiformis</w:t>
+      </w:r>
+      <w:r>
+        <w:t xml:space="preserve">, </w:t>
+      </w:r>
+      <w:r>
+        <w:rPr>
+          <w:i/>
+        </w:rPr>
+        <w:t>Quercus alba</w:t>
+      </w:r>
+      <w:r>
+        <w:t xml:space="preserve">, and </w:t>
+      </w:r>
+      <w:r>
+        <w:rPr>
+          <w:i/>
+        </w:rPr>
+        <w:t>Quercus shumardii</w:t>
       </w:r>
       <w:r>
         <w:t xml:space="preserve"> </w:t>
       </w:r>
-      <w:commentRangeEnd w:id="3"/>
-      <w:r>
-        <w:rPr>
-          <w:rStyle w:val="CommentReference"/>
-          <w:sz w:val="24"/>
-          <w:szCs w:val="24"/>
-        </w:rPr>
-        <w:commentReference w:id="3"/>
-      </w:r>
-      <w:r>
-        <w:t xml:space="preserve">that has regenerated from logging that occurred in the late 19th and early 20th centuries (Lemke et al. 2025). The most </w:t>
-      </w:r>
-      <w:r>
-        <w:t xml:space="preserve">dominant </w:t>
-      </w:r>
-      <w:r>
-        <w:t xml:space="preserve">species in the study area by canopy occurrence </w:t>
-      </w:r>
-      <w:r>
-        <w:t xml:space="preserve">are </w:t>
+      <w:r>
+        <w:t xml:space="preserve">(Lemke et al. 2025). </w:t>
+      </w:r>
+      <w:r>
+        <w:t xml:space="preserve">The most common softwood </w:t>
+      </w:r>
+      <w:r>
+        <w:t xml:space="preserve">is </w:t>
       </w:r>
       <w:r>
         <w:rPr>
           <w:i/>
-          <w:iCs/>
-        </w:rPr>
-        <w:t xml:space="preserve">Liriodendron </w:t>
-      </w:r>
-      <w:proofErr w:type="spellStart"/>
-      <w:r>
-        <w:rPr>
-          <w:i/>
-          <w:iCs/>
-        </w:rPr>
-        <w:t>tulipifera</w:t>
-      </w:r>
-      <w:proofErr w:type="spellEnd"/>
-      <w:r>
-        <w:t xml:space="preserve">, </w:t>
-      </w:r>
-      <w:r>
-        <w:rPr>
-          <w:i/>
-          <w:iCs/>
-        </w:rPr>
-        <w:t xml:space="preserve">Liquidambar </w:t>
-      </w:r>
-      <w:proofErr w:type="spellStart"/>
-      <w:r>
-        <w:rPr>
-          <w:i/>
-          <w:iCs/>
-        </w:rPr>
-        <w:t>styraciflua</w:t>
-      </w:r>
-      <w:proofErr w:type="spellEnd"/>
-      <w:r>
-        <w:t xml:space="preserve">, and </w:t>
-      </w:r>
-      <w:r>
-        <w:rPr>
-          <w:i/>
-          <w:iCs/>
-        </w:rPr>
-        <w:t xml:space="preserve">Fraxinus </w:t>
-      </w:r>
-      <w:proofErr w:type="spellStart"/>
-      <w:r>
-        <w:rPr>
-          <w:i/>
-          <w:iCs/>
-        </w:rPr>
-        <w:t>americana</w:t>
-      </w:r>
-      <w:proofErr w:type="spellEnd"/>
-      <w:r>
-        <w:t xml:space="preserve">, followed by </w:t>
-      </w:r>
-      <w:proofErr w:type="spellStart"/>
-      <w:r>
-        <w:rPr>
-          <w:i/>
-          <w:iCs/>
-        </w:rPr>
-        <w:t>Carya</w:t>
-      </w:r>
-      <w:proofErr w:type="spellEnd"/>
-      <w:r>
-        <w:rPr>
-          <w:i/>
-          <w:iCs/>
-        </w:rPr>
+        </w:rPr>
+        <w:t>Pinus echinate</w:t>
+      </w:r>
+      <w:r>
+        <w:t>, occurring</w:t>
+      </w:r>
+      <w:r>
+        <w:t xml:space="preserve"> in </w:t>
+      </w:r>
+      <w:r>
+        <w:t>a</w:t>
+      </w:r>
+      <w:r>
         <w:t xml:space="preserve"> </w:t>
       </w:r>
-      <w:proofErr w:type="spellStart"/>
-      <w:r>
-        <w:rPr>
-          <w:i/>
-          <w:iCs/>
-        </w:rPr>
-        <w:t>cordiformis</w:t>
-      </w:r>
-      <w:proofErr w:type="spellEnd"/>
-      <w:r>
-        <w:t xml:space="preserve">, </w:t>
-      </w:r>
-      <w:r>
-        <w:rPr>
-          <w:i/>
-          <w:iCs/>
-        </w:rPr>
-        <w:t>Quercus alba</w:t>
-      </w:r>
-      <w:r>
-        <w:t xml:space="preserve">, and </w:t>
-      </w:r>
-      <w:r>
-        <w:rPr>
-          <w:i/>
-          <w:iCs/>
-        </w:rPr>
-        <w:t xml:space="preserve">Quercus </w:t>
-      </w:r>
-      <w:proofErr w:type="spellStart"/>
-      <w:r>
-        <w:rPr>
-          <w:i/>
-          <w:iCs/>
-        </w:rPr>
-        <w:t>shumardii</w:t>
-      </w:r>
-      <w:proofErr w:type="spellEnd"/>
-      <w:r>
-        <w:t xml:space="preserve"> (Lemke et al. 2025). </w:t>
-      </w:r>
-      <w:r>
-        <w:t>The most common softwood is</w:t>
+      <w:r>
+        <w:t xml:space="preserve">stand near the southern corner of the plot. </w:t>
+      </w:r>
+      <w:r>
+        <w:t xml:space="preserve">Our study area within the Paint Rock ForestGEO plot </w:t>
+      </w:r>
+      <w:r>
+        <w:t>includes information on</w:t>
       </w:r>
       <w:r>
         <w:t xml:space="preserve"> </w:t>
       </w:r>
       <w:r>
-        <w:rPr>
-          <w:i/>
-          <w:iCs/>
-        </w:rPr>
-        <w:t>Pinus echinate</w:t>
-      </w:r>
-      <w:r>
-        <w:t xml:space="preserve">, occurring in a </w:t>
-      </w:r>
-      <w:r>
-        <w:t xml:space="preserve">stand near the southern corner of the plot. </w:t>
-      </w:r>
-      <w:r>
-        <w:t xml:space="preserve">Our study area within the Paint Rock </w:t>
-      </w:r>
-      <w:proofErr w:type="spellStart"/>
-      <w:r>
-        <w:t>ForestGEO</w:t>
-      </w:r>
-      <w:proofErr w:type="spellEnd"/>
-      <w:r>
-        <w:t xml:space="preserve"> plot</w:t>
-      </w:r>
-      <w:r>
-        <w:t xml:space="preserve"> includes information on</w:t>
-      </w:r>
-      <w:r>
-        <w:t xml:space="preserve"> </w:t>
-      </w:r>
-      <w:r>
-        <w:t xml:space="preserve">species identification, tree location, tag number, diameter at breast height (DBH), and canopy position index (CPI) for all trees with a DBH greater than 1 </w:t>
-      </w:r>
-      <w:r>
-        <w:t>centimeter</w:t>
+        <w:t>species identification, tree location, tag number, diameter at breast height (DBH), and canopy position index (CPI) for all trees with a DBH greater than 1 centimeter</w:t>
       </w:r>
       <w:r>
         <w:t xml:space="preserve"> (Lemke et al 2026)</w:t>
@@ -873,46 +1162,46 @@
       <w:r>
         <w:t>. Canopy positions were classified into five categories based on the proportion of direct sunlight received: categories 1 and 2 represented trees receiving less than 10% direct sunlight, category 3 included trees receiving between 10% and 90%, and categories 4 and 5 represented trees exposed to more than 90% direct sunlight.</w:t>
       </w:r>
-      <w:ins w:id="4" w:author="Dawn Lemke" w:date="2026-04-07T12:43:00Z">
-        <w:del w:id="5" w:author="Dawn Lemke" w:date="2026-04-07T12:43:00Z">
+      <w:ins w:id="22" w:author="Dawn Lemke" w:date="2026-04-07T12:43:00Z">
+        <w:del w:id="23" w:author="Dawn Lemke" w:date="2026-04-07T12:43:00Z">
           <w:r>
             <w:delText xml:space="preserve"> With in our study area XXX indivi</w:delText>
           </w:r>
         </w:del>
       </w:ins>
-      <w:ins w:id="6" w:author="Dawn Lemke" w:date="2026-04-07T14:00:00Z">
-        <w:del w:id="7" w:author="Dawn Lemke" w:date="2026-04-07T14:00:00Z">
+      <w:ins w:id="24" w:author="Dawn Lemke" w:date="2026-04-07T14:00:00Z">
+        <w:del w:id="25" w:author="Dawn Lemke" w:date="2026-04-07T14:00:00Z">
           <w:r>
             <w:delText>du</w:delText>
           </w:r>
         </w:del>
       </w:ins>
-      <w:ins w:id="8" w:author="Dawn Lemke" w:date="2026-04-07T12:43:00Z">
-        <w:del w:id="9" w:author="Dawn Lemke" w:date="2026-04-07T12:43:00Z">
+      <w:ins w:id="26" w:author="Dawn Lemke" w:date="2026-04-07T12:43:00Z">
+        <w:del w:id="27" w:author="Dawn Lemke" w:date="2026-04-07T12:43:00Z">
           <w:r>
             <w:delText xml:space="preserve">al trees have been mapped </w:delText>
           </w:r>
         </w:del>
       </w:ins>
-      <w:ins w:id="10" w:author="Dawn Lemke" w:date="2026-04-07T14:00:00Z">
-        <w:del w:id="11" w:author="Dawn Lemke" w:date="2026-04-07T14:00:00Z">
+      <w:ins w:id="28" w:author="Dawn Lemke" w:date="2026-04-07T14:00:00Z">
+        <w:del w:id="29" w:author="Dawn Lemke" w:date="2026-04-07T14:00:00Z">
           <w:r>
             <w:delText>representing</w:delText>
           </w:r>
         </w:del>
       </w:ins>
-      <w:ins w:id="12" w:author="Dawn Lemke" w:date="2026-04-07T12:43:00Z">
-        <w:del w:id="13" w:author="Dawn Lemke" w:date="2026-04-07T12:43:00Z">
+      <w:ins w:id="30" w:author="Dawn Lemke" w:date="2026-04-07T12:43:00Z">
+        <w:del w:id="31" w:author="Dawn Lemke" w:date="2026-04-07T12:43:00Z">
           <w:r>
             <w:delText xml:space="preserve"> ## sp</w:delText>
           </w:r>
         </w:del>
       </w:ins>
-      <w:del w:id="14" w:author="Dawn Lemke" w:date="2026-04-07T12:43:00Z">
+      <w:del w:id="32" w:author="Dawn Lemke" w:date="2026-04-07T12:43:00Z" w16du:dateUtc="2026-04-07T17:43:00Z">
         <w:r>
           <w:delText xml:space="preserve"> </w:delText>
         </w:r>
-        <w:commentRangeStart w:id="15"/>
+        <w:commentRangeStart w:id="33"/>
         <w:r>
           <w:delText>The census documents 2</w:delText>
         </w:r>
@@ -922,14 +1211,14 @@
         <w:r>
           <w:delText>individual trees representing 73 different species (Lemke et al. 2025)</w:delText>
         </w:r>
-        <w:commentRangeEnd w:id="15"/>
+        <w:commentRangeEnd w:id="33"/>
         <w:r>
           <w:rPr>
             <w:rStyle w:val="CommentReference"/>
             <w:sz w:val="24"/>
             <w:szCs w:val="24"/>
           </w:rPr>
-          <w:commentReference w:id="15"/>
+          <w:commentReference w:id="33"/>
         </w:r>
         <w:r>
           <w:delText>,</w:delText>
@@ -938,13 +1227,13 @@
       <w:r>
         <w:t xml:space="preserve"> of which </w:t>
       </w:r>
-      <w:del w:id="16" w:author="Dawn Lemke" w:date="2026-04-07T12:44:00Z">
+      <w:del w:id="34" w:author="Dawn Lemke" w:date="2026-04-07T12:44:00Z" w16du:dateUtc="2026-04-07T17:44:00Z">
         <w:r>
           <w:delText>4,520</w:delText>
         </w:r>
       </w:del>
-      <w:ins w:id="17" w:author="Dawn Lemke" w:date="2026-04-07T12:44:00Z">
-        <w:del w:id="18" w:author="Dawn Lemke" w:date="2026-04-07T12:44:00Z">
+      <w:ins w:id="35" w:author="Dawn Lemke" w:date="2026-04-07T12:44:00Z">
+        <w:del w:id="36" w:author="Dawn Lemke" w:date="2026-04-07T12:44:00Z">
           <w:r>
             <w:delText>XX</w:delText>
           </w:r>
@@ -956,13 +1245,13 @@
       <w:r>
         <w:t xml:space="preserve">representing </w:t>
       </w:r>
-      <w:del w:id="19" w:author="Dawn Lemke" w:date="2026-04-07T12:44:00Z">
+      <w:del w:id="37" w:author="Dawn Lemke" w:date="2026-04-07T12:44:00Z" w16du:dateUtc="2026-04-07T17:44:00Z">
         <w:r>
           <w:delText xml:space="preserve">50 </w:delText>
         </w:r>
       </w:del>
-      <w:ins w:id="20" w:author="Dawn Lemke" w:date="2026-04-07T12:44:00Z">
-        <w:del w:id="21" w:author="Dawn Lemke" w:date="2026-04-07T12:44:00Z">
+      <w:ins w:id="38" w:author="Dawn Lemke" w:date="2026-04-07T12:44:00Z">
+        <w:del w:id="39" w:author="Dawn Lemke" w:date="2026-04-07T12:44:00Z">
           <w:r>
             <w:delText xml:space="preserve">XX </w:delText>
           </w:r>
@@ -971,7 +1260,7 @@
       <w:r>
         <w:t xml:space="preserve">species were considered to be upper canopy trees </w:t>
       </w:r>
-      <w:del w:id="22" w:author="Dawn Lemke" w:date="2026-04-07T12:44:00Z">
+      <w:del w:id="40" w:author="Dawn Lemke" w:date="2026-04-07T12:44:00Z" w16du:dateUtc="2026-04-07T17:44:00Z">
         <w:r>
           <w:delText>and were</w:delText>
         </w:r>
@@ -1010,39 +1299,30 @@
         <w:t xml:space="preserve">The aerial hyperspectral imagery was collected over the </w:t>
       </w:r>
       <w:r>
-        <w:t xml:space="preserve">study area </w:t>
-      </w:r>
-      <w:r>
-        <w:t xml:space="preserve">in June of 2024. </w:t>
-      </w:r>
-      <w:commentRangeStart w:id="23"/>
-      <w:r>
-        <w:t xml:space="preserve">Data was collected using the Headwall Micro A-series Visible/ Near-Infrared push-broom imaging, </w:t>
-      </w:r>
-      <w:proofErr w:type="gramStart"/>
-      <w:r>
-        <w:t>( 396.345</w:t>
-      </w:r>
-      <w:proofErr w:type="gramEnd"/>
-      <w:r>
-        <w:t xml:space="preserve"> to 1001.95 nm,  328 spectral bands, approximate 2 nm spectral resolution,  spatial resolution of 10 centimeters). The sensor, hard-mounted on a DJI </w:t>
-      </w:r>
-      <w:proofErr w:type="spellStart"/>
-      <w:r>
-        <w:t>Matrice</w:t>
-      </w:r>
-      <w:proofErr w:type="spellEnd"/>
-      <w:r>
-        <w:t xml:space="preserve"> 600 UAS, provided accurate spatial data, with the geometric position of each image recorded on-board using an APX-15 Global Positioning System/Inertial Measurement Unit with a location of approximately 1 m. The atmospheric conditions during the flight were partly cloudy with moderate wind gusts from the west.</w:t>
-      </w:r>
-      <w:commentRangeEnd w:id="23"/>
-      <w:r>
-        <w:rPr>
-          <w:rStyle w:val="CommentReference"/>
-          <w:sz w:val="24"/>
-          <w:szCs w:val="24"/>
-        </w:rPr>
-        <w:commentReference w:id="23"/>
+        <w:t>study</w:t>
+      </w:r>
+      <w:r>
+        <w:t xml:space="preserve"> area</w:t>
+      </w:r>
+      <w:r>
+        <w:t xml:space="preserve"> in June of 2024. </w:t>
+      </w:r>
+      <w:commentRangeStart w:id="41"/>
+      <w:r>
+        <w:t xml:space="preserve">Data was collected using the Headwall Micro A-series Visible/ Near-Infrared push-broom imaging, ( 396.345 to 1001.95 nm,  328 spectral bands, approximate 2 nm spectral resolution,  spatial resolution of 10 centimeters). The sensor, hard-mounted on a DJI Matrice 600 UAS, provided accurate spatial data, with the geometric position of each image recorded on-board using an APX-15 Global Positioning System/Inertial Measurement Unit with a location of approximately </w:t>
+      </w:r>
+      <w:r>
+        <w:lastRenderedPageBreak/>
+        <w:t>1 m. The atmospheric conditions during the flight were partly cloudy with moderate wind gusts from the west.</w:t>
+      </w:r>
+      <w:commentRangeEnd w:id="41"/>
+      <w:r>
+        <w:rPr>
+          <w:rStyle w:val="CommentReference"/>
+          <w:sz w:val="24"/>
+          <w:szCs w:val="24"/>
+        </w:rPr>
+        <w:commentReference w:id="41"/>
       </w:r>
     </w:p>
     <w:p>
@@ -1050,420 +1330,367 @@
         <w:pStyle w:val="NormalWeb"/>
       </w:pPr>
       <w:r>
+        <w:t xml:space="preserve">Reference standards were used to apply radiometric calibrations for all images. Before each flight, a white reference Spectralon panel covering the entire field of view under ambient light was used to assess illumination conditions and set the frame rate and flight speed, ensuring consistent pixel size. Pixels from a 56% reflectance tarp were also selected for further post processing radiometric calibration. The 56% tarp reflectance was used to convert radiance to reflectance using the sensor manufacturer’s software, which applies the empirical line approach and compares it to the white reference. </w:t>
+      </w:r>
+      <w:commentRangeStart w:id="42"/>
+      <w:r>
+        <w:t>The</w:t>
+      </w:r>
+      <w:r>
+        <w:t xml:space="preserve"> original</w:t>
+      </w:r>
+      <w:r>
+        <w:t xml:space="preserve"> </w:t>
+      </w:r>
+      <w:r>
+        <w:t>28</w:t>
+      </w:r>
+      <w:r>
+        <w:t xml:space="preserve"> HS</w:t>
+      </w:r>
+      <w:r>
+        <w:t xml:space="preserve"> images </w:t>
+      </w:r>
+      <w:commentRangeEnd w:id="42"/>
+      <w:r>
+        <w:rPr>
+          <w:rStyle w:val="CommentReference"/>
+          <w:sz w:val="24"/>
+          <w:szCs w:val="24"/>
+        </w:rPr>
+        <w:commentReference w:id="42"/>
+      </w:r>
+      <w:r>
+        <w:t xml:space="preserve">were orthorectified to World Geodetic System 1984 with Universal Transverse Mercator projection, Zone 16 using The United States Geological Service 10m resolution digital elevation model product (Nelson 2024). </w:t>
+      </w:r>
+      <w:commentRangeStart w:id="43"/>
+      <w:r>
+        <w:t>Data collection postprocessing was done by Peter Nelson’s Laboratory of Ecological Spectroscopy using Headwall’s software.</w:t>
+      </w:r>
+      <w:commentRangeEnd w:id="43"/>
+      <w:r>
+        <w:rPr>
+          <w:rStyle w:val="CommentReference"/>
+          <w:sz w:val="24"/>
+          <w:szCs w:val="24"/>
+        </w:rPr>
+        <w:commentReference w:id="43"/>
+      </w:r>
+    </w:p>
+    <w:p>
+      <w:pPr>
+        <w:pStyle w:val="NormalWeb"/>
+      </w:pPr>
+      <w:r>
+        <w:t>Data Processing:</w:t>
+      </w:r>
+    </w:p>
+    <w:p>
+      <w:pPr>
+        <w:pStyle w:val="NormalWeb"/>
+      </w:pPr>
+      <w:commentRangeStart w:id="44"/>
+      <w:r>
+        <w:t xml:space="preserve">Hyperspectral imagery was spatially partitioned into </w:t>
+      </w:r>
+      <w:commentRangeEnd w:id="44"/>
+      <w:r>
+        <w:rPr>
+          <w:rStyle w:val="CommentReference"/>
+          <w:sz w:val="24"/>
+          <w:szCs w:val="24"/>
+        </w:rPr>
+        <w:commentReference w:id="44"/>
+      </w:r>
+      <w:commentRangeStart w:id="45"/>
+      <w:commentRangeStart w:id="46"/>
+      <w:r>
+        <w:t>quadrats corresponding to the field census design</w:t>
+      </w:r>
+      <w:commentRangeEnd w:id="45"/>
+      <w:r>
+        <w:rPr>
+          <w:rStyle w:val="CommentReference"/>
+          <w:sz w:val="24"/>
+          <w:szCs w:val="24"/>
+        </w:rPr>
+        <w:commentReference w:id="45"/>
+      </w:r>
+      <w:commentRangeEnd w:id="46"/>
+      <w:r>
+        <w:rPr>
+          <w:rStyle w:val="CommentReference"/>
+          <w:sz w:val="24"/>
+          <w:szCs w:val="24"/>
+        </w:rPr>
+        <w:commentReference w:id="46"/>
+      </w:r>
+      <w:r>
+        <w:t>.</w:t>
+      </w:r>
+      <w:r>
+        <w:t xml:space="preserve"> </w:t>
+      </w:r>
+      <w:r>
+        <w:t>Prior to pixel selection, hyperspectral tiles exhibiting substantial illumination distortions (cloud shadow interference) were removed to prevent affected pixels from being preferentially selected.</w:t>
+      </w:r>
+      <w:r>
+        <w:t xml:space="preserve"> </w:t>
+      </w:r>
+      <w:r>
+        <w:t>Pixels were then chosen to represent each quadrat by selecting those least affected by scan angle distortions, specifically those nearest to the center of each adjacent hyperspectral tile intersecting the quadrat, given the 50% overlap between scan lines.</w:t>
+      </w:r>
+      <w:r>
+        <w:t xml:space="preserve"> </w:t>
+      </w:r>
+      <w:r>
+        <w:t>As a result of removing distorted tiles, some quadrats had insufficient valid pixel coverage and were subsequently excluded from further analysis, leading to discontinuities in spatial coverage</w:t>
+      </w:r>
+      <w:r>
+        <w:t xml:space="preserve">. </w:t>
+      </w:r>
+      <w:r>
+        <w:t>Out of the 20 ha study area, 17.44 ha remained for analysis at the 10 m and 20 m quadrat scales, while 17 ha remained at the 50 m scale. The comparatively lower retained area at the 50 m scale reflects the larger spatial extent of each quadrat, such that the removal of illumination-affected tiles resulted in a greater loss of coverage per quadrat and a higher likelihood of exclusion due to insufficient valid pixel representation.</w:t>
+      </w:r>
+    </w:p>
+    <w:p>
+      <w:pPr>
+        <w:pStyle w:val="NormalWeb"/>
+      </w:pPr>
+      <w:commentRangeStart w:id="47"/>
+      <w:r>
+        <w:t>Spectral data were resampled from approximately 2 nm to 5 nm wavebands to reduce data dimensionality and computational demand</w:t>
+      </w:r>
+      <w:commentRangeEnd w:id="47"/>
+      <w:r>
+        <w:rPr>
+          <w:rStyle w:val="CommentReference"/>
+          <w:sz w:val="24"/>
+          <w:szCs w:val="24"/>
+        </w:rPr>
+        <w:commentReference w:id="47"/>
+      </w:r>
+      <w:r>
+        <w:t xml:space="preserve"> using the default settings of the </w:t>
+      </w:r>
+      <w:r>
+        <w:rPr>
+          <w:i/>
+        </w:rPr>
+        <w:t>spectroolab</w:t>
+      </w:r>
+      <w:r>
+        <w:t>()</w:t>
+      </w:r>
+      <w:r>
+        <w:t xml:space="preserve"> </w:t>
+      </w:r>
+      <w:r>
+        <w:t>R</w:t>
+      </w:r>
+      <w:r>
+        <w:t xml:space="preserve"> package</w:t>
+      </w:r>
+      <w:r>
+        <w:t xml:space="preserve"> </w:t>
+      </w:r>
+      <w:commentRangeStart w:id="48"/>
+      <w:r>
+        <w:t xml:space="preserve">. </w:t>
+      </w:r>
+      <w:commentRangeEnd w:id="48"/>
+      <w:r>
+        <w:rPr>
+          <w:rStyle w:val="CommentReference"/>
+          <w:sz w:val="24"/>
+          <w:szCs w:val="24"/>
+        </w:rPr>
+        <w:commentReference w:id="48"/>
+      </w:r>
+      <w:r>
+        <w:t>The</w:t>
+      </w:r>
+      <w:r>
+        <w:t xml:space="preserve"> optimal waveband and reflectance threshold for shadow masking</w:t>
+      </w:r>
+      <w:r>
+        <w:t xml:space="preserve"> </w:t>
+      </w:r>
+      <w:r>
+        <w:t xml:space="preserve">was </w:t>
+      </w:r>
+      <w:r>
+        <w:t>determined using an area under the curve (AUC) analysis</w:t>
+      </w:r>
+      <w:r>
+        <w:t xml:space="preserve"> using</w:t>
+      </w:r>
+      <w:r>
+        <w:t xml:space="preserve"> shadowed and </w:t>
+      </w:r>
+      <w:r>
+        <w:t xml:space="preserve">sunlit pixels sampled across the study area as input, which was implemented using the </w:t>
+      </w:r>
+      <w:r>
+        <w:rPr>
+          <w:rStyle w:val="Emphasis"/>
+        </w:rPr>
+        <w:t>pROC()</w:t>
+      </w:r>
+      <w:r>
+        <w:t xml:space="preserve"> package in R. </w:t>
+      </w:r>
+    </w:p>
+    <w:p>
+      <w:pPr>
+        <w:pStyle w:val="NormalWeb"/>
+      </w:pPr>
+      <w:r>
+        <w:t>Spectral heterogeneity was quantified using an entropy</w:t>
+      </w:r>
+      <w:r>
+        <w:t xml:space="preserve"> </w:t>
+      </w:r>
+      <w:r>
+        <w:t>based metric derived from pairwise spectral angle calculations. For each quadrat, 2,000</w:t>
+      </w:r>
+      <w:r>
+        <w:t xml:space="preserve"> </w:t>
+      </w:r>
+      <w:r>
+        <w:t xml:space="preserve">pixels were randomly sampled, and pairwise spectral angles were computed among sampled pixels. Entropy was then calculated from the distribution of these spectral angles to represent within-quadrat spectral variability. </w:t>
+      </w:r>
+      <w:commentRangeStart w:id="49"/>
+      <w:r>
+        <w:t xml:space="preserve">A shadow masking condition, based on the previously derived threshold, was incorporated into the processing workflow to exclude shadowed pixels from the analysis. </w:t>
+      </w:r>
+      <w:commentRangeEnd w:id="49"/>
+      <w:r>
+        <w:rPr>
+          <w:rStyle w:val="CommentReference"/>
+          <w:sz w:val="24"/>
+          <w:szCs w:val="24"/>
+        </w:rPr>
+        <w:commentReference w:id="49"/>
+      </w:r>
+      <w:r>
+        <w:t xml:space="preserve">All spectral processing and calculations were conducted using the </w:t>
+      </w:r>
+      <w:r>
+        <w:rPr>
+          <w:rStyle w:val="Emphasis"/>
+        </w:rPr>
+        <w:t>terra()</w:t>
+      </w:r>
+      <w:r>
+        <w:t xml:space="preserve"> package in R.</w:t>
+      </w:r>
+    </w:p>
+    <w:p>
+      <w:pPr>
+        <w:pStyle w:val="NormalWeb"/>
+      </w:pPr>
+      <w:r>
         <w:lastRenderedPageBreak/>
-        <w:t xml:space="preserve">Reference standards were used to apply radiometric calibrations for all images. Before each flight, a white reference </w:t>
-      </w:r>
-      <w:proofErr w:type="spellStart"/>
-      <w:r>
-        <w:t>Spectralon</w:t>
-      </w:r>
-      <w:proofErr w:type="spellEnd"/>
-      <w:r>
-        <w:t xml:space="preserve"> panel covering the entire field of view under ambient light was used to assess illumination conditions and set the frame rate and flight speed, ensuring consistent pixel size. Pixels from a 56% reflectance tarp were also selected for further post processing radiometric calibration. The 56% tarp reflectance was used to convert radiance to reflectance using the sensor manufacturer’s software, which applies the empirical line approach and compares it to the white reference. </w:t>
-      </w:r>
-      <w:commentRangeStart w:id="24"/>
-      <w:r>
-        <w:t>The</w:t>
-      </w:r>
-      <w:r>
-        <w:t xml:space="preserve"> original</w:t>
+        <w:t xml:space="preserve">Species diversity metrics were derived from the forest census data after filtering to retain upper canopy individuals. Trees were classified as upper canopy if they had a canopy position index of 4 or 5 or a diameter at breast height greater than 200 mm, </w:t>
+      </w:r>
+      <w:commentRangeStart w:id="50"/>
+      <w:commentRangeStart w:id="51"/>
+      <w:r>
+        <w:t xml:space="preserve">resulting in 4,519 individuals representing </w:t>
+      </w:r>
+      <w:commentRangeStart w:id="52"/>
+      <w:r>
+        <w:t>51 species.</w:t>
+      </w:r>
+      <w:commentRangeEnd w:id="50"/>
+      <w:r>
+        <w:rPr>
+          <w:rStyle w:val="CommentReference"/>
+          <w:sz w:val="24"/>
+          <w:szCs w:val="24"/>
+        </w:rPr>
+        <w:commentReference w:id="50"/>
+      </w:r>
+      <w:commentRangeEnd w:id="51"/>
+      <w:r>
+        <w:rPr>
+          <w:rStyle w:val="CommentReference"/>
+          <w:sz w:val="24"/>
+          <w:szCs w:val="24"/>
+        </w:rPr>
+        <w:commentReference w:id="51"/>
       </w:r>
       <w:r>
         <w:t xml:space="preserve"> </w:t>
       </w:r>
-      <w:r>
-        <w:t>28</w:t>
-      </w:r>
-      <w:r>
-        <w:t xml:space="preserve"> HS</w:t>
-      </w:r>
-      <w:r>
-        <w:t xml:space="preserve"> images </w:t>
-      </w:r>
-      <w:commentRangeEnd w:id="24"/>
-      <w:r>
-        <w:rPr>
-          <w:rStyle w:val="CommentReference"/>
-          <w:sz w:val="24"/>
-          <w:szCs w:val="24"/>
-        </w:rPr>
-        <w:commentReference w:id="24"/>
-      </w:r>
-      <w:r>
-        <w:t xml:space="preserve">were orthorectified to World Geodetic System 1984 with Universal Transverse Mercator projection, Zone 16 using The United States Geological Service 10m resolution digital elevation model product (Nelson 2024). </w:t>
-      </w:r>
-      <w:commentRangeStart w:id="25"/>
-      <w:r>
-        <w:t>Data collection postprocessing was done by Peter Nelson’s Laboratory of Ecological Spectroscopy using Headwall’s software.</w:t>
-      </w:r>
-      <w:commentRangeEnd w:id="25"/>
-      <w:r>
-        <w:rPr>
-          <w:rStyle w:val="CommentReference"/>
-          <w:sz w:val="24"/>
-          <w:szCs w:val="24"/>
-        </w:rPr>
-        <w:commentReference w:id="25"/>
+      <w:commentRangeEnd w:id="52"/>
+      <w:r>
+        <w:rPr>
+          <w:rStyle w:val="CommentReference"/>
+          <w:sz w:val="24"/>
+          <w:szCs w:val="24"/>
+        </w:rPr>
+        <w:commentReference w:id="52"/>
+      </w:r>
+      <w:commentRangeStart w:id="53"/>
+      <w:r>
+        <w:t>Canopy area for each tree was estimated as a function of diameter and species</w:t>
+      </w:r>
+      <w:r>
+        <w:t xml:space="preserve"> </w:t>
+      </w:r>
+      <w:r>
+        <w:t xml:space="preserve">specific allometry. </w:t>
+      </w:r>
+      <w:commentRangeEnd w:id="53"/>
+      <w:r>
+        <w:rPr>
+          <w:rStyle w:val="CommentReference"/>
+          <w:sz w:val="24"/>
+          <w:szCs w:val="24"/>
+        </w:rPr>
+        <w:commentReference w:id="53"/>
+      </w:r>
+      <w:r>
+        <w:t xml:space="preserve">A circular moving window with a 20 m radius was then applied across the study area to determine species presence and calculate diversity metrics at a 1 m spatial resolution. This process produced raster layers representing three diversity indices: </w:t>
+      </w:r>
+      <w:commentRangeStart w:id="54"/>
+      <w:r>
+        <w:t>Shannon’s species diversity, Faith’s phylogenetic diversity, and abundance-weighted Faith’s phylogenetic diversity</w:t>
+      </w:r>
+      <w:commentRangeEnd w:id="54"/>
+      <w:r>
+        <w:rPr>
+          <w:rStyle w:val="CommentReference"/>
+          <w:sz w:val="24"/>
+          <w:szCs w:val="24"/>
+        </w:rPr>
+        <w:commentReference w:id="54"/>
+      </w:r>
+      <w:r>
+        <w:t>. Shannon’s index quantified both species richness and evenness, while Faith’s phylogenetic diversity measured the total evolutionary branch length</w:t>
+      </w:r>
+      <w:r>
+        <w:t xml:space="preserve"> as a measure of time</w:t>
+      </w:r>
+      <w:r>
+        <w:t xml:space="preserve"> connecting species within a given area. The abundance-weighted variant incorporated species abundance into the phylogenetic framework.</w:t>
       </w:r>
     </w:p>
     <w:p>
       <w:pPr>
         <w:pStyle w:val="NormalWeb"/>
       </w:pPr>
-      <w:r>
-        <w:t>Data Processing:</w:t>
+      <w:commentRangeStart w:id="55"/>
+      <w:r>
+        <w:t>Analysis:</w:t>
       </w:r>
     </w:p>
     <w:p>
       <w:pPr>
         <w:pStyle w:val="NormalWeb"/>
       </w:pPr>
-      <w:commentRangeStart w:id="26"/>
-      <w:r>
-        <w:t xml:space="preserve">Hyperspectral imagery was spatially partitioned into </w:t>
-      </w:r>
-      <w:commentRangeEnd w:id="26"/>
-      <w:r>
-        <w:rPr>
-          <w:rStyle w:val="CommentReference"/>
-          <w:sz w:val="24"/>
-          <w:szCs w:val="24"/>
-        </w:rPr>
-        <w:commentReference w:id="26"/>
-      </w:r>
-      <w:commentRangeStart w:id="27"/>
-      <w:commentRangeStart w:id="28"/>
-      <w:r>
-        <w:t>quadrats corresponding to the field census design</w:t>
-      </w:r>
-      <w:commentRangeEnd w:id="27"/>
-      <w:r>
-        <w:rPr>
-          <w:rStyle w:val="CommentReference"/>
-          <w:sz w:val="24"/>
-          <w:szCs w:val="24"/>
-        </w:rPr>
-        <w:commentReference w:id="27"/>
-      </w:r>
-      <w:commentRangeEnd w:id="28"/>
-      <w:r>
-        <w:rPr>
-          <w:rStyle w:val="CommentReference"/>
-          <w:rFonts w:asciiTheme="minorHAnsi" w:eastAsiaTheme="minorHAnsi" w:hAnsiTheme="minorHAnsi" w:cstheme="minorBidi"/>
-        </w:rPr>
-        <w:commentReference w:id="28"/>
-      </w:r>
-      <w:r>
-        <w:t>.</w:t>
-      </w:r>
-      <w:r>
-        <w:t xml:space="preserve"> </w:t>
-      </w:r>
-      <w:r>
-        <w:t>Prior to pixel selection, hyperspectral tiles exhibiting substantial illumination distortions (cloud shadow interference) were removed to prevent affected pixels from being preferentially selected.</w:t>
-      </w:r>
-      <w:r>
-        <w:t xml:space="preserve"> </w:t>
-      </w:r>
-      <w:r>
-        <w:t>Pixels were then chosen to represent each quadrat by selecting those least affected by scan angle distortions, specifically those nearest to the center of each adjacent hyperspectral tile intersecting the quadrat, given the 50% overlap between scan lines.</w:t>
-      </w:r>
-      <w:r>
-        <w:t xml:space="preserve"> </w:t>
-      </w:r>
-      <w:r>
-        <w:t>As a result of removing distorted tiles, some quadrats had insufficient valid pixel coverage and were subsequently excluded from further analysis, leading to discontinuities in spatial coverage</w:t>
-      </w:r>
-      <w:r>
-        <w:t xml:space="preserve">. </w:t>
-      </w:r>
-      <w:r>
-        <w:t xml:space="preserve">Out of the </w:t>
-      </w:r>
-      <w:proofErr w:type="gramStart"/>
-      <w:r>
-        <w:t>20 ha</w:t>
-      </w:r>
-      <w:proofErr w:type="gramEnd"/>
-      <w:r>
-        <w:t xml:space="preserve"> study area, 17.44 ha remained for analysis at the 10 m and 20 m quadrat scales, while 17 ha remained at the 50 m scale. The comparatively lower retained area at the 50 m scale reflects the larger spatial extent of each quadrat, such that the removal of illumination-affected tiles resulted in a greater loss of coverage per quadrat and a higher likelihood of exclusion due to insufficient valid pixel representation.</w:t>
-      </w:r>
-    </w:p>
-    <w:p>
-      <w:pPr>
-        <w:pStyle w:val="NormalWeb"/>
-      </w:pPr>
-      <w:commentRangeStart w:id="29"/>
-      <w:r>
-        <w:t>Spectral data were resampled from approximately 2 nm to 5 nm wavebands to reduce data dimensionality and computational demand</w:t>
-      </w:r>
-      <w:commentRangeEnd w:id="29"/>
-      <w:r>
-        <w:rPr>
-          <w:rStyle w:val="CommentReference"/>
-          <w:sz w:val="24"/>
-          <w:szCs w:val="24"/>
-        </w:rPr>
-        <w:commentReference w:id="29"/>
-      </w:r>
-      <w:r>
-        <w:t xml:space="preserve"> using the default settings of the </w:t>
-      </w:r>
-      <w:proofErr w:type="spellStart"/>
-      <w:proofErr w:type="gramStart"/>
-      <w:r>
-        <w:rPr>
-          <w:i/>
-        </w:rPr>
-        <w:t>spectroolab</w:t>
-      </w:r>
-      <w:proofErr w:type="spellEnd"/>
-      <w:r>
-        <w:t>(</w:t>
-      </w:r>
-      <w:proofErr w:type="gramEnd"/>
-      <w:r>
-        <w:t>)</w:t>
-      </w:r>
-      <w:r>
-        <w:t xml:space="preserve"> </w:t>
-      </w:r>
-      <w:r>
-        <w:t>R</w:t>
-      </w:r>
-      <w:r>
-        <w:t xml:space="preserve"> package</w:t>
-      </w:r>
-      <w:r>
-        <w:t xml:space="preserve"> </w:t>
-      </w:r>
-      <w:commentRangeStart w:id="30"/>
-      <w:r>
-        <w:t xml:space="preserve">. </w:t>
-      </w:r>
-      <w:commentRangeEnd w:id="30"/>
-      <w:r>
-        <w:rPr>
-          <w:rStyle w:val="CommentReference"/>
-          <w:sz w:val="24"/>
-          <w:szCs w:val="24"/>
-        </w:rPr>
-        <w:commentReference w:id="30"/>
-      </w:r>
-      <w:r>
-        <w:t xml:space="preserve">The optimal waveband and reflectance threshold for shadow masking </w:t>
-      </w:r>
-      <w:r>
-        <w:t xml:space="preserve">was </w:t>
-      </w:r>
-      <w:r>
-        <w:t>determined using an area under the curve (AUC) analysis</w:t>
-      </w:r>
-      <w:r>
-        <w:t xml:space="preserve"> using</w:t>
-      </w:r>
-      <w:r>
-        <w:t xml:space="preserve"> shadowed and sunlit pixels sampled across the study area as input</w:t>
-      </w:r>
-      <w:r>
-        <w:t xml:space="preserve">, </w:t>
-      </w:r>
-      <w:r>
-        <w:t xml:space="preserve">which was implemented using the </w:t>
-      </w:r>
-      <w:proofErr w:type="spellStart"/>
-      <w:proofErr w:type="gramStart"/>
-      <w:r>
-        <w:rPr>
-          <w:rStyle w:val="Emphasis"/>
-        </w:rPr>
-        <w:t>pROC</w:t>
-      </w:r>
-      <w:proofErr w:type="spellEnd"/>
-      <w:r>
-        <w:rPr>
-          <w:rStyle w:val="Emphasis"/>
-        </w:rPr>
-        <w:t>(</w:t>
-      </w:r>
-      <w:proofErr w:type="gramEnd"/>
-      <w:r>
-        <w:rPr>
-          <w:rStyle w:val="Emphasis"/>
-        </w:rPr>
-        <w:t>)</w:t>
-      </w:r>
-      <w:r>
-        <w:t xml:space="preserve"> package in R. </w:t>
-      </w:r>
-    </w:p>
-    <w:p>
-      <w:pPr>
-        <w:pStyle w:val="NormalWeb"/>
-      </w:pPr>
-      <w:r>
-        <w:t xml:space="preserve">Spectral heterogeneity was quantified using an </w:t>
-      </w:r>
-      <w:proofErr w:type="gramStart"/>
-      <w:r>
-        <w:t>entropy</w:t>
-      </w:r>
-      <w:r>
-        <w:t xml:space="preserve"> </w:t>
-      </w:r>
-      <w:r>
-        <w:t>based</w:t>
-      </w:r>
-      <w:proofErr w:type="gramEnd"/>
-      <w:r>
-        <w:t xml:space="preserve"> metric derived from pairwise spectral angle calculations. For each quadrat, 2,000 pixels were randomly sampled, and pairwise spectral angles were computed among sampled pixels. Entropy was then calculated from the distribution of these spectral angles to represent within-quadrat spectral variability. </w:t>
-      </w:r>
-      <w:commentRangeStart w:id="31"/>
-      <w:r>
-        <w:t xml:space="preserve">A shadow masking condition, based on the previously derived threshold, was incorporated into the processing workflow to exclude shadowed pixels from the analysis. </w:t>
-      </w:r>
-      <w:commentRangeEnd w:id="31"/>
-      <w:r>
-        <w:rPr>
-          <w:rStyle w:val="CommentReference"/>
-          <w:sz w:val="24"/>
-          <w:szCs w:val="24"/>
-        </w:rPr>
-        <w:commentReference w:id="31"/>
-      </w:r>
-      <w:r>
-        <w:t xml:space="preserve">All spectral processing and calculations were conducted using the </w:t>
-      </w:r>
-      <w:proofErr w:type="gramStart"/>
-      <w:r>
-        <w:rPr>
-          <w:rStyle w:val="Emphasis"/>
-        </w:rPr>
-        <w:t>terra(</w:t>
-      </w:r>
-      <w:proofErr w:type="gramEnd"/>
-      <w:r>
-        <w:rPr>
-          <w:rStyle w:val="Emphasis"/>
-        </w:rPr>
-        <w:t>)</w:t>
-      </w:r>
-      <w:r>
-        <w:t xml:space="preserve"> package in R.</w:t>
-      </w:r>
-    </w:p>
-    <w:p>
-      <w:pPr>
-        <w:pStyle w:val="NormalWeb"/>
-      </w:pPr>
-      <w:r>
-        <w:t xml:space="preserve">Species diversity metrics were derived from the forest census data after filtering to retain upper canopy individuals. Trees were classified as upper canopy if they had a canopy position index of 4 or 5 or a diameter at breast height greater than 200 mm, </w:t>
-      </w:r>
-      <w:commentRangeStart w:id="32"/>
-      <w:commentRangeStart w:id="33"/>
-      <w:r>
-        <w:t xml:space="preserve">resulting in 4,519 individuals representing </w:t>
-      </w:r>
-      <w:commentRangeStart w:id="34"/>
-      <w:r>
-        <w:t>51 species.</w:t>
-      </w:r>
-      <w:commentRangeEnd w:id="32"/>
-      <w:r>
-        <w:rPr>
-          <w:rStyle w:val="CommentReference"/>
-          <w:sz w:val="24"/>
-          <w:szCs w:val="24"/>
-        </w:rPr>
-        <w:commentReference w:id="32"/>
-      </w:r>
-      <w:commentRangeEnd w:id="33"/>
-      <w:r>
-        <w:rPr>
-          <w:rStyle w:val="CommentReference"/>
-          <w:rFonts w:asciiTheme="minorHAnsi" w:eastAsiaTheme="minorHAnsi" w:hAnsiTheme="minorHAnsi" w:cstheme="minorBidi"/>
-        </w:rPr>
-        <w:commentReference w:id="33"/>
-      </w:r>
-      <w:r>
-        <w:t xml:space="preserve"> </w:t>
-      </w:r>
-      <w:commentRangeEnd w:id="34"/>
-      <w:r>
-        <w:rPr>
-          <w:rStyle w:val="CommentReference"/>
-          <w:sz w:val="24"/>
-          <w:szCs w:val="24"/>
-        </w:rPr>
-        <w:commentReference w:id="34"/>
-      </w:r>
-      <w:commentRangeStart w:id="35"/>
-      <w:r>
-        <w:t>Canopy area for each tree was estimated as a function of diameter and species</w:t>
-      </w:r>
-      <w:r>
-        <w:t xml:space="preserve"> </w:t>
-      </w:r>
-      <w:r>
-        <w:t xml:space="preserve">specific allometry. </w:t>
-      </w:r>
-      <w:commentRangeEnd w:id="35"/>
-      <w:r>
-        <w:rPr>
-          <w:rStyle w:val="CommentReference"/>
-          <w:sz w:val="24"/>
-          <w:szCs w:val="24"/>
-        </w:rPr>
-        <w:commentReference w:id="35"/>
-      </w:r>
-      <w:r>
-        <w:t xml:space="preserve">A circular moving window with a 20 m radius was then applied across the study area to determine species presence and calculate diversity metrics at a 1 m </w:t>
-      </w:r>
-      <w:r>
-        <w:lastRenderedPageBreak/>
-        <w:t xml:space="preserve">spatial resolution. This process produced raster layers representing three diversity indices: </w:t>
-      </w:r>
-      <w:commentRangeStart w:id="36"/>
-      <w:r>
-        <w:t>Shannon’s species diversity, Faith’s phylogenetic diversity, and abundance-weighted Faith</w:t>
-      </w:r>
-      <w:bookmarkStart w:id="37" w:name="_GoBack"/>
-      <w:bookmarkEnd w:id="37"/>
-      <w:r>
-        <w:t>’s phylogenetic diversity</w:t>
-      </w:r>
-      <w:commentRangeEnd w:id="36"/>
-      <w:r>
-        <w:rPr>
-          <w:rStyle w:val="CommentReference"/>
-          <w:sz w:val="24"/>
-          <w:szCs w:val="24"/>
-        </w:rPr>
-        <w:commentReference w:id="36"/>
-      </w:r>
-      <w:r>
-        <w:t>. Shannon’s index quantified both species richness and evenness, while Faith’s phylogenetic diversity measured the total evolutionary branch length</w:t>
-      </w:r>
-      <w:r>
-        <w:t xml:space="preserve"> as a measure of time</w:t>
-      </w:r>
-      <w:r>
-        <w:t xml:space="preserve"> connecting species within a given area. The abundance-weighted variant incorporated species abundance into the phylogenetic framework.</w:t>
-      </w:r>
-    </w:p>
-    <w:p>
-      <w:pPr>
-        <w:pStyle w:val="NormalWeb"/>
-      </w:pPr>
-      <w:commentRangeStart w:id="38"/>
-      <w:r>
-        <w:t>Analysis:</w:t>
-      </w:r>
-    </w:p>
-    <w:p>
-      <w:pPr>
-        <w:pStyle w:val="NormalWeb"/>
-      </w:pPr>
       <w:r>
         <w:t xml:space="preserve">Analyses focused on characterizing patterns of spectral variability and their relationship to biodiversity metrics. Spectral variation was evaluated both within and among quadrats to assess scale-dependent patterns. Relationships among different spectral heterogeneity metrics were examined to identify areas of agreement and divergence, and to evaluate the influence of topographic or environmental gradients on spatial patterns. Associations between spectral heterogeneity and phylogenetic diversity were assessed using </w:t>
       </w:r>
@@ -1473,14 +1700,14 @@
       <w:r>
         <w:t xml:space="preserve"> approaches. Additional analyses explored unexplained variation by incorporating other spatially contiguous datasets available for the Paint Rock Forest Dynamics Plot.</w:t>
       </w:r>
-      <w:commentRangeEnd w:id="38"/>
-      <w:r>
-        <w:rPr>
-          <w:rStyle w:val="CommentReference"/>
-          <w:sz w:val="24"/>
-          <w:szCs w:val="24"/>
-        </w:rPr>
-        <w:commentReference w:id="38"/>
+      <w:commentRangeEnd w:id="55"/>
+      <w:r>
+        <w:rPr>
+          <w:rStyle w:val="CommentReference"/>
+          <w:sz w:val="24"/>
+          <w:szCs w:val="24"/>
+        </w:rPr>
+        <w:commentReference w:id="55"/>
       </w:r>
     </w:p>
     <w:p>
@@ -1526,7 +1753,7 @@
 </file>
 
 <file path=word/comments.xml><?xml version="1.0" encoding="utf-8"?>
-<w:comments xmlns:wpc="http://schemas.microsoft.com/office/word/2010/wordprocessingCanvas" xmlns:cx="http://schemas.microsoft.com/office/drawing/2014/chartex" xmlns:cx1="http://schemas.microsoft.com/office/drawing/2015/9/8/chartex" xmlns:cx2="http://schemas.microsoft.com/office/drawing/2015/10/21/chartex" xmlns:cx3="http://schemas.microsoft.com/office/drawing/2016/5/9/chartex" xmlns:cx4="http://schemas.microsoft.com/office/drawing/2016/5/10/chartex" xmlns:cx5="http://schemas.microsoft.com/office/drawing/2016/5/11/chartex" xmlns:cx6="http://schemas.microsoft.com/office/drawing/2016/5/12/chartex" xmlns:cx7="http://schemas.microsoft.com/office/drawing/2016/5/13/chartex" xmlns:cx8="http://schemas.microsoft.com/office/drawing/2016/5/14/chartex" xmlns:mc="http://schemas.openxmlformats.org/markup-compatibility/2006" xmlns:aink="http://schemas.microsoft.com/office/drawing/2016/ink" xmlns:am3d="http://schemas.microsoft.com/office/drawing/2017/model3d" xmlns:o="urn:schemas-microsoft-com:office:office" xmlns:r="http://schemas.openxmlformats.org/officeDocument/2006/relationships" xmlns:m="http://schemas.openxmlformats.org/officeDocument/2006/math" xmlns:v="urn:schemas-microsoft-com:vml" xmlns:wp14="http://schemas.microsoft.com/office/word/2010/wordprocessingDrawing" xmlns:wp="http://schemas.openxmlformats.org/drawingml/2006/wordprocessingDrawing" xmlns:w10="urn:schemas-microsoft-com:office:word" xmlns:w="http://schemas.openxmlformats.org/wordprocessingml/2006/main" xmlns:w14="http://schemas.microsoft.com/office/word/2010/wordml" xmlns:w15="http://schemas.microsoft.com/office/word/2012/wordml" xmlns:w16cid="http://schemas.microsoft.com/office/word/2016/wordml/cid" xmlns:w16se="http://schemas.microsoft.com/office/word/2015/wordml/symex" xmlns:wpg="http://schemas.microsoft.com/office/word/2010/wordprocessingGroup" xmlns:wpi="http://schemas.microsoft.com/office/word/2010/wordprocessingInk" xmlns:wne="http://schemas.microsoft.com/office/word/2006/wordml" xmlns:wps="http://schemas.microsoft.com/office/word/2010/wordprocessingShape" mc:Ignorable="w14 w15 w16se w16cid wp14">
+<w:comments xmlns:wpc="http://schemas.microsoft.com/office/word/2010/wordprocessingCanvas" xmlns:cx="http://schemas.microsoft.com/office/drawing/2014/chartex" xmlns:cx1="http://schemas.microsoft.com/office/drawing/2015/9/8/chartex" xmlns:cx2="http://schemas.microsoft.com/office/drawing/2015/10/21/chartex" xmlns:cx3="http://schemas.microsoft.com/office/drawing/2016/5/9/chartex" xmlns:cx4="http://schemas.microsoft.com/office/drawing/2016/5/10/chartex" xmlns:cx5="http://schemas.microsoft.com/office/drawing/2016/5/11/chartex" xmlns:cx6="http://schemas.microsoft.com/office/drawing/2016/5/12/chartex" xmlns:cx7="http://schemas.microsoft.com/office/drawing/2016/5/13/chartex" xmlns:cx8="http://schemas.microsoft.com/office/drawing/2016/5/14/chartex" xmlns:mc="http://schemas.openxmlformats.org/markup-compatibility/2006" xmlns:aink="http://schemas.microsoft.com/office/drawing/2016/ink" xmlns:am3d="http://schemas.microsoft.com/office/drawing/2017/model3d" xmlns:o="urn:schemas-microsoft-com:office:office" xmlns:oel="http://schemas.microsoft.com/office/2019/extlst" xmlns:r="http://schemas.openxmlformats.org/officeDocument/2006/relationships" xmlns:m="http://schemas.openxmlformats.org/officeDocument/2006/math" xmlns:v="urn:schemas-microsoft-com:vml" xmlns:wp14="http://schemas.microsoft.com/office/word/2010/wordprocessingDrawing" xmlns:wp="http://schemas.openxmlformats.org/drawingml/2006/wordprocessingDrawing" xmlns:w10="urn:schemas-microsoft-com:office:word" xmlns:w="http://schemas.openxmlformats.org/wordprocessingml/2006/main" xmlns:w14="http://schemas.microsoft.com/office/word/2010/wordml" xmlns:w15="http://schemas.microsoft.com/office/word/2012/wordml" xmlns:w16cex="http://schemas.microsoft.com/office/word/2018/wordml/cex" xmlns:w16cid="http://schemas.microsoft.com/office/word/2016/wordml/cid" xmlns:w16="http://schemas.microsoft.com/office/word/2018/wordml" xmlns:w16du="http://schemas.microsoft.com/office/word/2023/wordml/word16du" xmlns:w16sdtdh="http://schemas.microsoft.com/office/word/2020/wordml/sdtdatahash" xmlns:w16sdtfl="http://schemas.microsoft.com/office/word/2024/wordml/sdtformatlock" xmlns:w16se="http://schemas.microsoft.com/office/word/2015/wordml/symex" xmlns:wpg="http://schemas.microsoft.com/office/word/2010/wordprocessingGroup" xmlns:wpi="http://schemas.microsoft.com/office/word/2010/wordprocessingInk" xmlns:wne="http://schemas.microsoft.com/office/word/2006/wordml" xmlns:wps="http://schemas.microsoft.com/office/word/2010/wordprocessingShape" mc:Ignorable="w14 w15 w16se w16cid w16 w16cex w16sdtdh w16sdtfl w16du wp14">
   <w:comment w:id="0" w:author="Evan Tenorio" w:date="2026-04-15T13:11:00Z" w:initials="P">
     <w:p>
       <w:pPr>
@@ -1543,7 +1770,7 @@
       </w:r>
     </w:p>
   </w:comment>
-  <w:comment w:id="1" w:author="Dawn Lemke" w:date="2026-04-07T12:37:00Z" w:initials="DL">
+  <w:comment w:id="1" w:author="Dawn Lemke" w:date="2026-04-16T15:15:00Z" w:initials="DL">
     <w:p>
       <w:pPr>
         <w:pStyle w:val="CommentText"/>
@@ -1555,11 +1782,255 @@
         <w:annotationRef/>
       </w:r>
       <w:r>
+        <w:t>It needs a lot more references</w:t>
+      </w:r>
+    </w:p>
+  </w:comment>
+  <w:comment w:id="2" w:author="Dawn Lemke" w:date="2026-04-16T15:09:00Z" w:initials="DL">
+    <w:p>
+      <w:pPr>
+        <w:pStyle w:val="CommentText"/>
+      </w:pPr>
+      <w:r>
+        <w:rPr>
+          <w:rStyle w:val="CommentReference"/>
+        </w:rPr>
+        <w:annotationRef/>
+      </w:r>
+      <w:r>
+        <w:t>Needs refrences</w:t>
+      </w:r>
+    </w:p>
+  </w:comment>
+  <w:comment w:id="3" w:author="Dawn Lemke" w:date="2026-04-16T15:11:00Z" w:initials="DL">
+    <w:p>
+      <w:pPr>
+        <w:pStyle w:val="CommentText"/>
+      </w:pPr>
+      <w:r>
+        <w:rPr>
+          <w:rStyle w:val="CommentReference"/>
+        </w:rPr>
+        <w:annotationRef/>
+      </w:r>
+      <w:r>
+        <w:t>Need to be better linked</w:t>
+      </w:r>
+      <w:r>
+        <w:br/>
+        <w:t>Maybe why monitoring biodiversity is hard, what are some options, eDNA, RS</w:t>
+      </w:r>
+    </w:p>
+  </w:comment>
+  <w:comment w:id="7" w:author="Dawn Lemke" w:date="2026-04-16T15:13:00Z" w:initials="DL">
+    <w:p>
+      <w:pPr>
+        <w:pStyle w:val="CommentText"/>
+      </w:pPr>
+      <w:r>
+        <w:rPr>
+          <w:rStyle w:val="CommentReference"/>
+        </w:rPr>
+        <w:annotationRef/>
+      </w:r>
+      <w:r>
+        <w:t>Why do tree species represent biodiversity?</w:t>
+      </w:r>
+    </w:p>
+  </w:comment>
+  <w:comment w:id="8" w:author="Dawn Lemke" w:date="2026-04-16T15:16:00Z" w:initials="DL">
+    <w:p>
+      <w:pPr>
+        <w:pStyle w:val="CommentText"/>
+      </w:pPr>
+      <w:r>
+        <w:rPr>
+          <w:rStyle w:val="CommentReference"/>
+        </w:rPr>
+        <w:annotationRef/>
+      </w:r>
+      <w:r>
+        <w:t>Is this true?</w:t>
+      </w:r>
+    </w:p>
+  </w:comment>
+  <w:comment w:id="9" w:author="Dawn Lemke" w:date="2026-04-16T15:17:00Z" w:initials="DL">
+    <w:p>
+      <w:pPr>
+        <w:pStyle w:val="CommentText"/>
+      </w:pPr>
+      <w:r>
+        <w:rPr>
+          <w:rStyle w:val="CommentReference"/>
+        </w:rPr>
+        <w:annotationRef/>
+      </w:r>
+      <w:r>
+        <w:t>You have something like this in your first paragraph, group ideas and just state once</w:t>
+      </w:r>
+    </w:p>
+  </w:comment>
+  <w:comment w:id="10" w:author="Dawn Lemke" w:date="2026-04-16T15:18:00Z" w:initials="DL">
+    <w:p>
+      <w:pPr>
+        <w:pStyle w:val="CommentText"/>
+      </w:pPr>
+      <w:r>
+        <w:rPr>
+          <w:rStyle w:val="CommentReference"/>
+        </w:rPr>
+        <w:annotationRef/>
+      </w:r>
+      <w:r>
+        <w:t>Must have ref</w:t>
+      </w:r>
+    </w:p>
+  </w:comment>
+  <w:comment w:id="11" w:author="Dawn Lemke" w:date="2026-04-16T15:18:00Z" w:initials="DL">
+    <w:p>
+      <w:pPr>
+        <w:pStyle w:val="CommentText"/>
+      </w:pPr>
+      <w:r>
+        <w:rPr>
+          <w:rStyle w:val="CommentReference"/>
+        </w:rPr>
+        <w:annotationRef/>
+      </w:r>
+      <w:r>
+        <w:t>You should have many references here</w:t>
+      </w:r>
+    </w:p>
+  </w:comment>
+  <w:comment w:id="12" w:author="Dawn Lemke" w:date="2026-04-16T15:18:00Z" w:initials="DL">
+    <w:p>
+      <w:pPr>
+        <w:pStyle w:val="CommentText"/>
+      </w:pPr>
+      <w:r>
+        <w:rPr>
+          <w:rStyle w:val="CommentReference"/>
+        </w:rPr>
+        <w:annotationRef/>
+      </w:r>
+      <w:r>
+        <w:t>ref</w:t>
+      </w:r>
+    </w:p>
+  </w:comment>
+  <w:comment w:id="13" w:author="Dawn Lemke" w:date="2026-04-16T15:19:00Z" w:initials="DL">
+    <w:p>
+      <w:pPr>
+        <w:pStyle w:val="CommentText"/>
+      </w:pPr>
+      <w:r>
+        <w:rPr>
+          <w:rStyle w:val="CommentReference"/>
+        </w:rPr>
+        <w:annotationRef/>
+      </w:r>
+      <w:r>
+        <w:t>ref</w:t>
+      </w:r>
+    </w:p>
+  </w:comment>
+  <w:comment w:id="14" w:author="Dawn Lemke" w:date="2026-04-16T15:22:00Z" w:initials="DL">
+    <w:p>
+      <w:pPr>
+        <w:pStyle w:val="CommentText"/>
+      </w:pPr>
+      <w:r>
+        <w:rPr>
+          <w:rStyle w:val="CommentReference"/>
+        </w:rPr>
+        <w:annotationRef/>
+      </w:r>
+      <w:r>
+        <w:t>ref</w:t>
+      </w:r>
+    </w:p>
+  </w:comment>
+  <w:comment w:id="15" w:author="Dawn Lemke" w:date="2026-04-16T15:23:00Z" w:initials="DL">
+    <w:p>
+      <w:pPr>
+        <w:pStyle w:val="CommentText"/>
+      </w:pPr>
+      <w:r>
+        <w:rPr>
+          <w:rStyle w:val="CommentReference"/>
+        </w:rPr>
+        <w:annotationRef/>
+      </w:r>
+      <w:r>
+        <w:t>ref</w:t>
+      </w:r>
+    </w:p>
+  </w:comment>
+  <w:comment w:id="16" w:author="Dawn Lemke" w:date="2026-04-16T15:26:00Z" w:initials="DL">
+    <w:p>
+      <w:pPr>
+        <w:pStyle w:val="CommentText"/>
+      </w:pPr>
+      <w:r>
+        <w:rPr>
+          <w:rStyle w:val="CommentReference"/>
+        </w:rPr>
+        <w:annotationRef/>
+      </w:r>
+      <w:r>
+        <w:t>What so you mean by this</w:t>
+      </w:r>
+    </w:p>
+  </w:comment>
+  <w:comment w:id="17" w:author="Dawn Lemke" w:date="2026-04-16T15:27:00Z" w:initials="DL">
+    <w:p>
+      <w:pPr>
+        <w:pStyle w:val="CommentText"/>
+      </w:pPr>
+      <w:r>
+        <w:rPr>
+          <w:rStyle w:val="CommentReference"/>
+        </w:rPr>
+        <w:annotationRef/>
+      </w:r>
+      <w:r>
+        <w:t>Needs refs</w:t>
+      </w:r>
+    </w:p>
+  </w:comment>
+  <w:comment w:id="18" w:author="Dawn Lemke" w:date="2026-04-16T15:21:00Z" w:initials="DL">
+    <w:p>
+      <w:pPr>
+        <w:pStyle w:val="CommentText"/>
+      </w:pPr>
+      <w:r>
+        <w:rPr>
+          <w:rStyle w:val="CommentReference"/>
+        </w:rPr>
+        <w:annotationRef/>
+      </w:r>
+      <w:r>
+        <w:t>I am not sure about this - but once I reread your methods on how you are measuring phylogenetic patterns I will likely have more questions</w:t>
+      </w:r>
+    </w:p>
+  </w:comment>
+  <w:comment w:id="19" w:author="Dawn Lemke" w:date="2026-04-07T12:37:00Z" w:initials="DL">
+    <w:p>
+      <w:pPr>
+        <w:pStyle w:val="CommentText"/>
+      </w:pPr>
+      <w:r>
+        <w:rPr>
+          <w:rStyle w:val="CommentReference"/>
+        </w:rPr>
+        <w:annotationRef/>
+      </w:r>
+      <w:r>
         <w:t>What is important for your study?</w:t>
       </w:r>
     </w:p>
   </w:comment>
-  <w:comment w:id="2" w:author="Dawn Lemke" w:date="2026-04-07T12:36:00Z" w:initials="DL">
+  <w:comment w:id="20" w:author="Dawn Lemke" w:date="2026-04-07T12:36:00Z" w:initials="DL">
     <w:p>
       <w:pPr>
         <w:pStyle w:val="CommentText"/>
@@ -1575,7 +2046,7 @@
       </w:r>
     </w:p>
   </w:comment>
-  <w:comment w:id="3" w:author="Dawn Lemke" w:date="2026-04-07T12:39:00Z" w:initials="DL">
+  <w:comment w:id="21" w:author="Dawn Lemke" w:date="2026-04-07T12:39:00Z" w:initials="DL">
     <w:p>
       <w:pPr>
         <w:pStyle w:val="CommentText"/>
@@ -1591,7 +2062,7 @@
       </w:r>
     </w:p>
   </w:comment>
-  <w:comment w:id="15" w:author="Evan Tenorio [2]" w:date="2026-04-02T14:33:00Z" w:initials="ET">
+  <w:comment w:id="33" w:author="Evan Tenorio [2]" w:date="2026-04-02T14:33:00Z" w:initials="ET">
     <w:p>
       <w:pPr>
         <w:pStyle w:val="CommentText"/>
@@ -1607,7 +2078,7 @@
       </w:r>
     </w:p>
   </w:comment>
-  <w:comment w:id="23" w:author="Dawn Lemke" w:date="2026-04-07T12:44:00Z" w:initials="DL">
+  <w:comment w:id="41" w:author="Dawn Lemke" w:date="2026-04-07T12:44:00Z" w:initials="DL">
     <w:p>
       <w:pPr>
         <w:pStyle w:val="CommentText"/>
@@ -1623,7 +2094,7 @@
       </w:r>
     </w:p>
   </w:comment>
-  <w:comment w:id="24" w:author="Dawn Lemke" w:date="2026-04-07T12:45:00Z" w:initials="DL">
+  <w:comment w:id="42" w:author="Dawn Lemke" w:date="2026-04-07T12:45:00Z" w:initials="DL">
     <w:p>
       <w:pPr>
         <w:pStyle w:val="CommentText"/>
@@ -1639,7 +2110,7 @@
       </w:r>
     </w:p>
   </w:comment>
-  <w:comment w:id="25" w:author="Dawn Lemke" w:date="2026-04-07T12:46:00Z" w:initials="DL">
+  <w:comment w:id="43" w:author="Dawn Lemke" w:date="2026-04-07T12:46:00Z" w:initials="DL">
     <w:p>
       <w:pPr>
         <w:pStyle w:val="CommentText"/>
@@ -1655,7 +2126,7 @@
       </w:r>
     </w:p>
   </w:comment>
-  <w:comment w:id="26" w:author="Dawn Lemke" w:date="2026-04-07T12:47:00Z" w:initials="DL">
+  <w:comment w:id="44" w:author="Dawn Lemke" w:date="2026-04-07T12:47:00Z" w:initials="DL">
     <w:p>
       <w:pPr>
         <w:pStyle w:val="CommentText"/>
@@ -1671,7 +2142,7 @@
       </w:r>
     </w:p>
   </w:comment>
-  <w:comment w:id="27" w:author="Dawn Lemke" w:date="2026-04-07T12:47:00Z" w:initials="DL">
+  <w:comment w:id="45" w:author="Dawn Lemke" w:date="2026-04-07T12:47:00Z" w:initials="DL">
     <w:p>
       <w:pPr>
         <w:pStyle w:val="CommentText"/>
@@ -1687,7 +2158,7 @@
       </w:r>
     </w:p>
   </w:comment>
-  <w:comment w:id="28" w:author="Evan Tenorio" w:date="2026-04-16T12:02:00Z" w:initials="P">
+  <w:comment w:id="46" w:author="Evan Tenorio" w:date="2026-04-16T12:02:00Z" w:initials="P">
     <w:p>
       <w:pPr>
         <w:pStyle w:val="CommentText"/>
@@ -1703,7 +2174,7 @@
       </w:r>
     </w:p>
   </w:comment>
-  <w:comment w:id="29" w:author="Dawn Lemke" w:date="2026-04-07T12:52:00Z" w:initials="DL">
+  <w:comment w:id="47" w:author="Dawn Lemke" w:date="2026-04-07T12:52:00Z" w:initials="DL">
     <w:p>
       <w:pPr>
         <w:pStyle w:val="CommentText"/>
@@ -1719,7 +2190,7 @@
       </w:r>
     </w:p>
   </w:comment>
-  <w:comment w:id="30" w:author="Dawn Lemke" w:date="2026-04-07T12:56:00Z" w:initials="DL">
+  <w:comment w:id="48" w:author="Dawn Lemke" w:date="2026-04-07T12:56:00Z" w:initials="DL">
     <w:p>
       <w:pPr>
         <w:pStyle w:val="CommentText"/>
@@ -1735,7 +2206,7 @@
       </w:r>
     </w:p>
   </w:comment>
-  <w:comment w:id="31" w:author="Dawn Lemke" w:date="2026-04-07T12:58:00Z" w:initials="DL">
+  <w:comment w:id="49" w:author="Dawn Lemke" w:date="2026-04-07T12:58:00Z" w:initials="DL">
     <w:p>
       <w:pPr>
         <w:pStyle w:val="CommentText"/>
@@ -1747,19 +2218,11 @@
         <w:annotationRef/>
       </w:r>
       <w:r>
-        <w:t xml:space="preserve">Isn't this the prior </w:t>
-      </w:r>
-      <w:proofErr w:type="gramStart"/>
-      <w:r>
-        <w:t>paragraph</w:t>
-      </w:r>
-      <w:proofErr w:type="gramEnd"/>
-      <w:r>
-        <w:t xml:space="preserve"> </w:t>
+        <w:t xml:space="preserve">Isn't this the prior paragraph </w:t>
       </w:r>
     </w:p>
   </w:comment>
-  <w:comment w:id="32" w:author="Dawn Lemke" w:date="2026-04-07T12:59:00Z" w:initials="DL">
+  <w:comment w:id="50" w:author="Dawn Lemke" w:date="2026-04-07T12:59:00Z" w:initials="DL">
     <w:p>
       <w:pPr>
         <w:pStyle w:val="CommentText"/>
@@ -1775,7 +2238,7 @@
       </w:r>
     </w:p>
   </w:comment>
-  <w:comment w:id="33" w:author="Evan Tenorio" w:date="2026-04-16T12:25:00Z" w:initials="P">
+  <w:comment w:id="51" w:author="Evan Tenorio" w:date="2026-04-16T12:25:00Z" w:initials="P">
     <w:p>
       <w:pPr>
         <w:pStyle w:val="CommentText"/>
@@ -1791,7 +2254,7 @@
       </w:r>
     </w:p>
   </w:comment>
-  <w:comment w:id="34" w:author="Evan Tenorio" w:date="2026-04-06T16:31:00Z" w:initials="P">
+  <w:comment w:id="52" w:author="Evan Tenorio" w:date="2026-04-06T16:31:00Z" w:initials="P">
     <w:p>
       <w:pPr>
         <w:pStyle w:val="CommentText"/>
@@ -1807,7 +2270,7 @@
       </w:r>
     </w:p>
   </w:comment>
-  <w:comment w:id="35" w:author="Dawn Lemke" w:date="2026-04-07T13:00:00Z" w:initials="DL">
+  <w:comment w:id="53" w:author="Dawn Lemke" w:date="2026-04-07T13:00:00Z" w:initials="DL">
     <w:p>
       <w:pPr>
         <w:pStyle w:val="CommentText"/>
@@ -1823,7 +2286,7 @@
       </w:r>
     </w:p>
   </w:comment>
-  <w:comment w:id="36" w:author="Dawn Lemke" w:date="2026-04-07T13:00:00Z" w:initials="DL">
+  <w:comment w:id="54" w:author="Dawn Lemke" w:date="2026-04-07T13:00:00Z" w:initials="DL">
     <w:p>
       <w:pPr>
         <w:pStyle w:val="CommentText"/>
@@ -1839,7 +2302,7 @@
       </w:r>
     </w:p>
   </w:comment>
-  <w:comment w:id="38" w:author="Dawn Lemke" w:date="2026-04-07T13:01:00Z" w:initials="DL">
+  <w:comment w:id="55" w:author="Dawn Lemke" w:date="2026-04-07T13:01:00Z" w:initials="DL">
     <w:p>
       <w:pPr>
         <w:pStyle w:val="CommentText"/>
@@ -1859,8 +2322,23 @@
 </file>
 
 <file path=word/commentsExtended.xml><?xml version="1.0" encoding="utf-8"?>
-<w15:commentsEx xmlns:wpc="http://schemas.microsoft.com/office/word/2010/wordprocessingCanvas" xmlns:cx="http://schemas.microsoft.com/office/drawing/2014/chartex" xmlns:cx1="http://schemas.microsoft.com/office/drawing/2015/9/8/chartex" xmlns:cx2="http://schemas.microsoft.com/office/drawing/2015/10/21/chartex" xmlns:cx3="http://schemas.microsoft.com/office/drawing/2016/5/9/chartex" xmlns:cx4="http://schemas.microsoft.com/office/drawing/2016/5/10/chartex" xmlns:cx5="http://schemas.microsoft.com/office/drawing/2016/5/11/chartex" xmlns:cx6="http://schemas.microsoft.com/office/drawing/2016/5/12/chartex" xmlns:cx7="http://schemas.microsoft.com/office/drawing/2016/5/13/chartex" xmlns:cx8="http://schemas.microsoft.com/office/drawing/2016/5/14/chartex" xmlns:mc="http://schemas.openxmlformats.org/markup-compatibility/2006" xmlns:aink="http://schemas.microsoft.com/office/drawing/2016/ink" xmlns:am3d="http://schemas.microsoft.com/office/drawing/2017/model3d" xmlns:o="urn:schemas-microsoft-com:office:office" xmlns:r="http://schemas.openxmlformats.org/officeDocument/2006/relationships" xmlns:m="http://schemas.openxmlformats.org/officeDocument/2006/math" xmlns:v="urn:schemas-microsoft-com:vml" xmlns:wp14="http://schemas.microsoft.com/office/word/2010/wordprocessingDrawing" xmlns:wp="http://schemas.openxmlformats.org/drawingml/2006/wordprocessingDrawing" xmlns:w10="urn:schemas-microsoft-com:office:word" xmlns:w="http://schemas.openxmlformats.org/wordprocessingml/2006/main" xmlns:w14="http://schemas.microsoft.com/office/word/2010/wordml" xmlns:w15="http://schemas.microsoft.com/office/word/2012/wordml" xmlns:w16cid="http://schemas.microsoft.com/office/word/2016/wordml/cid" xmlns:w16se="http://schemas.microsoft.com/office/word/2015/wordml/symex" xmlns:wpg="http://schemas.microsoft.com/office/word/2010/wordprocessingGroup" xmlns:wpi="http://schemas.microsoft.com/office/word/2010/wordprocessingInk" xmlns:wne="http://schemas.microsoft.com/office/word/2006/wordml" xmlns:wps="http://schemas.microsoft.com/office/word/2010/wordprocessingShape" mc:Ignorable="w14 w15 w16se w16cid wp14">
+<w15:commentsEx xmlns:wpc="http://schemas.microsoft.com/office/word/2010/wordprocessingCanvas" xmlns:cx="http://schemas.microsoft.com/office/drawing/2014/chartex" xmlns:cx1="http://schemas.microsoft.com/office/drawing/2015/9/8/chartex" xmlns:cx2="http://schemas.microsoft.com/office/drawing/2015/10/21/chartex" xmlns:cx3="http://schemas.microsoft.com/office/drawing/2016/5/9/chartex" xmlns:cx4="http://schemas.microsoft.com/office/drawing/2016/5/10/chartex" xmlns:cx5="http://schemas.microsoft.com/office/drawing/2016/5/11/chartex" xmlns:cx6="http://schemas.microsoft.com/office/drawing/2016/5/12/chartex" xmlns:cx7="http://schemas.microsoft.com/office/drawing/2016/5/13/chartex" xmlns:cx8="http://schemas.microsoft.com/office/drawing/2016/5/14/chartex" xmlns:mc="http://schemas.openxmlformats.org/markup-compatibility/2006" xmlns:aink="http://schemas.microsoft.com/office/drawing/2016/ink" xmlns:am3d="http://schemas.microsoft.com/office/drawing/2017/model3d" xmlns:o="urn:schemas-microsoft-com:office:office" xmlns:oel="http://schemas.microsoft.com/office/2019/extlst" xmlns:r="http://schemas.openxmlformats.org/officeDocument/2006/relationships" xmlns:m="http://schemas.openxmlformats.org/officeDocument/2006/math" xmlns:v="urn:schemas-microsoft-com:vml" xmlns:wp14="http://schemas.microsoft.com/office/word/2010/wordprocessingDrawing" xmlns:wp="http://schemas.openxmlformats.org/drawingml/2006/wordprocessingDrawing" xmlns:w10="urn:schemas-microsoft-com:office:word" xmlns:w="http://schemas.openxmlformats.org/wordprocessingml/2006/main" xmlns:w14="http://schemas.microsoft.com/office/word/2010/wordml" xmlns:w15="http://schemas.microsoft.com/office/word/2012/wordml" xmlns:w16cex="http://schemas.microsoft.com/office/word/2018/wordml/cex" xmlns:w16cid="http://schemas.microsoft.com/office/word/2016/wordml/cid" xmlns:w16="http://schemas.microsoft.com/office/word/2018/wordml" xmlns:w16du="http://schemas.microsoft.com/office/word/2023/wordml/word16du" xmlns:w16sdtdh="http://schemas.microsoft.com/office/word/2020/wordml/sdtdatahash" xmlns:w16sdtfl="http://schemas.microsoft.com/office/word/2024/wordml/sdtformatlock" xmlns:w16se="http://schemas.microsoft.com/office/word/2015/wordml/symex" xmlns:wpg="http://schemas.microsoft.com/office/word/2010/wordprocessingGroup" xmlns:wpi="http://schemas.microsoft.com/office/word/2010/wordprocessingInk" xmlns:wne="http://schemas.microsoft.com/office/word/2006/wordml" xmlns:wps="http://schemas.microsoft.com/office/word/2010/wordprocessingShape" mc:Ignorable="w14 w15 w16se w16cid w16 w16cex w16sdtdh w16sdtfl w16du wp14">
   <w15:commentEx w15:paraId="580DFAAD" w15:done="0"/>
+  <w15:commentEx w15:paraId="76B4E729" w15:done="0"/>
+  <w15:commentEx w15:paraId="29F9EFF3" w15:done="0"/>
+  <w15:commentEx w15:paraId="338486B5" w15:done="0"/>
+  <w15:commentEx w15:paraId="2401A002" w15:done="0"/>
+  <w15:commentEx w15:paraId="7C94A552" w15:done="0"/>
+  <w15:commentEx w15:paraId="50000953" w15:done="0"/>
+  <w15:commentEx w15:paraId="44A7D40A" w15:done="0"/>
+  <w15:commentEx w15:paraId="030DD189" w15:done="0"/>
+  <w15:commentEx w15:paraId="595946EA" w15:done="0"/>
+  <w15:commentEx w15:paraId="2A831CB2" w15:done="0"/>
+  <w15:commentEx w15:paraId="19B90FB4" w15:done="0"/>
+  <w15:commentEx w15:paraId="5B9EAF27" w15:done="0"/>
+  <w15:commentEx w15:paraId="79461721" w15:done="0"/>
+  <w15:commentEx w15:paraId="37543713" w15:done="0"/>
+  <w15:commentEx w15:paraId="39135A8A" w15:done="0"/>
   <w15:commentEx w15:paraId="3685A5BE" w15:done="0"/>
   <w15:commentEx w15:paraId="356D7196" w15:done="1"/>
   <w15:commentEx w15:paraId="2F06F450" w15:done="1"/>
@@ -1883,9 +2361,57 @@
 </w15:commentsEx>
 </file>
 
+<file path=word/commentsExtensible.xml><?xml version="1.0" encoding="utf-8"?>
+<w16cex:commentsExtensible xmlns:wpc="http://schemas.microsoft.com/office/word/2010/wordprocessingCanvas" xmlns:cx="http://schemas.microsoft.com/office/drawing/2014/chartex" xmlns:cx1="http://schemas.microsoft.com/office/drawing/2015/9/8/chartex" xmlns:cx2="http://schemas.microsoft.com/office/drawing/2015/10/21/chartex" xmlns:cx3="http://schemas.microsoft.com/office/drawing/2016/5/9/chartex" xmlns:cx4="http://schemas.microsoft.com/office/drawing/2016/5/10/chartex" xmlns:cx5="http://schemas.microsoft.com/office/drawing/2016/5/11/chartex" xmlns:cx6="http://schemas.microsoft.com/office/drawing/2016/5/12/chartex" xmlns:cx7="http://schemas.microsoft.com/office/drawing/2016/5/13/chartex" xmlns:cx8="http://schemas.microsoft.com/office/drawing/2016/5/14/chartex" xmlns:cr="http://schemas.microsoft.com/office/comments/2020/reactions" xmlns:mc="http://schemas.openxmlformats.org/markup-compatibility/2006" xmlns:aink="http://schemas.microsoft.com/office/drawing/2016/ink" xmlns:am3d="http://schemas.microsoft.com/office/drawing/2017/model3d" xmlns:o="urn:schemas-microsoft-com:office:office" xmlns:oel="http://schemas.microsoft.com/office/2019/extlst" xmlns:r="http://schemas.openxmlformats.org/officeDocument/2006/relationships" xmlns:m="http://schemas.openxmlformats.org/officeDocument/2006/math" xmlns:v="urn:schemas-microsoft-com:vml" xmlns:wp14="http://schemas.microsoft.com/office/word/2010/wordprocessingDrawing" xmlns:wp="http://schemas.openxmlformats.org/drawingml/2006/wordprocessingDrawing" xmlns:w10="urn:schemas-microsoft-com:office:word" xmlns:w="http://schemas.openxmlformats.org/wordprocessingml/2006/main" xmlns:w14="http://schemas.microsoft.com/office/word/2010/wordml" xmlns:w15="http://schemas.microsoft.com/office/word/2012/wordml" xmlns:w16cex="http://schemas.microsoft.com/office/word/2018/wordml/cex" xmlns:w16cid="http://schemas.microsoft.com/office/word/2016/wordml/cid" xmlns:w16="http://schemas.microsoft.com/office/word/2018/wordml" xmlns:w16du="http://schemas.microsoft.com/office/word/2023/wordml/word16du" xmlns:w16sdtdh="http://schemas.microsoft.com/office/word/2020/wordml/sdtdatahash" xmlns:w16sdtfl="http://schemas.microsoft.com/office/word/2024/wordml/sdtformatlock" xmlns:w16se="http://schemas.microsoft.com/office/word/2015/wordml/symex" xmlns:wpg="http://schemas.microsoft.com/office/word/2010/wordprocessingGroup" xmlns:wpi="http://schemas.microsoft.com/office/word/2010/wordprocessingInk" xmlns:wne="http://schemas.microsoft.com/office/word/2006/wordml" xmlns:wps="http://schemas.microsoft.com/office/word/2010/wordprocessingShape" mc:Ignorable="w14 w15 w16se w16cid w16 w16cex w16sdtdh w16sdtfl cr w16du wp14">
+  <w16cex:commentExtensible w16cex:durableId="7D4D8B54" w16cex:dateUtc="2026-04-16T20:15:00Z"/>
+  <w16cex:commentExtensible w16cex:durableId="7CB6BD24" w16cex:dateUtc="2026-04-16T20:09:00Z"/>
+  <w16cex:commentExtensible w16cex:durableId="41404BB7" w16cex:dateUtc="2026-04-16T20:11:00Z"/>
+  <w16cex:commentExtensible w16cex:durableId="51796FDE" w16cex:dateUtc="2026-04-16T20:13:00Z"/>
+  <w16cex:commentExtensible w16cex:durableId="68AC99FD" w16cex:dateUtc="2026-04-16T20:16:00Z"/>
+  <w16cex:commentExtensible w16cex:durableId="0B478EDC" w16cex:dateUtc="2026-04-16T20:17:00Z"/>
+  <w16cex:commentExtensible w16cex:durableId="72F98939" w16cex:dateUtc="2026-04-16T20:18:00Z"/>
+  <w16cex:commentExtensible w16cex:durableId="2D35228F" w16cex:dateUtc="2026-04-16T20:18:00Z"/>
+  <w16cex:commentExtensible w16cex:durableId="7E480442" w16cex:dateUtc="2026-04-16T20:18:00Z"/>
+  <w16cex:commentExtensible w16cex:durableId="4AACFBAF" w16cex:dateUtc="2026-04-16T20:19:00Z"/>
+  <w16cex:commentExtensible w16cex:durableId="3BBA06F2" w16cex:dateUtc="2026-04-16T20:22:00Z"/>
+  <w16cex:commentExtensible w16cex:durableId="560B7A6A" w16cex:dateUtc="2026-04-16T20:23:00Z"/>
+  <w16cex:commentExtensible w16cex:durableId="57D17CA8" w16cex:dateUtc="2026-04-16T20:26:00Z"/>
+  <w16cex:commentExtensible w16cex:durableId="283399FB" w16cex:dateUtc="2026-04-16T20:27:00Z"/>
+  <w16cex:commentExtensible w16cex:durableId="247A60D3" w16cex:dateUtc="2026-04-16T20:21:00Z"/>
+  <w16cex:commentExtensible w16cex:durableId="08D10969" w16cex:dateUtc="2026-04-07T17:37:00Z"/>
+  <w16cex:commentExtensible w16cex:durableId="4364D774" w16cex:dateUtc="2026-04-07T17:36:00Z"/>
+  <w16cex:commentExtensible w16cex:durableId="51C30DB5" w16cex:dateUtc="2026-04-07T17:39:00Z"/>
+  <w16cex:commentExtensible w16cex:durableId="2DC0C9E1" w16cex:dateUtc="2026-04-02T19:33:00Z"/>
+  <w16cex:commentExtensible w16cex:durableId="7BCE0744" w16cex:dateUtc="2026-04-07T17:44:00Z"/>
+  <w16cex:commentExtensible w16cex:durableId="7F252CED" w16cex:dateUtc="2026-04-07T17:45:00Z"/>
+  <w16cex:commentExtensible w16cex:durableId="601E81FE" w16cex:dateUtc="2026-04-07T17:46:00Z"/>
+  <w16cex:commentExtensible w16cex:durableId="562A7C1F" w16cex:dateUtc="2026-04-07T17:52:00Z"/>
+  <w16cex:commentExtensible w16cex:durableId="5CEA9D78" w16cex:dateUtc="2026-04-07T17:58:00Z"/>
+  <w16cex:commentExtensible w16cex:durableId="760827F6" w16cex:dateUtc="2026-04-07T17:59:00Z"/>
+  <w16cex:commentExtensible w16cex:durableId="76E1F6A7" w16cex:dateUtc="2026-04-07T18:00:00Z"/>
+  <w16cex:commentExtensible w16cex:durableId="7A83D2EA" w16cex:dateUtc="2026-04-07T18:00:00Z"/>
+  <w16cex:commentExtensible w16cex:durableId="37AF8D22" w16cex:dateUtc="2026-04-07T18:01:00Z"/>
+</w16cex:commentsExtensible>
+</file>
+
 <file path=word/commentsIds.xml><?xml version="1.0" encoding="utf-8"?>
-<w16cid:commentsIds xmlns:wpc="http://schemas.microsoft.com/office/word/2010/wordprocessingCanvas" xmlns:cx="http://schemas.microsoft.com/office/drawing/2014/chartex" xmlns:cx1="http://schemas.microsoft.com/office/drawing/2015/9/8/chartex" xmlns:cx2="http://schemas.microsoft.com/office/drawing/2015/10/21/chartex" xmlns:cx3="http://schemas.microsoft.com/office/drawing/2016/5/9/chartex" xmlns:cx4="http://schemas.microsoft.com/office/drawing/2016/5/10/chartex" xmlns:cx5="http://schemas.microsoft.com/office/drawing/2016/5/11/chartex" xmlns:cx6="http://schemas.microsoft.com/office/drawing/2016/5/12/chartex" xmlns:cx7="http://schemas.microsoft.com/office/drawing/2016/5/13/chartex" xmlns:cx8="http://schemas.microsoft.com/office/drawing/2016/5/14/chartex" xmlns:mc="http://schemas.openxmlformats.org/markup-compatibility/2006" xmlns:aink="http://schemas.microsoft.com/office/drawing/2016/ink" xmlns:am3d="http://schemas.microsoft.com/office/drawing/2017/model3d" xmlns:o="urn:schemas-microsoft-com:office:office" xmlns:r="http://schemas.openxmlformats.org/officeDocument/2006/relationships" xmlns:m="http://schemas.openxmlformats.org/officeDocument/2006/math" xmlns:v="urn:schemas-microsoft-com:vml" xmlns:wp14="http://schemas.microsoft.com/office/word/2010/wordprocessingDrawing" xmlns:wp="http://schemas.openxmlformats.org/drawingml/2006/wordprocessingDrawing" xmlns:w10="urn:schemas-microsoft-com:office:word" xmlns:w="http://schemas.openxmlformats.org/wordprocessingml/2006/main" xmlns:w14="http://schemas.microsoft.com/office/word/2010/wordml" xmlns:w15="http://schemas.microsoft.com/office/word/2012/wordml" xmlns:w16cid="http://schemas.microsoft.com/office/word/2016/wordml/cid" xmlns:w16se="http://schemas.microsoft.com/office/word/2015/wordml/symex" xmlns:wpg="http://schemas.microsoft.com/office/word/2010/wordprocessingGroup" xmlns:wpi="http://schemas.microsoft.com/office/word/2010/wordprocessingInk" xmlns:wne="http://schemas.microsoft.com/office/word/2006/wordml" xmlns:wps="http://schemas.microsoft.com/office/word/2010/wordprocessingShape" mc:Ignorable="w14 w15 w16se w16cid wp14">
+<w16cid:commentsIds xmlns:wpc="http://schemas.microsoft.com/office/word/2010/wordprocessingCanvas" xmlns:cx="http://schemas.microsoft.com/office/drawing/2014/chartex" xmlns:cx1="http://schemas.microsoft.com/office/drawing/2015/9/8/chartex" xmlns:cx2="http://schemas.microsoft.com/office/drawing/2015/10/21/chartex" xmlns:cx3="http://schemas.microsoft.com/office/drawing/2016/5/9/chartex" xmlns:cx4="http://schemas.microsoft.com/office/drawing/2016/5/10/chartex" xmlns:cx5="http://schemas.microsoft.com/office/drawing/2016/5/11/chartex" xmlns:cx6="http://schemas.microsoft.com/office/drawing/2016/5/12/chartex" xmlns:cx7="http://schemas.microsoft.com/office/drawing/2016/5/13/chartex" xmlns:cx8="http://schemas.microsoft.com/office/drawing/2016/5/14/chartex" xmlns:mc="http://schemas.openxmlformats.org/markup-compatibility/2006" xmlns:aink="http://schemas.microsoft.com/office/drawing/2016/ink" xmlns:am3d="http://schemas.microsoft.com/office/drawing/2017/model3d" xmlns:o="urn:schemas-microsoft-com:office:office" xmlns:oel="http://schemas.microsoft.com/office/2019/extlst" xmlns:r="http://schemas.openxmlformats.org/officeDocument/2006/relationships" xmlns:m="http://schemas.openxmlformats.org/officeDocument/2006/math" xmlns:v="urn:schemas-microsoft-com:vml" xmlns:wp14="http://schemas.microsoft.com/office/word/2010/wordprocessingDrawing" xmlns:wp="http://schemas.openxmlformats.org/drawingml/2006/wordprocessingDrawing" xmlns:w10="urn:schemas-microsoft-com:office:word" xmlns:w="http://schemas.openxmlformats.org/wordprocessingml/2006/main" xmlns:w14="http://schemas.microsoft.com/office/word/2010/wordml" xmlns:w15="http://schemas.microsoft.com/office/word/2012/wordml" xmlns:w16cex="http://schemas.microsoft.com/office/word/2018/wordml/cex" xmlns:w16cid="http://schemas.microsoft.com/office/word/2016/wordml/cid" xmlns:w16="http://schemas.microsoft.com/office/word/2018/wordml" xmlns:w16du="http://schemas.microsoft.com/office/word/2023/wordml/word16du" xmlns:w16sdtdh="http://schemas.microsoft.com/office/word/2020/wordml/sdtdatahash" xmlns:w16sdtfl="http://schemas.microsoft.com/office/word/2024/wordml/sdtformatlock" xmlns:w16se="http://schemas.microsoft.com/office/word/2015/wordml/symex" xmlns:wpg="http://schemas.microsoft.com/office/word/2010/wordprocessingGroup" xmlns:wpi="http://schemas.microsoft.com/office/word/2010/wordprocessingInk" xmlns:wne="http://schemas.microsoft.com/office/word/2006/wordml" xmlns:wps="http://schemas.microsoft.com/office/word/2010/wordprocessingShape" mc:Ignorable="w14 w15 w16se w16cid w16 w16cex w16sdtdh w16sdtfl w16du wp14">
   <w16cid:commentId w16cid:paraId="580DFAAD" w16cid:durableId="2D8A0D15"/>
+  <w16cid:commentId w16cid:paraId="76B4E729" w16cid:durableId="7D4D8B54"/>
+  <w16cid:commentId w16cid:paraId="29F9EFF3" w16cid:durableId="7CB6BD24"/>
+  <w16cid:commentId w16cid:paraId="338486B5" w16cid:durableId="41404BB7"/>
+  <w16cid:commentId w16cid:paraId="2401A002" w16cid:durableId="51796FDE"/>
+  <w16cid:commentId w16cid:paraId="7C94A552" w16cid:durableId="68AC99FD"/>
+  <w16cid:commentId w16cid:paraId="50000953" w16cid:durableId="0B478EDC"/>
+  <w16cid:commentId w16cid:paraId="44A7D40A" w16cid:durableId="72F98939"/>
+  <w16cid:commentId w16cid:paraId="030DD189" w16cid:durableId="2D35228F"/>
+  <w16cid:commentId w16cid:paraId="595946EA" w16cid:durableId="7E480442"/>
+  <w16cid:commentId w16cid:paraId="2A831CB2" w16cid:durableId="4AACFBAF"/>
+  <w16cid:commentId w16cid:paraId="19B90FB4" w16cid:durableId="3BBA06F2"/>
+  <w16cid:commentId w16cid:paraId="5B9EAF27" w16cid:durableId="560B7A6A"/>
+  <w16cid:commentId w16cid:paraId="79461721" w16cid:durableId="57D17CA8"/>
+  <w16cid:commentId w16cid:paraId="37543713" w16cid:durableId="283399FB"/>
+  <w16cid:commentId w16cid:paraId="39135A8A" w16cid:durableId="247A60D3"/>
   <w16cid:commentId w16cid:paraId="3685A5BE" w16cid:durableId="08D10969"/>
   <w16cid:commentId w16cid:paraId="356D7196" w16cid:durableId="4364D774"/>
   <w16cid:commentId w16cid:paraId="2F06F450" w16cid:durableId="51C30DB5"/>
@@ -1909,7 +2435,7 @@
 </file>
 
 <file path=word/numbering.xml><?xml version="1.0" encoding="utf-8"?>
-<w:numbering xmlns:wpc="http://schemas.microsoft.com/office/word/2010/wordprocessingCanvas" xmlns:cx="http://schemas.microsoft.com/office/drawing/2014/chartex" xmlns:cx1="http://schemas.microsoft.com/office/drawing/2015/9/8/chartex" xmlns:cx2="http://schemas.microsoft.com/office/drawing/2015/10/21/chartex" xmlns:cx3="http://schemas.microsoft.com/office/drawing/2016/5/9/chartex" xmlns:cx4="http://schemas.microsoft.com/office/drawing/2016/5/10/chartex" xmlns:cx5="http://schemas.microsoft.com/office/drawing/2016/5/11/chartex" xmlns:cx6="http://schemas.microsoft.com/office/drawing/2016/5/12/chartex" xmlns:cx7="http://schemas.microsoft.com/office/drawing/2016/5/13/chartex" xmlns:cx8="http://schemas.microsoft.com/office/drawing/2016/5/14/chartex" xmlns:mc="http://schemas.openxmlformats.org/markup-compatibility/2006" xmlns:aink="http://schemas.microsoft.com/office/drawing/2016/ink" xmlns:am3d="http://schemas.microsoft.com/office/drawing/2017/model3d" xmlns:o="urn:schemas-microsoft-com:office:office" xmlns:r="http://schemas.openxmlformats.org/officeDocument/2006/relationships" xmlns:m="http://schemas.openxmlformats.org/officeDocument/2006/math" xmlns:v="urn:schemas-microsoft-com:vml" xmlns:wp14="http://schemas.microsoft.com/office/word/2010/wordprocessingDrawing" xmlns:wp="http://schemas.openxmlformats.org/drawingml/2006/wordprocessingDrawing" xmlns:w10="urn:schemas-microsoft-com:office:word" xmlns:w="http://schemas.openxmlformats.org/wordprocessingml/2006/main" xmlns:w14="http://schemas.microsoft.com/office/word/2010/wordml" xmlns:w15="http://schemas.microsoft.com/office/word/2012/wordml" xmlns:w16cid="http://schemas.microsoft.com/office/word/2016/wordml/cid" xmlns:w16se="http://schemas.microsoft.com/office/word/2015/wordml/symex" xmlns:wpg="http://schemas.microsoft.com/office/word/2010/wordprocessingGroup" xmlns:wpi="http://schemas.microsoft.com/office/word/2010/wordprocessingInk" xmlns:wne="http://schemas.microsoft.com/office/word/2006/wordml" xmlns:wps="http://schemas.microsoft.com/office/word/2010/wordprocessingShape" mc:Ignorable="w14 w15 w16se w16cid wp14">
+<w:numbering xmlns:wpc="http://schemas.microsoft.com/office/word/2010/wordprocessingCanvas" xmlns:cx="http://schemas.microsoft.com/office/drawing/2014/chartex" xmlns:cx1="http://schemas.microsoft.com/office/drawing/2015/9/8/chartex" xmlns:cx2="http://schemas.microsoft.com/office/drawing/2015/10/21/chartex" xmlns:cx3="http://schemas.microsoft.com/office/drawing/2016/5/9/chartex" xmlns:cx4="http://schemas.microsoft.com/office/drawing/2016/5/10/chartex" xmlns:cx5="http://schemas.microsoft.com/office/drawing/2016/5/11/chartex" xmlns:cx6="http://schemas.microsoft.com/office/drawing/2016/5/12/chartex" xmlns:cx7="http://schemas.microsoft.com/office/drawing/2016/5/13/chartex" xmlns:cx8="http://schemas.microsoft.com/office/drawing/2016/5/14/chartex" xmlns:mc="http://schemas.openxmlformats.org/markup-compatibility/2006" xmlns:aink="http://schemas.microsoft.com/office/drawing/2016/ink" xmlns:am3d="http://schemas.microsoft.com/office/drawing/2017/model3d" xmlns:o="urn:schemas-microsoft-com:office:office" xmlns:oel="http://schemas.microsoft.com/office/2019/extlst" xmlns:r="http://schemas.openxmlformats.org/officeDocument/2006/relationships" xmlns:m="http://schemas.openxmlformats.org/officeDocument/2006/math" xmlns:v="urn:schemas-microsoft-com:vml" xmlns:wp14="http://schemas.microsoft.com/office/word/2010/wordprocessingDrawing" xmlns:wp="http://schemas.openxmlformats.org/drawingml/2006/wordprocessingDrawing" xmlns:w10="urn:schemas-microsoft-com:office:word" xmlns:w="http://schemas.openxmlformats.org/wordprocessingml/2006/main" xmlns:w14="http://schemas.microsoft.com/office/word/2010/wordml" xmlns:w15="http://schemas.microsoft.com/office/word/2012/wordml" xmlns:w16cex="http://schemas.microsoft.com/office/word/2018/wordml/cex" xmlns:w16cid="http://schemas.microsoft.com/office/word/2016/wordml/cid" xmlns:w16="http://schemas.microsoft.com/office/word/2018/wordml" xmlns:w16du="http://schemas.microsoft.com/office/word/2023/wordml/word16du" xmlns:w16sdtdh="http://schemas.microsoft.com/office/word/2020/wordml/sdtdatahash" xmlns:w16sdtfl="http://schemas.microsoft.com/office/word/2024/wordml/sdtformatlock" xmlns:w16se="http://schemas.microsoft.com/office/word/2015/wordml/symex" xmlns:wpg="http://schemas.microsoft.com/office/word/2010/wordprocessingGroup" xmlns:wpi="http://schemas.microsoft.com/office/word/2010/wordprocessingInk" xmlns:wne="http://schemas.microsoft.com/office/word/2006/wordml" xmlns:wps="http://schemas.microsoft.com/office/word/2010/wordprocessingShape" mc:Ignorable="w14 w15 w16se w16cid w16 w16cex w16sdtdh w16sdtfl w16du wp14">
   <w:abstractNum w:abstractNumId="0" w15:restartNumberingAfterBreak="0">
     <w:nsid w:val="01E5611A"/>
     <w:multiLevelType w:val="hybridMultilevel"/>
@@ -2435,26 +2961,26 @@
       </w:rPr>
     </w:lvl>
   </w:abstractNum>
-  <w:num w:numId="1">
+  <w:num w:numId="1" w16cid:durableId="729692766">
     <w:abstractNumId w:val="2"/>
   </w:num>
-  <w:num w:numId="2">
+  <w:num w:numId="2" w16cid:durableId="468596848">
     <w:abstractNumId w:val="3"/>
   </w:num>
-  <w:num w:numId="3">
+  <w:num w:numId="3" w16cid:durableId="330258008">
     <w:abstractNumId w:val="4"/>
   </w:num>
-  <w:num w:numId="4">
+  <w:num w:numId="4" w16cid:durableId="2047564249">
     <w:abstractNumId w:val="1"/>
   </w:num>
-  <w:num w:numId="5">
+  <w:num w:numId="5" w16cid:durableId="2129154137">
     <w:abstractNumId w:val="0"/>
   </w:num>
 </w:numbering>
 </file>
 
 <file path=word/people.xml><?xml version="1.0" encoding="utf-8"?>
-<w15:people xmlns:wpc="http://schemas.microsoft.com/office/word/2010/wordprocessingCanvas" xmlns:cx="http://schemas.microsoft.com/office/drawing/2014/chartex" xmlns:cx1="http://schemas.microsoft.com/office/drawing/2015/9/8/chartex" xmlns:cx2="http://schemas.microsoft.com/office/drawing/2015/10/21/chartex" xmlns:cx3="http://schemas.microsoft.com/office/drawing/2016/5/9/chartex" xmlns:cx4="http://schemas.microsoft.com/office/drawing/2016/5/10/chartex" xmlns:cx5="http://schemas.microsoft.com/office/drawing/2016/5/11/chartex" xmlns:cx6="http://schemas.microsoft.com/office/drawing/2016/5/12/chartex" xmlns:cx7="http://schemas.microsoft.com/office/drawing/2016/5/13/chartex" xmlns:cx8="http://schemas.microsoft.com/office/drawing/2016/5/14/chartex" xmlns:mc="http://schemas.openxmlformats.org/markup-compatibility/2006" xmlns:aink="http://schemas.microsoft.com/office/drawing/2016/ink" xmlns:am3d="http://schemas.microsoft.com/office/drawing/2017/model3d" xmlns:o="urn:schemas-microsoft-com:office:office" xmlns:r="http://schemas.openxmlformats.org/officeDocument/2006/relationships" xmlns:m="http://schemas.openxmlformats.org/officeDocument/2006/math" xmlns:v="urn:schemas-microsoft-com:vml" xmlns:wp14="http://schemas.microsoft.com/office/word/2010/wordprocessingDrawing" xmlns:wp="http://schemas.openxmlformats.org/drawingml/2006/wordprocessingDrawing" xmlns:w10="urn:schemas-microsoft-com:office:word" xmlns:w="http://schemas.openxmlformats.org/wordprocessingml/2006/main" xmlns:w14="http://schemas.microsoft.com/office/word/2010/wordml" xmlns:w15="http://schemas.microsoft.com/office/word/2012/wordml" xmlns:w16cid="http://schemas.microsoft.com/office/word/2016/wordml/cid" xmlns:w16se="http://schemas.microsoft.com/office/word/2015/wordml/symex" xmlns:wpg="http://schemas.microsoft.com/office/word/2010/wordprocessingGroup" xmlns:wpi="http://schemas.microsoft.com/office/word/2010/wordprocessingInk" xmlns:wne="http://schemas.microsoft.com/office/word/2006/wordml" xmlns:wps="http://schemas.microsoft.com/office/word/2010/wordprocessingShape" mc:Ignorable="w14 w15 w16se w16cid wp14">
+<w15:people xmlns:wpc="http://schemas.microsoft.com/office/word/2010/wordprocessingCanvas" xmlns:cx="http://schemas.microsoft.com/office/drawing/2014/chartex" xmlns:cx1="http://schemas.microsoft.com/office/drawing/2015/9/8/chartex" xmlns:cx2="http://schemas.microsoft.com/office/drawing/2015/10/21/chartex" xmlns:cx3="http://schemas.microsoft.com/office/drawing/2016/5/9/chartex" xmlns:cx4="http://schemas.microsoft.com/office/drawing/2016/5/10/chartex" xmlns:cx5="http://schemas.microsoft.com/office/drawing/2016/5/11/chartex" xmlns:cx6="http://schemas.microsoft.com/office/drawing/2016/5/12/chartex" xmlns:cx7="http://schemas.microsoft.com/office/drawing/2016/5/13/chartex" xmlns:cx8="http://schemas.microsoft.com/office/drawing/2016/5/14/chartex" xmlns:mc="http://schemas.openxmlformats.org/markup-compatibility/2006" xmlns:aink="http://schemas.microsoft.com/office/drawing/2016/ink" xmlns:am3d="http://schemas.microsoft.com/office/drawing/2017/model3d" xmlns:o="urn:schemas-microsoft-com:office:office" xmlns:oel="http://schemas.microsoft.com/office/2019/extlst" xmlns:r="http://schemas.openxmlformats.org/officeDocument/2006/relationships" xmlns:m="http://schemas.openxmlformats.org/officeDocument/2006/math" xmlns:v="urn:schemas-microsoft-com:vml" xmlns:wp14="http://schemas.microsoft.com/office/word/2010/wordprocessingDrawing" xmlns:wp="http://schemas.openxmlformats.org/drawingml/2006/wordprocessingDrawing" xmlns:w10="urn:schemas-microsoft-com:office:word" xmlns:w="http://schemas.openxmlformats.org/wordprocessingml/2006/main" xmlns:w14="http://schemas.microsoft.com/office/word/2010/wordml" xmlns:w15="http://schemas.microsoft.com/office/word/2012/wordml" xmlns:w16cex="http://schemas.microsoft.com/office/word/2018/wordml/cex" xmlns:w16cid="http://schemas.microsoft.com/office/word/2016/wordml/cid" xmlns:w16="http://schemas.microsoft.com/office/word/2018/wordml" xmlns:w16du="http://schemas.microsoft.com/office/word/2023/wordml/word16du" xmlns:w16sdtdh="http://schemas.microsoft.com/office/word/2020/wordml/sdtdatahash" xmlns:w16sdtfl="http://schemas.microsoft.com/office/word/2024/wordml/sdtformatlock" xmlns:w16se="http://schemas.microsoft.com/office/word/2015/wordml/symex" xmlns:wpg="http://schemas.microsoft.com/office/word/2010/wordprocessingGroup" xmlns:wpi="http://schemas.microsoft.com/office/word/2010/wordprocessingInk" xmlns:wne="http://schemas.microsoft.com/office/word/2006/wordml" xmlns:wps="http://schemas.microsoft.com/office/word/2010/wordprocessingShape" mc:Ignorable="w14 w15 w16se w16cid w16 w16cex w16sdtdh w16sdtfl w16du wp14">
   <w15:person w15:author="Evan Tenorio">
     <w15:presenceInfo w15:providerId="None" w15:userId="Evan Tenorio"/>
   </w15:person>
@@ -2468,7 +2994,7 @@
 </file>
 
 <file path=word/styles.xml><?xml version="1.0" encoding="utf-8"?>
-<w:styles xmlns:mc="http://schemas.openxmlformats.org/markup-compatibility/2006" xmlns:r="http://schemas.openxmlformats.org/officeDocument/2006/relationships" xmlns:w="http://schemas.openxmlformats.org/wordprocessingml/2006/main" xmlns:w14="http://schemas.microsoft.com/office/word/2010/wordml" xmlns:w15="http://schemas.microsoft.com/office/word/2012/wordml" xmlns:w16cid="http://schemas.microsoft.com/office/word/2016/wordml/cid" xmlns:w16se="http://schemas.microsoft.com/office/word/2015/wordml/symex" mc:Ignorable="w14 w15 w16se w16cid">
+<w:styles xmlns:mc="http://schemas.openxmlformats.org/markup-compatibility/2006" xmlns:r="http://schemas.openxmlformats.org/officeDocument/2006/relationships" xmlns:w="http://schemas.openxmlformats.org/wordprocessingml/2006/main" xmlns:w14="http://schemas.microsoft.com/office/word/2010/wordml" xmlns:w15="http://schemas.microsoft.com/office/word/2012/wordml" xmlns:w16cex="http://schemas.microsoft.com/office/word/2018/wordml/cex" xmlns:w16cid="http://schemas.microsoft.com/office/word/2016/wordml/cid" xmlns:w16="http://schemas.microsoft.com/office/word/2018/wordml" xmlns:w16du="http://schemas.microsoft.com/office/word/2023/wordml/word16du" xmlns:w16sdtdh="http://schemas.microsoft.com/office/word/2020/wordml/sdtdatahash" xmlns:w16sdtfl="http://schemas.microsoft.com/office/word/2024/wordml/sdtformatlock" xmlns:w16se="http://schemas.microsoft.com/office/word/2015/wordml/symex" mc:Ignorable="w14 w15 w16se w16cid w16 w16cex w16sdtdh w16sdtfl w16du">
   <w:docDefaults>
     <w:rPrDefault>
       <w:rPr>
@@ -2484,7 +3010,7 @@
       </w:pPr>
     </w:pPrDefault>
   </w:docDefaults>
-  <w:latentStyles w:defLockedState="0" w:defUIPriority="99" w:defSemiHidden="0" w:defUnhideWhenUsed="0" w:defQFormat="0" w:count="375">
+  <w:latentStyles w:defLockedState="0" w:defUIPriority="99" w:defSemiHidden="0" w:defUnhideWhenUsed="0" w:defQFormat="0" w:count="376">
     <w:lsdException w:name="Normal" w:uiPriority="0" w:qFormat="1"/>
     <w:lsdException w:name="heading 1" w:uiPriority="9" w:qFormat="1"/>
     <w:lsdException w:name="heading 2" w:semiHidden="1" w:uiPriority="9" w:unhideWhenUsed="1" w:qFormat="1"/>
@@ -2860,6 +3386,7 @@
     <w:lsdException w:name="Smart Hyperlink" w:semiHidden="1" w:unhideWhenUsed="1"/>
     <w:lsdException w:name="Hashtag" w:semiHidden="1" w:unhideWhenUsed="1"/>
     <w:lsdException w:name="Unresolved Mention" w:semiHidden="1" w:unhideWhenUsed="1"/>
+    <w:lsdException w:name="Smart Link" w:semiHidden="1" w:unhideWhenUsed="1"/>
   </w:latentStyles>
   <w:style w:type="paragraph" w:default="1" w:styleId="Normal">
     <w:name w:val="Normal"/>
@@ -3323,15 +3850,6 @@
 </file>
 
 <file path=customXml/item1.xml><?xml version="1.0" encoding="utf-8"?>
-<?mso-contentType ?>
-<FormTemplates xmlns="http://schemas.microsoft.com/sharepoint/v3/contenttype/forms">
-  <Display>DocumentLibraryForm</Display>
-  <Edit>DocumentLibraryForm</Edit>
-  <New>DocumentLibraryForm</New>
-</FormTemplates>
-</file>
-
-<file path=customXml/item2.xml><?xml version="1.0" encoding="utf-8"?>
 <p:properties xmlns:p="http://schemas.microsoft.com/office/2006/metadata/properties" xmlns:xsi="http://www.w3.org/2001/XMLSchema-instance" xmlns:pc="http://schemas.microsoft.com/office/infopath/2007/PartnerControls">
   <documentManagement>
     <_activity xmlns="381ae226-ed8d-42b5-89e8-bafe2870bc59" xsi:nil="true"/>
@@ -3339,7 +3857,7 @@
 </p:properties>
 </file>
 
-<file path=customXml/item3.xml><?xml version="1.0" encoding="utf-8"?>
+<file path=customXml/item2.xml><?xml version="1.0" encoding="utf-8"?>
 <ct:contentTypeSchema xmlns:ct="http://schemas.microsoft.com/office/2006/metadata/contentType" xmlns:ma="http://schemas.microsoft.com/office/2006/metadata/properties/metaAttributes" ct:_="" ma:_="" ma:contentTypeName="Document" ma:contentTypeID="0x01010083A36D63796CDA448658D4C6E26819E3" ma:contentTypeVersion="9" ma:contentTypeDescription="Create a new document." ma:contentTypeScope="" ma:versionID="bd90bb11296c2c4b5ba164726c460751">
   <xsd:schema xmlns:xsd="http://www.w3.org/2001/XMLSchema" xmlns:xs="http://www.w3.org/2001/XMLSchema" xmlns:p="http://schemas.microsoft.com/office/2006/metadata/properties" xmlns:ns3="381ae226-ed8d-42b5-89e8-bafe2870bc59" targetNamespace="http://schemas.microsoft.com/office/2006/metadata/properties" ma:root="true" ma:fieldsID="cb7e1957f95de54cde2589d9923a2bbb" ns3:_="">
     <xsd:import namespace="381ae226-ed8d-42b5-89e8-bafe2870bc59"/>
@@ -3515,31 +4033,30 @@
 </ct:contentTypeSchema>
 </file>
 
+<file path=customXml/item3.xml><?xml version="1.0" encoding="utf-8"?>
+<?mso-contentType ?>
+<FormTemplates xmlns="http://schemas.microsoft.com/sharepoint/v3/contenttype/forms">
+  <Display>DocumentLibraryForm</Display>
+  <Edit>DocumentLibraryForm</Edit>
+  <New>DocumentLibraryForm</New>
+</FormTemplates>
+</file>
+
+<file path=customXml/item4.xml><?xml version="1.0" encoding="utf-8"?>
+<b:Sources xmlns:b="http://schemas.openxmlformats.org/officeDocument/2006/bibliography" xmlns="http://schemas.openxmlformats.org/officeDocument/2006/bibliography" SelectedStyle="\APASixthEditionOfficeOnline.xsl" StyleName="APA" Version="6"/>
+</file>
+
 <file path=customXml/itemProps1.xml><?xml version="1.0" encoding="utf-8"?>
-<ds:datastoreItem xmlns:ds="http://schemas.openxmlformats.org/officeDocument/2006/customXml" ds:itemID="{E86C7B11-1CB1-4AE1-A9C4-289C54A9535E}">
+<ds:datastoreItem xmlns:ds="http://schemas.openxmlformats.org/officeDocument/2006/customXml" ds:itemID="{286FD02C-080F-456D-BB9F-C105DF439D1A}">
   <ds:schemaRefs>
-    <ds:schemaRef ds:uri="http://schemas.microsoft.com/sharepoint/v3/contenttype/forms"/>
+    <ds:schemaRef ds:uri="http://schemas.microsoft.com/office/2006/metadata/properties"/>
+    <ds:schemaRef ds:uri="http://schemas.microsoft.com/office/infopath/2007/PartnerControls"/>
+    <ds:schemaRef ds:uri="381ae226-ed8d-42b5-89e8-bafe2870bc59"/>
   </ds:schemaRefs>
 </ds:datastoreItem>
 </file>
 
 <file path=customXml/itemProps2.xml><?xml version="1.0" encoding="utf-8"?>
-<ds:datastoreItem xmlns:ds="http://schemas.openxmlformats.org/officeDocument/2006/customXml" ds:itemID="{286FD02C-080F-456D-BB9F-C105DF439D1A}">
-  <ds:schemaRefs>
-    <ds:schemaRef ds:uri="http://purl.org/dc/dcmitype/"/>
-    <ds:schemaRef ds:uri="http://schemas.microsoft.com/office/2006/documentManagement/types"/>
-    <ds:schemaRef ds:uri="381ae226-ed8d-42b5-89e8-bafe2870bc59"/>
-    <ds:schemaRef ds:uri="http://purl.org/dc/elements/1.1/"/>
-    <ds:schemaRef ds:uri="http://schemas.microsoft.com/office/infopath/2007/PartnerControls"/>
-    <ds:schemaRef ds:uri="http://purl.org/dc/terms/"/>
-    <ds:schemaRef ds:uri="http://schemas.openxmlformats.org/package/2006/metadata/core-properties"/>
-    <ds:schemaRef ds:uri="http://schemas.microsoft.com/office/2006/metadata/properties"/>
-    <ds:schemaRef ds:uri="http://www.w3.org/XML/1998/namespace"/>
-  </ds:schemaRefs>
-</ds:datastoreItem>
-</file>
-
-<file path=customXml/itemProps3.xml><?xml version="1.0" encoding="utf-8"?>
 <ds:datastoreItem xmlns:ds="http://schemas.openxmlformats.org/officeDocument/2006/customXml" ds:itemID="{3B5F7607-B9AB-445C-8082-EB554096BB03}">
   <ds:schemaRefs>
     <ds:schemaRef ds:uri="http://schemas.microsoft.com/office/2006/metadata/contentType"/>
@@ -3555,4 +4072,20 @@
     <ds:schemaRef ds:uri="http://schemas.microsoft.com/internal/obd"/>
   </ds:schemaRefs>
 </ds:datastoreItem>
+</file>
+
+<file path=customXml/itemProps3.xml><?xml version="1.0" encoding="utf-8"?>
+<ds:datastoreItem xmlns:ds="http://schemas.openxmlformats.org/officeDocument/2006/customXml" ds:itemID="{E86C7B11-1CB1-4AE1-A9C4-289C54A9535E}">
+  <ds:schemaRefs>
+    <ds:schemaRef ds:uri="http://schemas.microsoft.com/sharepoint/v3/contenttype/forms"/>
+  </ds:schemaRefs>
+</ds:datastoreItem>
+</file>
+
+<file path=customXml/itemProps4.xml><?xml version="1.0" encoding="utf-8"?>
+<ds:datastoreItem xmlns:ds="http://schemas.openxmlformats.org/officeDocument/2006/customXml" ds:itemID="{AA1F8D38-BA52-48D5-9126-1CE5EECDC744}">
+  <ds:schemaRefs>
+    <ds:schemaRef ds:uri="http://schemas.openxmlformats.org/officeDocument/2006/bibliography"/>
+  </ds:schemaRefs>
+</ds:datastoreItem>
 </file>